--- a/Auto Forage cotation generation/Auto Forage cotation generation/Resources/template.docx
+++ b/Auto Forage cotation generation/Auto Forage cotation generation/Resources/template.docx
@@ -13,21 +13,296 @@
       </w:pPr>
       <w:r>
         <w:rPr>
-          <w:rFonts w:ascii="Times New Roman" w:eastAsia="Times New Roman" w:hAnsi="Times New Roman" w:cs="Times New Roman"/>
-          <w:b/>
-          <w:bCs/>
-          <w:szCs w:val="24"/>
+          <w:rFonts w:ascii="Times New Roman" w:hAnsi="Times New Roman" w:cs="Times New Roman"/>
+          <w:noProof/>
+          <w:lang w:val="en-US"/>
         </w:rPr>
-        <w:t>Date</w:t>
+        <mc:AlternateContent>
+          <mc:Choice Requires="wpg">
+            <w:drawing>
+              <wp:anchor distT="0" distB="0" distL="114300" distR="114300" simplePos="0" relativeHeight="251659264" behindDoc="1" locked="0" layoutInCell="1" allowOverlap="1">
+                <wp:simplePos x="0" y="0"/>
+                <wp:positionH relativeFrom="column">
+                  <wp:posOffset>-1076325</wp:posOffset>
+                </wp:positionH>
+                <wp:positionV relativeFrom="paragraph">
+                  <wp:posOffset>-1790700</wp:posOffset>
+                </wp:positionV>
+                <wp:extent cx="790575" cy="9915525"/>
+                <wp:effectExtent l="0" t="0" r="9525" b="9525"/>
+                <wp:wrapNone/>
+                <wp:docPr id="180" name="Group 180"/>
+                <wp:cNvGraphicFramePr/>
+                <a:graphic xmlns:a="http://schemas.openxmlformats.org/drawingml/2006/main">
+                  <a:graphicData uri="http://schemas.microsoft.com/office/word/2010/wordprocessingGroup">
+                    <wpg:wgp>
+                      <wpg:cNvGrpSpPr/>
+                      <wpg:grpSpPr>
+                        <a:xfrm>
+                          <a:off x="0" y="0"/>
+                          <a:ext cx="790575" cy="9915525"/>
+                          <a:chOff x="0" y="-9525"/>
+                          <a:chExt cx="914400" cy="9382125"/>
+                        </a:xfrm>
+                      </wpg:grpSpPr>
+                      <wps:wsp>
+                        <wps:cNvPr id="181" name="Rectangle 181"/>
+                        <wps:cNvSpPr/>
+                        <wps:spPr>
+                          <a:xfrm>
+                            <a:off x="0" y="0"/>
+                            <a:ext cx="914400" cy="9372600"/>
+                          </a:xfrm>
+                          <a:prstGeom prst="rect">
+                            <a:avLst/>
+                          </a:prstGeom>
+                          <a:solidFill>
+                            <a:schemeClr val="bg1">
+                              <a:alpha val="0"/>
+                            </a:schemeClr>
+                          </a:solidFill>
+                          <a:ln>
+                            <a:noFill/>
+                          </a:ln>
+                        </wps:spPr>
+                        <wps:style>
+                          <a:lnRef idx="2">
+                            <a:schemeClr val="accent1">
+                              <a:shade val="50000"/>
+                            </a:schemeClr>
+                          </a:lnRef>
+                          <a:fillRef idx="1">
+                            <a:schemeClr val="accent1"/>
+                          </a:fillRef>
+                          <a:effectRef idx="0">
+                            <a:schemeClr val="accent1"/>
+                          </a:effectRef>
+                          <a:fontRef idx="minor">
+                            <a:schemeClr val="lt1"/>
+                          </a:fontRef>
+                        </wps:style>
+                        <wps:bodyPr rot="0" spcFirstLastPara="0" vertOverflow="overflow" horzOverflow="overflow" vert="horz" wrap="square" lIns="91440" tIns="45720" rIns="91440" bIns="45720" numCol="1" spcCol="0" rtlCol="0" fromWordArt="0" anchor="ctr" anchorCtr="0" forceAA="0" compatLnSpc="1">
+                          <a:prstTxWarp prst="textNoShape">
+                            <a:avLst/>
+                          </a:prstTxWarp>
+                          <a:noAutofit/>
+                        </wps:bodyPr>
+                      </wps:wsp>
+                      <wpg:grpSp>
+                        <wpg:cNvPr id="182" name="Group 182"/>
+                        <wpg:cNvGrpSpPr/>
+                        <wpg:grpSpPr>
+                          <a:xfrm>
+                            <a:off x="227566" y="-9525"/>
+                            <a:ext cx="685800" cy="9372981"/>
+                            <a:chOff x="0" y="-9525"/>
+                            <a:chExt cx="685800" cy="9372981"/>
+                          </a:xfrm>
+                        </wpg:grpSpPr>
+                        <wps:wsp>
+                          <wps:cNvPr id="183" name="Rectangle 5"/>
+                          <wps:cNvSpPr/>
+                          <wps:spPr>
+                            <a:xfrm>
+                              <a:off x="0" y="0"/>
+                              <a:ext cx="667512" cy="9363456"/>
+                            </a:xfrm>
+                            <a:custGeom>
+                              <a:avLst/>
+                              <a:gdLst>
+                                <a:gd name="connsiteX0" fmla="*/ 0 w 667707"/>
+                                <a:gd name="connsiteY0" fmla="*/ 0 h 9363456"/>
+                                <a:gd name="connsiteX1" fmla="*/ 667707 w 667707"/>
+                                <a:gd name="connsiteY1" fmla="*/ 0 h 9363456"/>
+                                <a:gd name="connsiteX2" fmla="*/ 667707 w 667707"/>
+                                <a:gd name="connsiteY2" fmla="*/ 9363456 h 9363456"/>
+                                <a:gd name="connsiteX3" fmla="*/ 0 w 667707"/>
+                                <a:gd name="connsiteY3" fmla="*/ 9363456 h 9363456"/>
+                                <a:gd name="connsiteX4" fmla="*/ 0 w 667707"/>
+                                <a:gd name="connsiteY4" fmla="*/ 0 h 9363456"/>
+                                <a:gd name="connsiteX0" fmla="*/ 0 w 667718"/>
+                                <a:gd name="connsiteY0" fmla="*/ 0 h 9363456"/>
+                                <a:gd name="connsiteX1" fmla="*/ 667707 w 667718"/>
+                                <a:gd name="connsiteY1" fmla="*/ 0 h 9363456"/>
+                                <a:gd name="connsiteX2" fmla="*/ 667718 w 667718"/>
+                                <a:gd name="connsiteY2" fmla="*/ 3971925 h 9363456"/>
+                                <a:gd name="connsiteX3" fmla="*/ 667707 w 667718"/>
+                                <a:gd name="connsiteY3" fmla="*/ 9363456 h 9363456"/>
+                                <a:gd name="connsiteX4" fmla="*/ 0 w 667718"/>
+                                <a:gd name="connsiteY4" fmla="*/ 9363456 h 9363456"/>
+                                <a:gd name="connsiteX5" fmla="*/ 0 w 667718"/>
+                                <a:gd name="connsiteY5" fmla="*/ 0 h 9363456"/>
+                                <a:gd name="connsiteX0" fmla="*/ 0 w 667707"/>
+                                <a:gd name="connsiteY0" fmla="*/ 0 h 9363456"/>
+                                <a:gd name="connsiteX1" fmla="*/ 667707 w 667707"/>
+                                <a:gd name="connsiteY1" fmla="*/ 0 h 9363456"/>
+                                <a:gd name="connsiteX2" fmla="*/ 448643 w 667707"/>
+                                <a:gd name="connsiteY2" fmla="*/ 5314677 h 9363456"/>
+                                <a:gd name="connsiteX3" fmla="*/ 667707 w 667707"/>
+                                <a:gd name="connsiteY3" fmla="*/ 9363456 h 9363456"/>
+                                <a:gd name="connsiteX4" fmla="*/ 0 w 667707"/>
+                                <a:gd name="connsiteY4" fmla="*/ 9363456 h 9363456"/>
+                                <a:gd name="connsiteX5" fmla="*/ 0 w 667707"/>
+                                <a:gd name="connsiteY5" fmla="*/ 0 h 9363456"/>
+                              </a:gdLst>
+                              <a:ahLst/>
+                              <a:cxnLst>
+                                <a:cxn ang="0">
+                                  <a:pos x="connsiteX0" y="connsiteY0"/>
+                                </a:cxn>
+                                <a:cxn ang="0">
+                                  <a:pos x="connsiteX1" y="connsiteY1"/>
+                                </a:cxn>
+                                <a:cxn ang="0">
+                                  <a:pos x="connsiteX2" y="connsiteY2"/>
+                                </a:cxn>
+                                <a:cxn ang="0">
+                                  <a:pos x="connsiteX3" y="connsiteY3"/>
+                                </a:cxn>
+                                <a:cxn ang="0">
+                                  <a:pos x="connsiteX4" y="connsiteY4"/>
+                                </a:cxn>
+                                <a:cxn ang="0">
+                                  <a:pos x="connsiteX5" y="connsiteY5"/>
+                                </a:cxn>
+                              </a:cxnLst>
+                              <a:rect l="l" t="t" r="r" b="b"/>
+                              <a:pathLst>
+                                <a:path w="667707" h="9363456">
+                                  <a:moveTo>
+                                    <a:pt x="0" y="0"/>
+                                  </a:moveTo>
+                                  <a:lnTo>
+                                    <a:pt x="667707" y="0"/>
+                                  </a:lnTo>
+                                  <a:cubicBezTo>
+                                    <a:pt x="667711" y="1323975"/>
+                                    <a:pt x="448639" y="3990702"/>
+                                    <a:pt x="448643" y="5314677"/>
+                                  </a:cubicBezTo>
+                                  <a:cubicBezTo>
+                                    <a:pt x="448639" y="7111854"/>
+                                    <a:pt x="667711" y="7566279"/>
+                                    <a:pt x="667707" y="9363456"/>
+                                  </a:cubicBezTo>
+                                  <a:lnTo>
+                                    <a:pt x="0" y="9363456"/>
+                                  </a:lnTo>
+                                  <a:lnTo>
+                                    <a:pt x="0" y="0"/>
+                                  </a:lnTo>
+                                  <a:close/>
+                                </a:path>
+                              </a:pathLst>
+                            </a:custGeom>
+                            <a:ln>
+                              <a:noFill/>
+                            </a:ln>
+                          </wps:spPr>
+                          <wps:style>
+                            <a:lnRef idx="2">
+                              <a:schemeClr val="accent1">
+                                <a:shade val="50000"/>
+                              </a:schemeClr>
+                            </a:lnRef>
+                            <a:fillRef idx="1">
+                              <a:schemeClr val="accent1"/>
+                            </a:fillRef>
+                            <a:effectRef idx="0">
+                              <a:schemeClr val="accent1"/>
+                            </a:effectRef>
+                            <a:fontRef idx="minor">
+                              <a:schemeClr val="lt1"/>
+                            </a:fontRef>
+                          </wps:style>
+                          <wps:bodyPr rot="0" spcFirstLastPara="0" vertOverflow="overflow" horzOverflow="overflow" vert="horz" wrap="square" lIns="91440" tIns="45720" rIns="91440" bIns="45720" numCol="1" spcCol="0" rtlCol="0" fromWordArt="0" anchor="ctr" anchorCtr="0" forceAA="0" compatLnSpc="1">
+                            <a:prstTxWarp prst="textNoShape">
+                              <a:avLst/>
+                            </a:prstTxWarp>
+                            <a:noAutofit/>
+                          </wps:bodyPr>
+                        </wps:wsp>
+                        <wps:wsp>
+                          <wps:cNvPr id="184" name="Rectangle 184"/>
+                          <wps:cNvSpPr/>
+                          <wps:spPr>
+                            <a:xfrm>
+                              <a:off x="0" y="-9525"/>
+                              <a:ext cx="685800" cy="9372600"/>
+                            </a:xfrm>
+                            <a:prstGeom prst="rect">
+                              <a:avLst/>
+                            </a:prstGeom>
+                            <a:blipFill>
+                              <a:blip r:embed="rId8"/>
+                              <a:stretch>
+                                <a:fillRect/>
+                              </a:stretch>
+                            </a:blipFill>
+                            <a:ln>
+                              <a:noFill/>
+                            </a:ln>
+                          </wps:spPr>
+                          <wps:style>
+                            <a:lnRef idx="2">
+                              <a:schemeClr val="accent1">
+                                <a:shade val="50000"/>
+                              </a:schemeClr>
+                            </a:lnRef>
+                            <a:fillRef idx="1">
+                              <a:schemeClr val="accent1"/>
+                            </a:fillRef>
+                            <a:effectRef idx="0">
+                              <a:schemeClr val="accent1"/>
+                            </a:effectRef>
+                            <a:fontRef idx="minor">
+                              <a:schemeClr val="lt1"/>
+                            </a:fontRef>
+                          </wps:style>
+                          <wps:bodyPr rot="0" spcFirstLastPara="0" vertOverflow="overflow" horzOverflow="overflow" vert="horz" wrap="square" lIns="91440" tIns="45720" rIns="91440" bIns="45720" numCol="1" spcCol="0" rtlCol="0" fromWordArt="0" anchor="ctr" anchorCtr="0" forceAA="0" compatLnSpc="1">
+                            <a:prstTxWarp prst="textNoShape">
+                              <a:avLst/>
+                            </a:prstTxWarp>
+                            <a:noAutofit/>
+                          </wps:bodyPr>
+                        </wps:wsp>
+                      </wpg:grpSp>
+                    </wpg:wgp>
+                  </a:graphicData>
+                </a:graphic>
+                <wp14:sizeRelH relativeFrom="margin">
+                  <wp14:pctWidth>0</wp14:pctWidth>
+                </wp14:sizeRelH>
+                <wp14:sizeRelV relativeFrom="margin">
+                  <wp14:pctHeight>0</wp14:pctHeight>
+                </wp14:sizeRelV>
+              </wp:anchor>
+            </w:drawing>
+          </mc:Choice>
+          <mc:Fallback>
+            <w:pict>
+              <v:group w14:anchorId="55DF0444" id="Group 180" o:spid="_x0000_s1026" style="position:absolute;margin-left:-84.75pt;margin-top:-141pt;width:62.25pt;height:780.75pt;z-index:-251657216;mso-width-relative:margin;mso-height-relative:margin" coordorigin=",-95" coordsize="9144,93821" o:gfxdata="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">
+                <v:rect id="Rectangle 181" o:spid="_x0000_s1027" style="position:absolute;width:9144;height:93726;visibility:visible;mso-wrap-style:square;v-text-anchor:middle" o:gfxdata="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" fillcolor="white [3212]" stroked="f" strokeweight="1pt">
+                  <v:fill opacity="0"/>
+                </v:rect>
+                <v:group id="Group 182" o:spid="_x0000_s1028" style="position:absolute;left:2275;top:-95;width:6858;height:93729" coordorigin=",-95" coordsize="6858,93729" o:gfxdata="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">
+                  <v:shape id="Rectangle 5" o:spid="_x0000_s1029" style="position:absolute;width:6675;height:93634;visibility:visible;mso-wrap-style:square;v-text-anchor:middle" coordsize="667707,9363456" o:gfxdata="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" path="m,l667707,v4,1323975,-219068,3990702,-219064,5314677c448639,7111854,667711,7566279,667707,9363456l,9363456,,xe" fillcolor="#5b9bd5 [3204]" stroked="f" strokeweight="1pt">
+                    <v:stroke joinstyle="miter"/>
+                    <v:path arrowok="t" o:connecttype="custom" o:connectlocs="0,0;667512,0;448512,5314677;667512,9363456;0,9363456;0,0" o:connectangles="0,0,0,0,0,0"/>
+                  </v:shape>
+                  <v:rect id="Rectangle 184" o:spid="_x0000_s1030" style="position:absolute;top:-95;width:6858;height:93725;visibility:visible;mso-wrap-style:square;v-text-anchor:middle" o:gfxdata="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" stroked="f" strokeweight="1pt">
+                    <v:fill r:id="rId9" o:title="" recolor="t" rotate="t" type="frame"/>
+                  </v:rect>
+                </v:group>
+              </v:group>
+            </w:pict>
+          </mc:Fallback>
+        </mc:AlternateContent>
       </w:r>
       <w:r>
         <w:rPr>
-          <w:rFonts w:ascii="Times New Roman" w:eastAsia="Times New Roman" w:hAnsi="Times New Roman" w:cs="Times New Roman"/>
-          <w:szCs w:val="24"/>
+          <w:rFonts w:ascii="Times New Roman" w:hAnsi="Times New Roman" w:cs="Times New Roman"/>
         </w:rPr>
-        <w:t xml:space="preserve">: </w:t>
-      </w:r>
-      <w:r>
         <w:t>[Date actuelle]</w:t>
       </w:r>
     </w:p>
@@ -78,6 +353,7 @@
       <w:r>
         <w:rPr>
           <w:rFonts w:ascii="Times New Roman" w:eastAsia="Times New Roman" w:hAnsi="Times New Roman" w:cs="Times New Roman"/>
+          <w:b/>
           <w:sz w:val="32"/>
           <w:szCs w:val="24"/>
         </w:rPr>
@@ -218,27 +494,6 @@
     </w:p>
     <w:p>
       <w:pPr>
-        <w:spacing w:after="0" w:line="276" w:lineRule="auto"/>
-        <w:ind w:left="360"/>
-        <w:rPr>
-          <w:rFonts w:ascii="Times New Roman" w:eastAsia="Times New Roman" w:hAnsi="Times New Roman" w:cs="Times New Roman"/>
-          <w:sz w:val="24"/>
-          <w:szCs w:val="24"/>
-        </w:rPr>
-      </w:pPr>
-      <w:r>
-        <w:rPr>
-          <w:rFonts w:ascii="Times New Roman" w:eastAsia="Times New Roman" w:hAnsi="Times New Roman" w:cs="Times New Roman"/>
-          <w:b/>
-          <w:bCs/>
-          <w:sz w:val="24"/>
-          <w:szCs w:val="24"/>
-        </w:rPr>
-        <w:t>Référence du devis: [Numéro ou code de devis]</w:t>
-      </w:r>
-    </w:p>
-    <w:p>
-      <w:pPr>
         <w:spacing w:after="0" w:line="240" w:lineRule="auto"/>
         <w:rPr>
           <w:rFonts w:ascii="Times New Roman" w:eastAsia="Times New Roman" w:hAnsi="Times New Roman" w:cs="Times New Roman"/>
@@ -316,25 +571,7 @@
           <w:sz w:val="24"/>
           <w:szCs w:val="24"/>
         </w:rPr>
-        <w:t>[</w:t>
-      </w:r>
-      <w:r>
-        <w:rPr>
-          <w:rFonts w:ascii="Times New Roman" w:eastAsia="Times New Roman" w:hAnsi="Times New Roman" w:cs="Times New Roman"/>
-          <w:bCs/>
-          <w:sz w:val="24"/>
-          <w:szCs w:val="24"/>
-        </w:rPr>
-        <w:t>description</w:t>
-      </w:r>
-      <w:r>
-        <w:rPr>
-          <w:rFonts w:ascii="Times New Roman" w:eastAsia="Times New Roman" w:hAnsi="Times New Roman" w:cs="Times New Roman"/>
-          <w:bCs/>
-          <w:sz w:val="24"/>
-          <w:szCs w:val="24"/>
-        </w:rPr>
-        <w:t>]</w:t>
+        <w:t>[description]</w:t>
       </w:r>
     </w:p>
     <w:p>
@@ -355,17 +592,7 @@
           <w:sz w:val="24"/>
           <w:szCs w:val="24"/>
         </w:rPr>
-        <w:t>Profondeur estimée :</w:t>
-      </w:r>
-      <w:r>
-        <w:rPr>
-          <w:rFonts w:ascii="Times New Roman" w:eastAsia="Times New Roman" w:hAnsi="Times New Roman" w:cs="Times New Roman"/>
-          <w:b/>
-          <w:bCs/>
-          <w:sz w:val="24"/>
-          <w:szCs w:val="24"/>
-        </w:rPr>
-        <w:t xml:space="preserve"> </w:t>
+        <w:t xml:space="preserve">Profondeur estimée : </w:t>
       </w:r>
       <w:r>
         <w:rPr>
@@ -374,25 +601,7 @@
           <w:sz w:val="24"/>
           <w:szCs w:val="24"/>
         </w:rPr>
-        <w:t>[</w:t>
-      </w:r>
-      <w:r>
-        <w:rPr>
-          <w:rFonts w:ascii="Times New Roman" w:eastAsia="Times New Roman" w:hAnsi="Times New Roman" w:cs="Times New Roman"/>
-          <w:bCs/>
-          <w:sz w:val="24"/>
-          <w:szCs w:val="24"/>
-        </w:rPr>
-        <w:t>depth</w:t>
-      </w:r>
-      <w:r>
-        <w:rPr>
-          <w:rFonts w:ascii="Times New Roman" w:eastAsia="Times New Roman" w:hAnsi="Times New Roman" w:cs="Times New Roman"/>
-          <w:bCs/>
-          <w:sz w:val="24"/>
-          <w:szCs w:val="24"/>
-        </w:rPr>
-        <w:t>]</w:t>
+        <w:t>[depth]</w:t>
       </w:r>
     </w:p>
     <w:p>
@@ -432,25 +641,7 @@
           <w:sz w:val="24"/>
           <w:szCs w:val="24"/>
         </w:rPr>
-        <w:t>[</w:t>
-      </w:r>
-      <w:r>
-        <w:rPr>
-          <w:rFonts w:ascii="Times New Roman" w:eastAsia="Times New Roman" w:hAnsi="Times New Roman" w:cs="Times New Roman"/>
-          <w:bCs/>
-          <w:sz w:val="24"/>
-          <w:szCs w:val="24"/>
-        </w:rPr>
-        <w:t>lieu</w:t>
-      </w:r>
-      <w:r>
-        <w:rPr>
-          <w:rFonts w:ascii="Times New Roman" w:eastAsia="Times New Roman" w:hAnsi="Times New Roman" w:cs="Times New Roman"/>
-          <w:bCs/>
-          <w:sz w:val="24"/>
-          <w:szCs w:val="24"/>
-        </w:rPr>
-        <w:t>]</w:t>
+        <w:t>[lieu]</w:t>
       </w:r>
     </w:p>
     <w:p>
@@ -491,21 +682,22 @@
     <w:tbl>
       <w:tblPr>
         <w:tblStyle w:val="TableGrid"/>
-        <w:tblW w:w="0" w:type="auto"/>
+        <w:tblW w:w="9985" w:type="dxa"/>
+        <w:tblLayout w:type="fixed"/>
         <w:tblLook w:val="04A0" w:firstRow="1" w:lastRow="0" w:firstColumn="1" w:lastColumn="0" w:noHBand="0" w:noVBand="1"/>
       </w:tblPr>
       <w:tblGrid>
-        <w:gridCol w:w="560"/>
-        <w:gridCol w:w="3516"/>
-        <w:gridCol w:w="1274"/>
-        <w:gridCol w:w="1056"/>
-        <w:gridCol w:w="1737"/>
-        <w:gridCol w:w="1207"/>
+        <w:gridCol w:w="559"/>
+        <w:gridCol w:w="3306"/>
+        <w:gridCol w:w="1170"/>
+        <w:gridCol w:w="990"/>
+        <w:gridCol w:w="2160"/>
+        <w:gridCol w:w="1800"/>
       </w:tblGrid>
       <w:tr>
         <w:tc>
           <w:tcPr>
-            <w:tcW w:w="560" w:type="dxa"/>
+            <w:tcW w:w="559" w:type="dxa"/>
             <w:shd w:val="clear" w:color="auto" w:fill="5B9BD5" w:themeFill="accent1"/>
           </w:tcPr>
           <w:p>
@@ -513,6 +705,7 @@
               <w:rPr>
                 <w:rFonts w:ascii="Times New Roman" w:hAnsi="Times New Roman" w:cs="Times New Roman"/>
                 <w:b/>
+                <w:color w:val="000000" w:themeColor="text1"/>
                 <w:sz w:val="24"/>
                 <w:szCs w:val="24"/>
               </w:rPr>
@@ -521,6 +714,7 @@
               <w:rPr>
                 <w:rFonts w:ascii="Times New Roman" w:hAnsi="Times New Roman" w:cs="Times New Roman"/>
                 <w:b/>
+                <w:color w:val="000000" w:themeColor="text1"/>
                 <w:sz w:val="24"/>
                 <w:szCs w:val="24"/>
               </w:rPr>
@@ -530,7 +724,7 @@
         </w:tc>
         <w:tc>
           <w:tcPr>
-            <w:tcW w:w="3516" w:type="dxa"/>
+            <w:tcW w:w="3306" w:type="dxa"/>
             <w:shd w:val="clear" w:color="auto" w:fill="5B9BD5" w:themeFill="accent1"/>
           </w:tcPr>
           <w:p>
@@ -538,6 +732,7 @@
               <w:rPr>
                 <w:rFonts w:ascii="Times New Roman" w:hAnsi="Times New Roman" w:cs="Times New Roman"/>
                 <w:b/>
+                <w:color w:val="000000" w:themeColor="text1"/>
                 <w:sz w:val="24"/>
                 <w:szCs w:val="24"/>
               </w:rPr>
@@ -546,6 +741,7 @@
               <w:rPr>
                 <w:rFonts w:ascii="Times New Roman" w:hAnsi="Times New Roman" w:cs="Times New Roman"/>
                 <w:b/>
+                <w:color w:val="000000" w:themeColor="text1"/>
                 <w:sz w:val="24"/>
                 <w:szCs w:val="24"/>
               </w:rPr>
@@ -555,14 +751,16 @@
         </w:tc>
         <w:tc>
           <w:tcPr>
-            <w:tcW w:w="1274" w:type="dxa"/>
+            <w:tcW w:w="1170" w:type="dxa"/>
             <w:shd w:val="clear" w:color="auto" w:fill="5B9BD5" w:themeFill="accent1"/>
           </w:tcPr>
           <w:p>
             <w:pPr>
+              <w:jc w:val="center"/>
               <w:rPr>
                 <w:rFonts w:ascii="Times New Roman" w:hAnsi="Times New Roman" w:cs="Times New Roman"/>
                 <w:b/>
+                <w:color w:val="000000" w:themeColor="text1"/>
                 <w:sz w:val="24"/>
                 <w:szCs w:val="24"/>
               </w:rPr>
@@ -571,6 +769,7 @@
               <w:rPr>
                 <w:rFonts w:ascii="Times New Roman" w:hAnsi="Times New Roman" w:cs="Times New Roman"/>
                 <w:b/>
+                <w:color w:val="000000" w:themeColor="text1"/>
                 <w:sz w:val="24"/>
                 <w:szCs w:val="24"/>
               </w:rPr>
@@ -580,14 +779,16 @@
         </w:tc>
         <w:tc>
           <w:tcPr>
-            <w:tcW w:w="1056" w:type="dxa"/>
+            <w:tcW w:w="990" w:type="dxa"/>
             <w:shd w:val="clear" w:color="auto" w:fill="5B9BD5" w:themeFill="accent1"/>
           </w:tcPr>
           <w:p>
             <w:pPr>
+              <w:jc w:val="center"/>
               <w:rPr>
                 <w:rFonts w:ascii="Times New Roman" w:hAnsi="Times New Roman" w:cs="Times New Roman"/>
                 <w:b/>
+                <w:color w:val="000000" w:themeColor="text1"/>
                 <w:sz w:val="24"/>
                 <w:szCs w:val="24"/>
               </w:rPr>
@@ -596,6 +797,7 @@
               <w:rPr>
                 <w:rFonts w:ascii="Times New Roman" w:hAnsi="Times New Roman" w:cs="Times New Roman"/>
                 <w:b/>
+                <w:color w:val="000000" w:themeColor="text1"/>
                 <w:sz w:val="24"/>
                 <w:szCs w:val="24"/>
               </w:rPr>
@@ -605,14 +807,16 @@
         </w:tc>
         <w:tc>
           <w:tcPr>
-            <w:tcW w:w="1737" w:type="dxa"/>
+            <w:tcW w:w="2160" w:type="dxa"/>
             <w:shd w:val="clear" w:color="auto" w:fill="5B9BD5" w:themeFill="accent1"/>
           </w:tcPr>
           <w:p>
             <w:pPr>
+              <w:jc w:val="right"/>
               <w:rPr>
                 <w:rFonts w:ascii="Times New Roman" w:hAnsi="Times New Roman" w:cs="Times New Roman"/>
                 <w:b/>
+                <w:color w:val="000000" w:themeColor="text1"/>
                 <w:sz w:val="24"/>
                 <w:szCs w:val="24"/>
               </w:rPr>
@@ -621,6 +825,7 @@
               <w:rPr>
                 <w:rFonts w:ascii="Times New Roman" w:hAnsi="Times New Roman" w:cs="Times New Roman"/>
                 <w:b/>
+                <w:color w:val="000000" w:themeColor="text1"/>
                 <w:sz w:val="24"/>
                 <w:szCs w:val="24"/>
               </w:rPr>
@@ -630,15 +835,27 @@
               <w:rPr>
                 <w:rFonts w:ascii="Times New Roman" w:hAnsi="Times New Roman" w:cs="Times New Roman"/>
                 <w:b/>
-                <w:sz w:val="24"/>
-                <w:szCs w:val="24"/>
-              </w:rPr>
-              <w:t>XFA</w:t>
+                <w:color w:val="000000" w:themeColor="text1"/>
+                <w:sz w:val="24"/>
+                <w:szCs w:val="24"/>
+              </w:rPr>
+              <w:t>C</w:t>
             </w:r>
             <w:r>
               <w:rPr>
                 <w:rFonts w:ascii="Times New Roman" w:hAnsi="Times New Roman" w:cs="Times New Roman"/>
                 <w:b/>
+                <w:color w:val="000000" w:themeColor="text1"/>
+                <w:sz w:val="24"/>
+                <w:szCs w:val="24"/>
+              </w:rPr>
+              <w:t>FA</w:t>
+            </w:r>
+            <w:r>
+              <w:rPr>
+                <w:rFonts w:ascii="Times New Roman" w:hAnsi="Times New Roman" w:cs="Times New Roman"/>
+                <w:b/>
+                <w:color w:val="000000" w:themeColor="text1"/>
                 <w:sz w:val="24"/>
                 <w:szCs w:val="24"/>
               </w:rPr>
@@ -648,14 +865,16 @@
         </w:tc>
         <w:tc>
           <w:tcPr>
-            <w:tcW w:w="1207" w:type="dxa"/>
+            <w:tcW w:w="1800" w:type="dxa"/>
             <w:shd w:val="clear" w:color="auto" w:fill="5B9BD5" w:themeFill="accent1"/>
           </w:tcPr>
           <w:p>
             <w:pPr>
+              <w:jc w:val="right"/>
               <w:rPr>
                 <w:rFonts w:ascii="Times New Roman" w:hAnsi="Times New Roman" w:cs="Times New Roman"/>
                 <w:b/>
+                <w:color w:val="000000" w:themeColor="text1"/>
                 <w:sz w:val="24"/>
                 <w:szCs w:val="24"/>
               </w:rPr>
@@ -664,15 +883,27 @@
               <w:rPr>
                 <w:rFonts w:ascii="Times New Roman" w:hAnsi="Times New Roman" w:cs="Times New Roman"/>
                 <w:b/>
-                <w:sz w:val="24"/>
-                <w:szCs w:val="24"/>
-              </w:rPr>
-              <w:t>Total (XFA</w:t>
+                <w:color w:val="000000" w:themeColor="text1"/>
+                <w:sz w:val="24"/>
+                <w:szCs w:val="24"/>
+              </w:rPr>
+              <w:t>Total (C</w:t>
             </w:r>
             <w:r>
               <w:rPr>
                 <w:rFonts w:ascii="Times New Roman" w:hAnsi="Times New Roman" w:cs="Times New Roman"/>
                 <w:b/>
+                <w:color w:val="000000" w:themeColor="text1"/>
+                <w:sz w:val="24"/>
+                <w:szCs w:val="24"/>
+              </w:rPr>
+              <w:t>FA</w:t>
+            </w:r>
+            <w:r>
+              <w:rPr>
+                <w:rFonts w:ascii="Times New Roman" w:hAnsi="Times New Roman" w:cs="Times New Roman"/>
+                <w:b/>
+                <w:color w:val="000000" w:themeColor="text1"/>
                 <w:sz w:val="24"/>
                 <w:szCs w:val="24"/>
               </w:rPr>
@@ -684,7 +915,7 @@
       <w:tr>
         <w:tc>
           <w:tcPr>
-            <w:tcW w:w="560" w:type="dxa"/>
+            <w:tcW w:w="559" w:type="dxa"/>
             <w:shd w:val="clear" w:color="auto" w:fill="5B9BD5" w:themeFill="accent1"/>
           </w:tcPr>
           <w:p>
@@ -692,15 +923,16 @@
               <w:rPr>
                 <w:rFonts w:ascii="Times New Roman" w:hAnsi="Times New Roman" w:cs="Times New Roman"/>
                 <w:b/>
-                <w:sz w:val="24"/>
-                <w:szCs w:val="24"/>
-              </w:rPr>
-            </w:pPr>
-          </w:p>
-        </w:tc>
-        <w:tc>
-          <w:tcPr>
-            <w:tcW w:w="8790" w:type="dxa"/>
+                <w:color w:val="000000" w:themeColor="text1"/>
+                <w:sz w:val="24"/>
+                <w:szCs w:val="24"/>
+              </w:rPr>
+            </w:pPr>
+          </w:p>
+        </w:tc>
+        <w:tc>
+          <w:tcPr>
+            <w:tcW w:w="9426" w:type="dxa"/>
             <w:gridSpan w:val="5"/>
             <w:shd w:val="clear" w:color="auto" w:fill="5B9BD5" w:themeFill="accent1"/>
           </w:tcPr>
@@ -710,6 +942,7 @@
               <w:rPr>
                 <w:rFonts w:ascii="Times New Roman" w:hAnsi="Times New Roman" w:cs="Times New Roman"/>
                 <w:b/>
+                <w:color w:val="000000" w:themeColor="text1"/>
                 <w:sz w:val="24"/>
                 <w:szCs w:val="24"/>
               </w:rPr>
@@ -718,6 +951,7 @@
               <w:rPr>
                 <w:rFonts w:ascii="Times New Roman" w:hAnsi="Times New Roman" w:cs="Times New Roman"/>
                 <w:b/>
+                <w:color w:val="000000" w:themeColor="text1"/>
                 <w:sz w:val="24"/>
                 <w:szCs w:val="24"/>
               </w:rPr>
@@ -729,20 +963,22 @@
       <w:tr>
         <w:tc>
           <w:tcPr>
-            <w:tcW w:w="560" w:type="dxa"/>
-            <w:shd w:val="clear" w:color="auto" w:fill="5B9BD5" w:themeFill="accent1"/>
-          </w:tcPr>
-          <w:p>
-            <w:pPr>
-              <w:rPr>
-                <w:rFonts w:ascii="Times New Roman" w:hAnsi="Times New Roman" w:cs="Times New Roman"/>
-                <w:sz w:val="24"/>
-                <w:szCs w:val="24"/>
-              </w:rPr>
-            </w:pPr>
-            <w:r>
-              <w:rPr>
-                <w:rFonts w:ascii="Times New Roman" w:hAnsi="Times New Roman" w:cs="Times New Roman"/>
+            <w:tcW w:w="559" w:type="dxa"/>
+            <w:shd w:val="clear" w:color="auto" w:fill="auto"/>
+          </w:tcPr>
+          <w:p>
+            <w:pPr>
+              <w:rPr>
+                <w:rFonts w:ascii="Times New Roman" w:hAnsi="Times New Roman" w:cs="Times New Roman"/>
+                <w:color w:val="000000" w:themeColor="text1"/>
+                <w:sz w:val="24"/>
+                <w:szCs w:val="24"/>
+              </w:rPr>
+            </w:pPr>
+            <w:r>
+              <w:rPr>
+                <w:rFonts w:ascii="Times New Roman" w:hAnsi="Times New Roman" w:cs="Times New Roman"/>
+                <w:color w:val="000000" w:themeColor="text1"/>
                 <w:sz w:val="24"/>
                 <w:szCs w:val="24"/>
               </w:rPr>
@@ -752,19 +988,22 @@
         </w:tc>
         <w:tc>
           <w:tcPr>
-            <w:tcW w:w="3516" w:type="dxa"/>
-          </w:tcPr>
-          <w:p>
-            <w:pPr>
-              <w:rPr>
-                <w:rFonts w:ascii="Times New Roman" w:hAnsi="Times New Roman" w:cs="Times New Roman"/>
-                <w:sz w:val="24"/>
-                <w:szCs w:val="24"/>
-              </w:rPr>
-            </w:pPr>
-            <w:r>
-              <w:rPr>
-                <w:rFonts w:ascii="Times New Roman" w:hAnsi="Times New Roman" w:cs="Times New Roman"/>
+            <w:tcW w:w="3306" w:type="dxa"/>
+            <w:shd w:val="clear" w:color="auto" w:fill="auto"/>
+          </w:tcPr>
+          <w:p>
+            <w:pPr>
+              <w:rPr>
+                <w:rFonts w:ascii="Times New Roman" w:hAnsi="Times New Roman" w:cs="Times New Roman"/>
+                <w:color w:val="000000" w:themeColor="text1"/>
+                <w:sz w:val="24"/>
+                <w:szCs w:val="24"/>
+              </w:rPr>
+            </w:pPr>
+            <w:r>
+              <w:rPr>
+                <w:rFonts w:ascii="Times New Roman" w:hAnsi="Times New Roman" w:cs="Times New Roman"/>
+                <w:color w:val="000000" w:themeColor="text1"/>
                 <w:sz w:val="24"/>
                 <w:szCs w:val="24"/>
               </w:rPr>
@@ -774,19 +1013,23 @@
         </w:tc>
         <w:tc>
           <w:tcPr>
-            <w:tcW w:w="1274" w:type="dxa"/>
-          </w:tcPr>
-          <w:p>
-            <w:pPr>
-              <w:rPr>
-                <w:rFonts w:ascii="Times New Roman" w:hAnsi="Times New Roman" w:cs="Times New Roman"/>
-                <w:sz w:val="24"/>
-                <w:szCs w:val="24"/>
-              </w:rPr>
-            </w:pPr>
-            <w:r>
-              <w:rPr>
-                <w:rFonts w:ascii="Times New Roman" w:hAnsi="Times New Roman" w:cs="Times New Roman"/>
+            <w:tcW w:w="1170" w:type="dxa"/>
+            <w:shd w:val="clear" w:color="auto" w:fill="auto"/>
+          </w:tcPr>
+          <w:p>
+            <w:pPr>
+              <w:jc w:val="center"/>
+              <w:rPr>
+                <w:rFonts w:ascii="Times New Roman" w:hAnsi="Times New Roman" w:cs="Times New Roman"/>
+                <w:color w:val="000000" w:themeColor="text1"/>
+                <w:sz w:val="24"/>
+                <w:szCs w:val="24"/>
+              </w:rPr>
+            </w:pPr>
+            <w:r>
+              <w:rPr>
+                <w:rFonts w:ascii="Times New Roman" w:hAnsi="Times New Roman" w:cs="Times New Roman"/>
+                <w:color w:val="000000" w:themeColor="text1"/>
                 <w:sz w:val="24"/>
                 <w:szCs w:val="24"/>
               </w:rPr>
@@ -796,19 +1039,23 @@
         </w:tc>
         <w:tc>
           <w:tcPr>
-            <w:tcW w:w="1056" w:type="dxa"/>
-          </w:tcPr>
-          <w:p>
-            <w:pPr>
-              <w:rPr>
-                <w:rFonts w:ascii="Times New Roman" w:hAnsi="Times New Roman" w:cs="Times New Roman"/>
-                <w:sz w:val="24"/>
-                <w:szCs w:val="24"/>
-              </w:rPr>
-            </w:pPr>
-            <w:r>
-              <w:rPr>
-                <w:rFonts w:ascii="Times New Roman" w:hAnsi="Times New Roman" w:cs="Times New Roman"/>
+            <w:tcW w:w="990" w:type="dxa"/>
+            <w:shd w:val="clear" w:color="auto" w:fill="auto"/>
+          </w:tcPr>
+          <w:p>
+            <w:pPr>
+              <w:jc w:val="center"/>
+              <w:rPr>
+                <w:rFonts w:ascii="Times New Roman" w:hAnsi="Times New Roman" w:cs="Times New Roman"/>
+                <w:color w:val="000000" w:themeColor="text1"/>
+                <w:sz w:val="24"/>
+                <w:szCs w:val="24"/>
+              </w:rPr>
+            </w:pPr>
+            <w:r>
+              <w:rPr>
+                <w:rFonts w:ascii="Times New Roman" w:hAnsi="Times New Roman" w:cs="Times New Roman"/>
+                <w:color w:val="000000" w:themeColor="text1"/>
                 <w:sz w:val="24"/>
                 <w:szCs w:val="24"/>
               </w:rPr>
@@ -818,19 +1065,23 @@
         </w:tc>
         <w:tc>
           <w:tcPr>
-            <w:tcW w:w="1737" w:type="dxa"/>
-          </w:tcPr>
-          <w:p>
-            <w:pPr>
-              <w:rPr>
-                <w:rFonts w:ascii="Times New Roman" w:hAnsi="Times New Roman" w:cs="Times New Roman"/>
-                <w:sz w:val="24"/>
-                <w:szCs w:val="24"/>
-              </w:rPr>
-            </w:pPr>
-            <w:r>
-              <w:rPr>
-                <w:rFonts w:ascii="Times New Roman" w:hAnsi="Times New Roman" w:cs="Times New Roman"/>
+            <w:tcW w:w="2160" w:type="dxa"/>
+            <w:shd w:val="clear" w:color="auto" w:fill="auto"/>
+          </w:tcPr>
+          <w:p>
+            <w:pPr>
+              <w:jc w:val="right"/>
+              <w:rPr>
+                <w:rFonts w:ascii="Times New Roman" w:hAnsi="Times New Roman" w:cs="Times New Roman"/>
+                <w:color w:val="000000" w:themeColor="text1"/>
+                <w:sz w:val="24"/>
+                <w:szCs w:val="24"/>
+              </w:rPr>
+            </w:pPr>
+            <w:r>
+              <w:rPr>
+                <w:rFonts w:ascii="Times New Roman" w:hAnsi="Times New Roman" w:cs="Times New Roman"/>
+                <w:color w:val="000000" w:themeColor="text1"/>
                 <w:sz w:val="24"/>
                 <w:szCs w:val="24"/>
               </w:rPr>
@@ -840,19 +1091,23 @@
         </w:tc>
         <w:tc>
           <w:tcPr>
-            <w:tcW w:w="1207" w:type="dxa"/>
-          </w:tcPr>
-          <w:p>
-            <w:pPr>
-              <w:rPr>
-                <w:rFonts w:ascii="Times New Roman" w:hAnsi="Times New Roman" w:cs="Times New Roman"/>
-                <w:sz w:val="24"/>
-                <w:szCs w:val="24"/>
-              </w:rPr>
-            </w:pPr>
-            <w:r>
-              <w:rPr>
-                <w:rFonts w:ascii="Times New Roman" w:hAnsi="Times New Roman" w:cs="Times New Roman"/>
+            <w:tcW w:w="1800" w:type="dxa"/>
+            <w:shd w:val="clear" w:color="auto" w:fill="auto"/>
+          </w:tcPr>
+          <w:p>
+            <w:pPr>
+              <w:jc w:val="right"/>
+              <w:rPr>
+                <w:rFonts w:ascii="Times New Roman" w:hAnsi="Times New Roman" w:cs="Times New Roman"/>
+                <w:color w:val="000000" w:themeColor="text1"/>
+                <w:sz w:val="24"/>
+                <w:szCs w:val="24"/>
+              </w:rPr>
+            </w:pPr>
+            <w:r>
+              <w:rPr>
+                <w:rFonts w:ascii="Times New Roman" w:hAnsi="Times New Roman" w:cs="Times New Roman"/>
+                <w:color w:val="000000" w:themeColor="text1"/>
                 <w:sz w:val="24"/>
                 <w:szCs w:val="24"/>
               </w:rPr>
@@ -864,20 +1119,22 @@
       <w:tr>
         <w:tc>
           <w:tcPr>
-            <w:tcW w:w="560" w:type="dxa"/>
-            <w:shd w:val="clear" w:color="auto" w:fill="5B9BD5" w:themeFill="accent1"/>
-          </w:tcPr>
-          <w:p>
-            <w:pPr>
-              <w:rPr>
-                <w:rFonts w:ascii="Times New Roman" w:hAnsi="Times New Roman" w:cs="Times New Roman"/>
-                <w:sz w:val="24"/>
-                <w:szCs w:val="24"/>
-              </w:rPr>
-            </w:pPr>
-            <w:r>
-              <w:rPr>
-                <w:rFonts w:ascii="Times New Roman" w:hAnsi="Times New Roman" w:cs="Times New Roman"/>
+            <w:tcW w:w="559" w:type="dxa"/>
+            <w:shd w:val="clear" w:color="auto" w:fill="auto"/>
+          </w:tcPr>
+          <w:p>
+            <w:pPr>
+              <w:rPr>
+                <w:rFonts w:ascii="Times New Roman" w:hAnsi="Times New Roman" w:cs="Times New Roman"/>
+                <w:color w:val="000000" w:themeColor="text1"/>
+                <w:sz w:val="24"/>
+                <w:szCs w:val="24"/>
+              </w:rPr>
+            </w:pPr>
+            <w:r>
+              <w:rPr>
+                <w:rFonts w:ascii="Times New Roman" w:hAnsi="Times New Roman" w:cs="Times New Roman"/>
+                <w:color w:val="000000" w:themeColor="text1"/>
                 <w:sz w:val="24"/>
                 <w:szCs w:val="24"/>
               </w:rPr>
@@ -887,19 +1144,22 @@
         </w:tc>
         <w:tc>
           <w:tcPr>
-            <w:tcW w:w="3516" w:type="dxa"/>
-          </w:tcPr>
-          <w:p>
-            <w:pPr>
-              <w:rPr>
-                <w:rFonts w:ascii="Times New Roman" w:hAnsi="Times New Roman" w:cs="Times New Roman"/>
-                <w:sz w:val="24"/>
-                <w:szCs w:val="24"/>
-              </w:rPr>
-            </w:pPr>
-            <w:r>
-              <w:rPr>
-                <w:rFonts w:ascii="Times New Roman" w:hAnsi="Times New Roman" w:cs="Times New Roman"/>
+            <w:tcW w:w="3306" w:type="dxa"/>
+            <w:shd w:val="clear" w:color="auto" w:fill="auto"/>
+          </w:tcPr>
+          <w:p>
+            <w:pPr>
+              <w:rPr>
+                <w:rFonts w:ascii="Times New Roman" w:hAnsi="Times New Roman" w:cs="Times New Roman"/>
+                <w:color w:val="000000" w:themeColor="text1"/>
+                <w:sz w:val="24"/>
+                <w:szCs w:val="24"/>
+              </w:rPr>
+            </w:pPr>
+            <w:r>
+              <w:rPr>
+                <w:rFonts w:ascii="Times New Roman" w:hAnsi="Times New Roman" w:cs="Times New Roman"/>
+                <w:color w:val="000000" w:themeColor="text1"/>
                 <w:sz w:val="24"/>
                 <w:szCs w:val="24"/>
               </w:rPr>
@@ -909,19 +1169,23 @@
         </w:tc>
         <w:tc>
           <w:tcPr>
-            <w:tcW w:w="1274" w:type="dxa"/>
-          </w:tcPr>
-          <w:p>
-            <w:pPr>
-              <w:rPr>
-                <w:rFonts w:ascii="Times New Roman" w:hAnsi="Times New Roman" w:cs="Times New Roman"/>
-                <w:sz w:val="24"/>
-                <w:szCs w:val="24"/>
-              </w:rPr>
-            </w:pPr>
-            <w:r>
-              <w:rPr>
-                <w:rFonts w:ascii="Times New Roman" w:hAnsi="Times New Roman" w:cs="Times New Roman"/>
+            <w:tcW w:w="1170" w:type="dxa"/>
+            <w:shd w:val="clear" w:color="auto" w:fill="auto"/>
+          </w:tcPr>
+          <w:p>
+            <w:pPr>
+              <w:jc w:val="center"/>
+              <w:rPr>
+                <w:rFonts w:ascii="Times New Roman" w:hAnsi="Times New Roman" w:cs="Times New Roman"/>
+                <w:color w:val="000000" w:themeColor="text1"/>
+                <w:sz w:val="24"/>
+                <w:szCs w:val="24"/>
+              </w:rPr>
+            </w:pPr>
+            <w:r>
+              <w:rPr>
+                <w:rFonts w:ascii="Times New Roman" w:hAnsi="Times New Roman" w:cs="Times New Roman"/>
+                <w:color w:val="000000" w:themeColor="text1"/>
                 <w:sz w:val="24"/>
                 <w:szCs w:val="24"/>
               </w:rPr>
@@ -931,19 +1195,23 @@
         </w:tc>
         <w:tc>
           <w:tcPr>
-            <w:tcW w:w="1056" w:type="dxa"/>
-          </w:tcPr>
-          <w:p>
-            <w:pPr>
-              <w:rPr>
-                <w:rFonts w:ascii="Times New Roman" w:hAnsi="Times New Roman" w:cs="Times New Roman"/>
-                <w:sz w:val="24"/>
-                <w:szCs w:val="24"/>
-              </w:rPr>
-            </w:pPr>
-            <w:r>
-              <w:rPr>
-                <w:rFonts w:ascii="Times New Roman" w:hAnsi="Times New Roman" w:cs="Times New Roman"/>
+            <w:tcW w:w="990" w:type="dxa"/>
+            <w:shd w:val="clear" w:color="auto" w:fill="auto"/>
+          </w:tcPr>
+          <w:p>
+            <w:pPr>
+              <w:jc w:val="center"/>
+              <w:rPr>
+                <w:rFonts w:ascii="Times New Roman" w:hAnsi="Times New Roman" w:cs="Times New Roman"/>
+                <w:color w:val="000000" w:themeColor="text1"/>
+                <w:sz w:val="24"/>
+                <w:szCs w:val="24"/>
+              </w:rPr>
+            </w:pPr>
+            <w:r>
+              <w:rPr>
+                <w:rFonts w:ascii="Times New Roman" w:hAnsi="Times New Roman" w:cs="Times New Roman"/>
+                <w:color w:val="000000" w:themeColor="text1"/>
                 <w:sz w:val="24"/>
                 <w:szCs w:val="24"/>
               </w:rPr>
@@ -953,19 +1221,23 @@
         </w:tc>
         <w:tc>
           <w:tcPr>
-            <w:tcW w:w="1737" w:type="dxa"/>
-          </w:tcPr>
-          <w:p>
-            <w:pPr>
-              <w:rPr>
-                <w:rFonts w:ascii="Times New Roman" w:hAnsi="Times New Roman" w:cs="Times New Roman"/>
-                <w:sz w:val="24"/>
-                <w:szCs w:val="24"/>
-              </w:rPr>
-            </w:pPr>
-            <w:r>
-              <w:rPr>
-                <w:rFonts w:ascii="Times New Roman" w:hAnsi="Times New Roman" w:cs="Times New Roman"/>
+            <w:tcW w:w="2160" w:type="dxa"/>
+            <w:shd w:val="clear" w:color="auto" w:fill="auto"/>
+          </w:tcPr>
+          <w:p>
+            <w:pPr>
+              <w:jc w:val="right"/>
+              <w:rPr>
+                <w:rFonts w:ascii="Times New Roman" w:hAnsi="Times New Roman" w:cs="Times New Roman"/>
+                <w:color w:val="000000" w:themeColor="text1"/>
+                <w:sz w:val="24"/>
+                <w:szCs w:val="24"/>
+              </w:rPr>
+            </w:pPr>
+            <w:r>
+              <w:rPr>
+                <w:rFonts w:ascii="Times New Roman" w:hAnsi="Times New Roman" w:cs="Times New Roman"/>
+                <w:color w:val="000000" w:themeColor="text1"/>
                 <w:sz w:val="24"/>
                 <w:szCs w:val="24"/>
               </w:rPr>
@@ -975,19 +1247,23 @@
         </w:tc>
         <w:tc>
           <w:tcPr>
-            <w:tcW w:w="1207" w:type="dxa"/>
-          </w:tcPr>
-          <w:p>
-            <w:pPr>
-              <w:rPr>
-                <w:rFonts w:ascii="Times New Roman" w:hAnsi="Times New Roman" w:cs="Times New Roman"/>
-                <w:sz w:val="24"/>
-                <w:szCs w:val="24"/>
-              </w:rPr>
-            </w:pPr>
-            <w:r>
-              <w:rPr>
-                <w:rFonts w:ascii="Times New Roman" w:hAnsi="Times New Roman" w:cs="Times New Roman"/>
+            <w:tcW w:w="1800" w:type="dxa"/>
+            <w:shd w:val="clear" w:color="auto" w:fill="auto"/>
+          </w:tcPr>
+          <w:p>
+            <w:pPr>
+              <w:jc w:val="right"/>
+              <w:rPr>
+                <w:rFonts w:ascii="Times New Roman" w:hAnsi="Times New Roman" w:cs="Times New Roman"/>
+                <w:color w:val="000000" w:themeColor="text1"/>
+                <w:sz w:val="24"/>
+                <w:szCs w:val="24"/>
+              </w:rPr>
+            </w:pPr>
+            <w:r>
+              <w:rPr>
+                <w:rFonts w:ascii="Times New Roman" w:hAnsi="Times New Roman" w:cs="Times New Roman"/>
+                <w:color w:val="000000" w:themeColor="text1"/>
                 <w:sz w:val="24"/>
                 <w:szCs w:val="24"/>
               </w:rPr>
@@ -999,22 +1275,23 @@
       <w:tr>
         <w:tc>
           <w:tcPr>
-            <w:tcW w:w="560" w:type="dxa"/>
+            <w:tcW w:w="559" w:type="dxa"/>
             <w:shd w:val="clear" w:color="auto" w:fill="5B9BD5" w:themeFill="accent1"/>
           </w:tcPr>
           <w:p>
             <w:pPr>
               <w:rPr>
                 <w:rFonts w:ascii="Times New Roman" w:hAnsi="Times New Roman" w:cs="Times New Roman"/>
-                <w:sz w:val="24"/>
-                <w:szCs w:val="24"/>
-              </w:rPr>
-            </w:pPr>
-          </w:p>
-        </w:tc>
-        <w:tc>
-          <w:tcPr>
-            <w:tcW w:w="8790" w:type="dxa"/>
+                <w:color w:val="000000" w:themeColor="text1"/>
+                <w:sz w:val="24"/>
+                <w:szCs w:val="24"/>
+              </w:rPr>
+            </w:pPr>
+          </w:p>
+        </w:tc>
+        <w:tc>
+          <w:tcPr>
+            <w:tcW w:w="9426" w:type="dxa"/>
             <w:gridSpan w:val="5"/>
             <w:shd w:val="clear" w:color="auto" w:fill="5B9BD5" w:themeFill="accent1"/>
           </w:tcPr>
@@ -1024,6 +1301,7 @@
               <w:rPr>
                 <w:rFonts w:ascii="Times New Roman" w:hAnsi="Times New Roman" w:cs="Times New Roman"/>
                 <w:b/>
+                <w:color w:val="000000" w:themeColor="text1"/>
                 <w:sz w:val="24"/>
                 <w:szCs w:val="24"/>
               </w:rPr>
@@ -1032,6 +1310,7 @@
               <w:rPr>
                 <w:rFonts w:ascii="Times New Roman" w:hAnsi="Times New Roman" w:cs="Times New Roman"/>
                 <w:b/>
+                <w:color w:val="000000" w:themeColor="text1"/>
                 <w:sz w:val="24"/>
                 <w:szCs w:val="24"/>
               </w:rPr>
@@ -1043,20 +1322,22 @@
       <w:tr>
         <w:tc>
           <w:tcPr>
-            <w:tcW w:w="560" w:type="dxa"/>
-            <w:shd w:val="clear" w:color="auto" w:fill="5B9BD5" w:themeFill="accent1"/>
-          </w:tcPr>
-          <w:p>
-            <w:pPr>
-              <w:rPr>
-                <w:rFonts w:ascii="Times New Roman" w:hAnsi="Times New Roman" w:cs="Times New Roman"/>
-                <w:sz w:val="24"/>
-                <w:szCs w:val="24"/>
-              </w:rPr>
-            </w:pPr>
-            <w:r>
-              <w:rPr>
-                <w:rFonts w:ascii="Times New Roman" w:hAnsi="Times New Roman" w:cs="Times New Roman"/>
+            <w:tcW w:w="559" w:type="dxa"/>
+            <w:shd w:val="clear" w:color="auto" w:fill="auto"/>
+          </w:tcPr>
+          <w:p>
+            <w:pPr>
+              <w:rPr>
+                <w:rFonts w:ascii="Times New Roman" w:hAnsi="Times New Roman" w:cs="Times New Roman"/>
+                <w:color w:val="000000" w:themeColor="text1"/>
+                <w:sz w:val="24"/>
+                <w:szCs w:val="24"/>
+              </w:rPr>
+            </w:pPr>
+            <w:r>
+              <w:rPr>
+                <w:rFonts w:ascii="Times New Roman" w:hAnsi="Times New Roman" w:cs="Times New Roman"/>
+                <w:color w:val="000000" w:themeColor="text1"/>
                 <w:sz w:val="24"/>
                 <w:szCs w:val="24"/>
               </w:rPr>
@@ -1066,41 +1347,39 @@
         </w:tc>
         <w:tc>
           <w:tcPr>
-            <w:tcW w:w="3516" w:type="dxa"/>
-          </w:tcPr>
-          <w:p>
-            <w:pPr>
-              <w:rPr>
-                <w:rFonts w:ascii="Times New Roman" w:hAnsi="Times New Roman" w:cs="Times New Roman"/>
-                <w:sz w:val="24"/>
-                <w:szCs w:val="24"/>
-              </w:rPr>
-            </w:pPr>
-            <w:r>
-              <w:rPr>
-                <w:rFonts w:ascii="Times New Roman" w:hAnsi="Times New Roman" w:cs="Times New Roman"/>
-                <w:sz w:val="24"/>
-                <w:szCs w:val="24"/>
-              </w:rPr>
-              <w:t xml:space="preserve">Forage rotatif à la boue </w:t>
-            </w:r>
-          </w:p>
-        </w:tc>
-        <w:tc>
-          <w:tcPr>
-            <w:tcW w:w="1274" w:type="dxa"/>
-          </w:tcPr>
-          <w:p>
-            <w:pPr>
-              <w:rPr>
-                <w:rFonts w:ascii="Times New Roman" w:hAnsi="Times New Roman" w:cs="Times New Roman"/>
-                <w:sz w:val="24"/>
-                <w:szCs w:val="24"/>
-              </w:rPr>
-            </w:pPr>
-            <w:r>
-              <w:rPr>
-                <w:rFonts w:ascii="Times New Roman" w:hAnsi="Times New Roman" w:cs="Times New Roman"/>
+            <w:tcW w:w="3306" w:type="dxa"/>
+            <w:shd w:val="clear" w:color="auto" w:fill="auto"/>
+          </w:tcPr>
+          <w:p>
+            <w:pPr>
+              <w:rPr>
+                <w:rFonts w:ascii="Times New Roman" w:hAnsi="Times New Roman" w:cs="Times New Roman"/>
+                <w:color w:val="000000" w:themeColor="text1"/>
+                <w:sz w:val="24"/>
+                <w:szCs w:val="24"/>
+              </w:rPr>
+            </w:pPr>
+          </w:p>
+        </w:tc>
+        <w:tc>
+          <w:tcPr>
+            <w:tcW w:w="1170" w:type="dxa"/>
+            <w:shd w:val="clear" w:color="auto" w:fill="auto"/>
+          </w:tcPr>
+          <w:p>
+            <w:pPr>
+              <w:jc w:val="center"/>
+              <w:rPr>
+                <w:rFonts w:ascii="Times New Roman" w:hAnsi="Times New Roman" w:cs="Times New Roman"/>
+                <w:color w:val="000000" w:themeColor="text1"/>
+                <w:sz w:val="24"/>
+                <w:szCs w:val="24"/>
+              </w:rPr>
+            </w:pPr>
+            <w:r>
+              <w:rPr>
+                <w:rFonts w:ascii="Times New Roman" w:hAnsi="Times New Roman" w:cs="Times New Roman"/>
+                <w:color w:val="000000" w:themeColor="text1"/>
                 <w:sz w:val="24"/>
                 <w:szCs w:val="24"/>
               </w:rPr>
@@ -1110,63 +1389,69 @@
         </w:tc>
         <w:tc>
           <w:tcPr>
-            <w:tcW w:w="1056" w:type="dxa"/>
-          </w:tcPr>
-          <w:p>
-            <w:pPr>
-              <w:rPr>
-                <w:rFonts w:ascii="Times New Roman" w:hAnsi="Times New Roman" w:cs="Times New Roman"/>
-                <w:sz w:val="24"/>
-                <w:szCs w:val="24"/>
-              </w:rPr>
-            </w:pPr>
-            <w:r>
-              <w:rPr>
-                <w:rFonts w:ascii="Times New Roman" w:hAnsi="Times New Roman" w:cs="Times New Roman"/>
-                <w:sz w:val="24"/>
-                <w:szCs w:val="24"/>
-              </w:rPr>
-              <w:t>mètre</w:t>
-            </w:r>
-          </w:p>
-        </w:tc>
-        <w:tc>
-          <w:tcPr>
-            <w:tcW w:w="1737" w:type="dxa"/>
-          </w:tcPr>
-          <w:p>
-            <w:pPr>
-              <w:rPr>
-                <w:rFonts w:ascii="Times New Roman" w:hAnsi="Times New Roman" w:cs="Times New Roman"/>
-                <w:sz w:val="24"/>
-                <w:szCs w:val="24"/>
-              </w:rPr>
-            </w:pPr>
-            <w:r>
-              <w:rPr>
-                <w:rFonts w:ascii="Times New Roman" w:hAnsi="Times New Roman" w:cs="Times New Roman"/>
-                <w:sz w:val="24"/>
-                <w:szCs w:val="24"/>
-              </w:rPr>
-              <w:t>[Prix par mètre]</w:t>
-            </w:r>
-          </w:p>
-        </w:tc>
-        <w:tc>
-          <w:tcPr>
-            <w:tcW w:w="1207" w:type="dxa"/>
-          </w:tcPr>
-          <w:p>
-            <w:pPr>
-              <w:rPr>
-                <w:rFonts w:ascii="Times New Roman" w:hAnsi="Times New Roman" w:cs="Times New Roman"/>
-                <w:sz w:val="24"/>
-                <w:szCs w:val="24"/>
-              </w:rPr>
-            </w:pPr>
-            <w:r>
-              <w:rPr>
-                <w:rFonts w:ascii="Times New Roman" w:hAnsi="Times New Roman" w:cs="Times New Roman"/>
+            <w:tcW w:w="990" w:type="dxa"/>
+            <w:shd w:val="clear" w:color="auto" w:fill="auto"/>
+          </w:tcPr>
+          <w:p>
+            <w:pPr>
+              <w:jc w:val="center"/>
+              <w:rPr>
+                <w:rFonts w:ascii="Times New Roman" w:hAnsi="Times New Roman" w:cs="Times New Roman"/>
+              </w:rPr>
+            </w:pPr>
+            <w:r>
+              <w:rPr>
+                <w:rFonts w:ascii="Times New Roman" w:hAnsi="Times New Roman" w:cs="Times New Roman"/>
+                <w:color w:val="000000" w:themeColor="text1"/>
+                <w:sz w:val="24"/>
+                <w:szCs w:val="24"/>
+              </w:rPr>
+              <w:t>[Unité]</w:t>
+            </w:r>
+          </w:p>
+        </w:tc>
+        <w:tc>
+          <w:tcPr>
+            <w:tcW w:w="2160" w:type="dxa"/>
+            <w:shd w:val="clear" w:color="auto" w:fill="auto"/>
+          </w:tcPr>
+          <w:p>
+            <w:pPr>
+              <w:jc w:val="right"/>
+              <w:rPr>
+                <w:rFonts w:ascii="Times New Roman" w:hAnsi="Times New Roman" w:cs="Times New Roman"/>
+              </w:rPr>
+            </w:pPr>
+            <w:r>
+              <w:rPr>
+                <w:rFonts w:ascii="Times New Roman" w:hAnsi="Times New Roman" w:cs="Times New Roman"/>
+                <w:color w:val="000000" w:themeColor="text1"/>
+                <w:sz w:val="24"/>
+                <w:szCs w:val="24"/>
+              </w:rPr>
+              <w:t>[Prix par unité]</w:t>
+            </w:r>
+          </w:p>
+        </w:tc>
+        <w:tc>
+          <w:tcPr>
+            <w:tcW w:w="1800" w:type="dxa"/>
+            <w:shd w:val="clear" w:color="auto" w:fill="auto"/>
+          </w:tcPr>
+          <w:p>
+            <w:pPr>
+              <w:jc w:val="right"/>
+              <w:rPr>
+                <w:rFonts w:ascii="Times New Roman" w:hAnsi="Times New Roman" w:cs="Times New Roman"/>
+                <w:color w:val="000000" w:themeColor="text1"/>
+                <w:sz w:val="24"/>
+                <w:szCs w:val="24"/>
+              </w:rPr>
+            </w:pPr>
+            <w:r>
+              <w:rPr>
+                <w:rFonts w:ascii="Times New Roman" w:hAnsi="Times New Roman" w:cs="Times New Roman"/>
+                <w:color w:val="000000" w:themeColor="text1"/>
                 <w:sz w:val="24"/>
                 <w:szCs w:val="24"/>
               </w:rPr>
@@ -1178,20 +1463,22 @@
       <w:tr>
         <w:tc>
           <w:tcPr>
-            <w:tcW w:w="560" w:type="dxa"/>
-            <w:shd w:val="clear" w:color="auto" w:fill="5B9BD5" w:themeFill="accent1"/>
-          </w:tcPr>
-          <w:p>
-            <w:pPr>
-              <w:rPr>
-                <w:rFonts w:ascii="Times New Roman" w:hAnsi="Times New Roman" w:cs="Times New Roman"/>
-                <w:sz w:val="24"/>
-                <w:szCs w:val="24"/>
-              </w:rPr>
-            </w:pPr>
-            <w:r>
-              <w:rPr>
-                <w:rFonts w:ascii="Times New Roman" w:hAnsi="Times New Roman" w:cs="Times New Roman"/>
+            <w:tcW w:w="559" w:type="dxa"/>
+            <w:shd w:val="clear" w:color="auto" w:fill="auto"/>
+          </w:tcPr>
+          <w:p>
+            <w:pPr>
+              <w:rPr>
+                <w:rFonts w:ascii="Times New Roman" w:hAnsi="Times New Roman" w:cs="Times New Roman"/>
+                <w:color w:val="000000" w:themeColor="text1"/>
+                <w:sz w:val="24"/>
+                <w:szCs w:val="24"/>
+              </w:rPr>
+            </w:pPr>
+            <w:r>
+              <w:rPr>
+                <w:rFonts w:ascii="Times New Roman" w:hAnsi="Times New Roman" w:cs="Times New Roman"/>
+                <w:color w:val="000000" w:themeColor="text1"/>
                 <w:sz w:val="24"/>
                 <w:szCs w:val="24"/>
               </w:rPr>
@@ -1201,41 +1488,48 @@
         </w:tc>
         <w:tc>
           <w:tcPr>
-            <w:tcW w:w="3516" w:type="dxa"/>
-          </w:tcPr>
-          <w:p>
-            <w:pPr>
-              <w:rPr>
-                <w:rFonts w:ascii="Times New Roman" w:hAnsi="Times New Roman" w:cs="Times New Roman"/>
-                <w:sz w:val="24"/>
-                <w:szCs w:val="24"/>
-              </w:rPr>
-            </w:pPr>
-            <w:r>
-              <w:rPr>
-                <w:rFonts w:ascii="Times New Roman" w:hAnsi="Times New Roman" w:cs="Times New Roman"/>
-                <w:sz w:val="24"/>
-                <w:szCs w:val="24"/>
-              </w:rPr>
-              <w:t>Tubage provisoire (PVC/acier)</w:t>
-            </w:r>
-          </w:p>
-        </w:tc>
-        <w:tc>
-          <w:tcPr>
-            <w:tcW w:w="1274" w:type="dxa"/>
-          </w:tcPr>
-          <w:p>
-            <w:pPr>
-              <w:rPr>
-                <w:rFonts w:ascii="Times New Roman" w:hAnsi="Times New Roman" w:cs="Times New Roman"/>
-                <w:sz w:val="24"/>
-                <w:szCs w:val="24"/>
-              </w:rPr>
-            </w:pPr>
-            <w:r>
-              <w:rPr>
-                <w:rFonts w:ascii="Times New Roman" w:hAnsi="Times New Roman" w:cs="Times New Roman"/>
+            <w:tcW w:w="3306" w:type="dxa"/>
+            <w:shd w:val="clear" w:color="auto" w:fill="auto"/>
+          </w:tcPr>
+          <w:p>
+            <w:pPr>
+              <w:rPr>
+                <w:rFonts w:ascii="Times New Roman" w:hAnsi="Times New Roman" w:cs="Times New Roman"/>
+                <w:color w:val="000000" w:themeColor="text1"/>
+                <w:sz w:val="24"/>
+                <w:szCs w:val="24"/>
+              </w:rPr>
+            </w:pPr>
+            <w:r>
+              <w:rPr>
+                <w:rFonts w:ascii="Times New Roman" w:hAnsi="Times New Roman" w:cs="Times New Roman"/>
+                <w:color w:val="000000" w:themeColor="text1"/>
+                <w:sz w:val="24"/>
+                <w:szCs w:val="24"/>
+              </w:rPr>
+              <w:t xml:space="preserve">Tubage provisoire </w:t>
+            </w:r>
+          </w:p>
+        </w:tc>
+        <w:tc>
+          <w:tcPr>
+            <w:tcW w:w="1170" w:type="dxa"/>
+            <w:shd w:val="clear" w:color="auto" w:fill="auto"/>
+          </w:tcPr>
+          <w:p>
+            <w:pPr>
+              <w:jc w:val="center"/>
+              <w:rPr>
+                <w:rFonts w:ascii="Times New Roman" w:hAnsi="Times New Roman" w:cs="Times New Roman"/>
+                <w:color w:val="000000" w:themeColor="text1"/>
+                <w:sz w:val="24"/>
+                <w:szCs w:val="24"/>
+              </w:rPr>
+            </w:pPr>
+            <w:r>
+              <w:rPr>
+                <w:rFonts w:ascii="Times New Roman" w:hAnsi="Times New Roman" w:cs="Times New Roman"/>
+                <w:color w:val="000000" w:themeColor="text1"/>
                 <w:sz w:val="24"/>
                 <w:szCs w:val="24"/>
               </w:rPr>
@@ -1245,63 +1539,69 @@
         </w:tc>
         <w:tc>
           <w:tcPr>
-            <w:tcW w:w="1056" w:type="dxa"/>
-          </w:tcPr>
-          <w:p>
-            <w:pPr>
-              <w:rPr>
-                <w:rFonts w:ascii="Times New Roman" w:hAnsi="Times New Roman" w:cs="Times New Roman"/>
-                <w:sz w:val="24"/>
-                <w:szCs w:val="24"/>
-              </w:rPr>
-            </w:pPr>
-            <w:r>
-              <w:rPr>
-                <w:rFonts w:ascii="Times New Roman" w:hAnsi="Times New Roman" w:cs="Times New Roman"/>
-                <w:sz w:val="24"/>
-                <w:szCs w:val="24"/>
-              </w:rPr>
-              <w:t>mètre</w:t>
-            </w:r>
-          </w:p>
-        </w:tc>
-        <w:tc>
-          <w:tcPr>
-            <w:tcW w:w="1737" w:type="dxa"/>
-          </w:tcPr>
-          <w:p>
-            <w:pPr>
-              <w:rPr>
-                <w:rFonts w:ascii="Times New Roman" w:hAnsi="Times New Roman" w:cs="Times New Roman"/>
-                <w:sz w:val="24"/>
-                <w:szCs w:val="24"/>
-              </w:rPr>
-            </w:pPr>
-            <w:r>
-              <w:rPr>
-                <w:rFonts w:ascii="Times New Roman" w:hAnsi="Times New Roman" w:cs="Times New Roman"/>
-                <w:sz w:val="24"/>
-                <w:szCs w:val="24"/>
-              </w:rPr>
-              <w:t>[Prix par mètre]</w:t>
-            </w:r>
-          </w:p>
-        </w:tc>
-        <w:tc>
-          <w:tcPr>
-            <w:tcW w:w="1207" w:type="dxa"/>
-          </w:tcPr>
-          <w:p>
-            <w:pPr>
-              <w:rPr>
-                <w:rFonts w:ascii="Times New Roman" w:hAnsi="Times New Roman" w:cs="Times New Roman"/>
-                <w:sz w:val="24"/>
-                <w:szCs w:val="24"/>
-              </w:rPr>
-            </w:pPr>
-            <w:r>
-              <w:rPr>
-                <w:rFonts w:ascii="Times New Roman" w:hAnsi="Times New Roman" w:cs="Times New Roman"/>
+            <w:tcW w:w="990" w:type="dxa"/>
+            <w:shd w:val="clear" w:color="auto" w:fill="auto"/>
+          </w:tcPr>
+          <w:p>
+            <w:pPr>
+              <w:jc w:val="center"/>
+              <w:rPr>
+                <w:rFonts w:ascii="Times New Roman" w:hAnsi="Times New Roman" w:cs="Times New Roman"/>
+              </w:rPr>
+            </w:pPr>
+            <w:r>
+              <w:rPr>
+                <w:rFonts w:ascii="Times New Roman" w:hAnsi="Times New Roman" w:cs="Times New Roman"/>
+                <w:color w:val="000000" w:themeColor="text1"/>
+                <w:sz w:val="24"/>
+                <w:szCs w:val="24"/>
+              </w:rPr>
+              <w:t>[Unité]</w:t>
+            </w:r>
+          </w:p>
+        </w:tc>
+        <w:tc>
+          <w:tcPr>
+            <w:tcW w:w="2160" w:type="dxa"/>
+            <w:shd w:val="clear" w:color="auto" w:fill="auto"/>
+          </w:tcPr>
+          <w:p>
+            <w:pPr>
+              <w:jc w:val="right"/>
+              <w:rPr>
+                <w:rFonts w:ascii="Times New Roman" w:hAnsi="Times New Roman" w:cs="Times New Roman"/>
+              </w:rPr>
+            </w:pPr>
+            <w:r>
+              <w:rPr>
+                <w:rFonts w:ascii="Times New Roman" w:hAnsi="Times New Roman" w:cs="Times New Roman"/>
+                <w:color w:val="000000" w:themeColor="text1"/>
+                <w:sz w:val="24"/>
+                <w:szCs w:val="24"/>
+              </w:rPr>
+              <w:t>[Prix par unité]</w:t>
+            </w:r>
+          </w:p>
+        </w:tc>
+        <w:tc>
+          <w:tcPr>
+            <w:tcW w:w="1800" w:type="dxa"/>
+            <w:shd w:val="clear" w:color="auto" w:fill="auto"/>
+          </w:tcPr>
+          <w:p>
+            <w:pPr>
+              <w:jc w:val="right"/>
+              <w:rPr>
+                <w:rFonts w:ascii="Times New Roman" w:hAnsi="Times New Roman" w:cs="Times New Roman"/>
+                <w:color w:val="000000" w:themeColor="text1"/>
+                <w:sz w:val="24"/>
+                <w:szCs w:val="24"/>
+              </w:rPr>
+            </w:pPr>
+            <w:r>
+              <w:rPr>
+                <w:rFonts w:ascii="Times New Roman" w:hAnsi="Times New Roman" w:cs="Times New Roman"/>
+                <w:color w:val="000000" w:themeColor="text1"/>
                 <w:sz w:val="24"/>
                 <w:szCs w:val="24"/>
               </w:rPr>
@@ -1313,20 +1613,22 @@
       <w:tr>
         <w:tc>
           <w:tcPr>
-            <w:tcW w:w="560" w:type="dxa"/>
-            <w:shd w:val="clear" w:color="auto" w:fill="5B9BD5" w:themeFill="accent1"/>
-          </w:tcPr>
-          <w:p>
-            <w:pPr>
-              <w:rPr>
-                <w:rFonts w:ascii="Times New Roman" w:hAnsi="Times New Roman" w:cs="Times New Roman"/>
-                <w:sz w:val="24"/>
-                <w:szCs w:val="24"/>
-              </w:rPr>
-            </w:pPr>
-            <w:r>
-              <w:rPr>
-                <w:rFonts w:ascii="Times New Roman" w:hAnsi="Times New Roman" w:cs="Times New Roman"/>
+            <w:tcW w:w="559" w:type="dxa"/>
+            <w:shd w:val="clear" w:color="auto" w:fill="auto"/>
+          </w:tcPr>
+          <w:p>
+            <w:pPr>
+              <w:rPr>
+                <w:rFonts w:ascii="Times New Roman" w:hAnsi="Times New Roman" w:cs="Times New Roman"/>
+                <w:color w:val="000000" w:themeColor="text1"/>
+                <w:sz w:val="24"/>
+                <w:szCs w:val="24"/>
+              </w:rPr>
+            </w:pPr>
+            <w:r>
+              <w:rPr>
+                <w:rFonts w:ascii="Times New Roman" w:hAnsi="Times New Roman" w:cs="Times New Roman"/>
+                <w:color w:val="000000" w:themeColor="text1"/>
                 <w:sz w:val="24"/>
                 <w:szCs w:val="24"/>
               </w:rPr>
@@ -1336,19 +1638,22 @@
         </w:tc>
         <w:tc>
           <w:tcPr>
-            <w:tcW w:w="3516" w:type="dxa"/>
-          </w:tcPr>
-          <w:p>
-            <w:pPr>
-              <w:rPr>
-                <w:rFonts w:ascii="Times New Roman" w:hAnsi="Times New Roman" w:cs="Times New Roman"/>
-                <w:sz w:val="24"/>
-                <w:szCs w:val="24"/>
-              </w:rPr>
-            </w:pPr>
-            <w:r>
-              <w:rPr>
-                <w:rFonts w:ascii="Times New Roman" w:hAnsi="Times New Roman" w:cs="Times New Roman"/>
+            <w:tcW w:w="3306" w:type="dxa"/>
+            <w:shd w:val="clear" w:color="auto" w:fill="auto"/>
+          </w:tcPr>
+          <w:p>
+            <w:pPr>
+              <w:rPr>
+                <w:rFonts w:ascii="Times New Roman" w:hAnsi="Times New Roman" w:cs="Times New Roman"/>
+                <w:color w:val="000000" w:themeColor="text1"/>
+                <w:sz w:val="24"/>
+                <w:szCs w:val="24"/>
+              </w:rPr>
+            </w:pPr>
+            <w:r>
+              <w:rPr>
+                <w:rFonts w:ascii="Times New Roman" w:hAnsi="Times New Roman" w:cs="Times New Roman"/>
+                <w:color w:val="000000" w:themeColor="text1"/>
                 <w:sz w:val="24"/>
                 <w:szCs w:val="24"/>
               </w:rPr>
@@ -1358,19 +1663,23 @@
         </w:tc>
         <w:tc>
           <w:tcPr>
-            <w:tcW w:w="1274" w:type="dxa"/>
-          </w:tcPr>
-          <w:p>
-            <w:pPr>
-              <w:rPr>
-                <w:rFonts w:ascii="Times New Roman" w:hAnsi="Times New Roman" w:cs="Times New Roman"/>
-                <w:sz w:val="24"/>
-                <w:szCs w:val="24"/>
-              </w:rPr>
-            </w:pPr>
-            <w:r>
-              <w:rPr>
-                <w:rFonts w:ascii="Times New Roman" w:hAnsi="Times New Roman" w:cs="Times New Roman"/>
+            <w:tcW w:w="1170" w:type="dxa"/>
+            <w:shd w:val="clear" w:color="auto" w:fill="auto"/>
+          </w:tcPr>
+          <w:p>
+            <w:pPr>
+              <w:jc w:val="center"/>
+              <w:rPr>
+                <w:rFonts w:ascii="Times New Roman" w:hAnsi="Times New Roman" w:cs="Times New Roman"/>
+                <w:color w:val="000000" w:themeColor="text1"/>
+                <w:sz w:val="24"/>
+                <w:szCs w:val="24"/>
+              </w:rPr>
+            </w:pPr>
+            <w:r>
+              <w:rPr>
+                <w:rFonts w:ascii="Times New Roman" w:hAnsi="Times New Roman" w:cs="Times New Roman"/>
+                <w:color w:val="000000" w:themeColor="text1"/>
                 <w:sz w:val="24"/>
                 <w:szCs w:val="24"/>
               </w:rPr>
@@ -1380,63 +1689,69 @@
         </w:tc>
         <w:tc>
           <w:tcPr>
-            <w:tcW w:w="1056" w:type="dxa"/>
-          </w:tcPr>
-          <w:p>
-            <w:pPr>
-              <w:rPr>
-                <w:rFonts w:ascii="Times New Roman" w:hAnsi="Times New Roman" w:cs="Times New Roman"/>
-                <w:sz w:val="24"/>
-                <w:szCs w:val="24"/>
-              </w:rPr>
-            </w:pPr>
-            <w:r>
-              <w:rPr>
-                <w:rFonts w:ascii="Times New Roman" w:hAnsi="Times New Roman" w:cs="Times New Roman"/>
-                <w:sz w:val="24"/>
-                <w:szCs w:val="24"/>
-              </w:rPr>
-              <w:t>mètre</w:t>
-            </w:r>
-          </w:p>
-        </w:tc>
-        <w:tc>
-          <w:tcPr>
-            <w:tcW w:w="1737" w:type="dxa"/>
-          </w:tcPr>
-          <w:p>
-            <w:pPr>
-              <w:rPr>
-                <w:rFonts w:ascii="Times New Roman" w:hAnsi="Times New Roman" w:cs="Times New Roman"/>
-                <w:sz w:val="24"/>
-                <w:szCs w:val="24"/>
-              </w:rPr>
-            </w:pPr>
-            <w:r>
-              <w:rPr>
-                <w:rFonts w:ascii="Times New Roman" w:hAnsi="Times New Roman" w:cs="Times New Roman"/>
-                <w:sz w:val="24"/>
-                <w:szCs w:val="24"/>
-              </w:rPr>
-              <w:t>[Prix par mètre]</w:t>
-            </w:r>
-          </w:p>
-        </w:tc>
-        <w:tc>
-          <w:tcPr>
-            <w:tcW w:w="1207" w:type="dxa"/>
-          </w:tcPr>
-          <w:p>
-            <w:pPr>
-              <w:rPr>
-                <w:rFonts w:ascii="Times New Roman" w:hAnsi="Times New Roman" w:cs="Times New Roman"/>
-                <w:sz w:val="24"/>
-                <w:szCs w:val="24"/>
-              </w:rPr>
-            </w:pPr>
-            <w:r>
-              <w:rPr>
-                <w:rFonts w:ascii="Times New Roman" w:hAnsi="Times New Roman" w:cs="Times New Roman"/>
+            <w:tcW w:w="990" w:type="dxa"/>
+            <w:shd w:val="clear" w:color="auto" w:fill="auto"/>
+          </w:tcPr>
+          <w:p>
+            <w:pPr>
+              <w:jc w:val="center"/>
+              <w:rPr>
+                <w:rFonts w:ascii="Times New Roman" w:hAnsi="Times New Roman" w:cs="Times New Roman"/>
+              </w:rPr>
+            </w:pPr>
+            <w:r>
+              <w:rPr>
+                <w:rFonts w:ascii="Times New Roman" w:hAnsi="Times New Roman" w:cs="Times New Roman"/>
+                <w:color w:val="000000" w:themeColor="text1"/>
+                <w:sz w:val="24"/>
+                <w:szCs w:val="24"/>
+              </w:rPr>
+              <w:t>[Unité]</w:t>
+            </w:r>
+          </w:p>
+        </w:tc>
+        <w:tc>
+          <w:tcPr>
+            <w:tcW w:w="2160" w:type="dxa"/>
+            <w:shd w:val="clear" w:color="auto" w:fill="auto"/>
+          </w:tcPr>
+          <w:p>
+            <w:pPr>
+              <w:jc w:val="right"/>
+              <w:rPr>
+                <w:rFonts w:ascii="Times New Roman" w:hAnsi="Times New Roman" w:cs="Times New Roman"/>
+              </w:rPr>
+            </w:pPr>
+            <w:r>
+              <w:rPr>
+                <w:rFonts w:ascii="Times New Roman" w:hAnsi="Times New Roman" w:cs="Times New Roman"/>
+                <w:color w:val="000000" w:themeColor="text1"/>
+                <w:sz w:val="24"/>
+                <w:szCs w:val="24"/>
+              </w:rPr>
+              <w:t>[Prix par unité]</w:t>
+            </w:r>
+          </w:p>
+        </w:tc>
+        <w:tc>
+          <w:tcPr>
+            <w:tcW w:w="1800" w:type="dxa"/>
+            <w:shd w:val="clear" w:color="auto" w:fill="auto"/>
+          </w:tcPr>
+          <w:p>
+            <w:pPr>
+              <w:jc w:val="right"/>
+              <w:rPr>
+                <w:rFonts w:ascii="Times New Roman" w:hAnsi="Times New Roman" w:cs="Times New Roman"/>
+                <w:color w:val="000000" w:themeColor="text1"/>
+                <w:sz w:val="24"/>
+                <w:szCs w:val="24"/>
+              </w:rPr>
+            </w:pPr>
+            <w:r>
+              <w:rPr>
+                <w:rFonts w:ascii="Times New Roman" w:hAnsi="Times New Roman" w:cs="Times New Roman"/>
+                <w:color w:val="000000" w:themeColor="text1"/>
                 <w:sz w:val="24"/>
                 <w:szCs w:val="24"/>
               </w:rPr>
@@ -1448,22 +1763,23 @@
       <w:tr>
         <w:tc>
           <w:tcPr>
-            <w:tcW w:w="560" w:type="dxa"/>
+            <w:tcW w:w="559" w:type="dxa"/>
             <w:shd w:val="clear" w:color="auto" w:fill="5B9BD5" w:themeFill="accent1"/>
           </w:tcPr>
           <w:p>
             <w:pPr>
               <w:rPr>
                 <w:rFonts w:ascii="Times New Roman" w:hAnsi="Times New Roman" w:cs="Times New Roman"/>
-                <w:sz w:val="24"/>
-                <w:szCs w:val="24"/>
-              </w:rPr>
-            </w:pPr>
-          </w:p>
-        </w:tc>
-        <w:tc>
-          <w:tcPr>
-            <w:tcW w:w="8790" w:type="dxa"/>
+                <w:color w:val="000000" w:themeColor="text1"/>
+                <w:sz w:val="24"/>
+                <w:szCs w:val="24"/>
+              </w:rPr>
+            </w:pPr>
+          </w:p>
+        </w:tc>
+        <w:tc>
+          <w:tcPr>
+            <w:tcW w:w="9426" w:type="dxa"/>
             <w:gridSpan w:val="5"/>
             <w:shd w:val="clear" w:color="auto" w:fill="5B9BD5" w:themeFill="accent1"/>
             <w:vAlign w:val="center"/>
@@ -1474,6 +1790,7 @@
               <w:rPr>
                 <w:rFonts w:ascii="Times New Roman" w:hAnsi="Times New Roman" w:cs="Times New Roman"/>
                 <w:b/>
+                <w:color w:val="000000" w:themeColor="text1"/>
                 <w:sz w:val="24"/>
                 <w:szCs w:val="24"/>
               </w:rPr>
@@ -1482,6 +1799,7 @@
               <w:rPr>
                 <w:rFonts w:ascii="Times New Roman" w:hAnsi="Times New Roman" w:cs="Times New Roman"/>
                 <w:b/>
+                <w:color w:val="000000" w:themeColor="text1"/>
                 <w:sz w:val="24"/>
                 <w:szCs w:val="24"/>
               </w:rPr>
@@ -1493,20 +1811,22 @@
       <w:tr>
         <w:tc>
           <w:tcPr>
-            <w:tcW w:w="560" w:type="dxa"/>
-            <w:shd w:val="clear" w:color="auto" w:fill="5B9BD5" w:themeFill="accent1"/>
-          </w:tcPr>
-          <w:p>
-            <w:pPr>
-              <w:rPr>
-                <w:rFonts w:ascii="Times New Roman" w:hAnsi="Times New Roman" w:cs="Times New Roman"/>
-                <w:sz w:val="24"/>
-                <w:szCs w:val="24"/>
-              </w:rPr>
-            </w:pPr>
-            <w:r>
-              <w:rPr>
-                <w:rFonts w:ascii="Times New Roman" w:hAnsi="Times New Roman" w:cs="Times New Roman"/>
+            <w:tcW w:w="559" w:type="dxa"/>
+            <w:shd w:val="clear" w:color="auto" w:fill="auto"/>
+          </w:tcPr>
+          <w:p>
+            <w:pPr>
+              <w:rPr>
+                <w:rFonts w:ascii="Times New Roman" w:hAnsi="Times New Roman" w:cs="Times New Roman"/>
+                <w:color w:val="000000" w:themeColor="text1"/>
+                <w:sz w:val="24"/>
+                <w:szCs w:val="24"/>
+              </w:rPr>
+            </w:pPr>
+            <w:r>
+              <w:rPr>
+                <w:rFonts w:ascii="Times New Roman" w:hAnsi="Times New Roman" w:cs="Times New Roman"/>
+                <w:color w:val="000000" w:themeColor="text1"/>
                 <w:sz w:val="24"/>
                 <w:szCs w:val="24"/>
               </w:rPr>
@@ -1516,41 +1836,48 @@
         </w:tc>
         <w:tc>
           <w:tcPr>
-            <w:tcW w:w="3516" w:type="dxa"/>
-          </w:tcPr>
-          <w:p>
-            <w:pPr>
-              <w:rPr>
-                <w:rFonts w:ascii="Times New Roman" w:hAnsi="Times New Roman" w:cs="Times New Roman"/>
-                <w:sz w:val="24"/>
-                <w:szCs w:val="24"/>
-              </w:rPr>
-            </w:pPr>
-            <w:r>
-              <w:rPr>
-                <w:rFonts w:ascii="Times New Roman" w:hAnsi="Times New Roman" w:cs="Times New Roman"/>
-                <w:sz w:val="24"/>
-                <w:szCs w:val="24"/>
-              </w:rPr>
-              <w:t>Tubage permanent (PVC HP ou acier)</w:t>
-            </w:r>
-          </w:p>
-        </w:tc>
-        <w:tc>
-          <w:tcPr>
-            <w:tcW w:w="1274" w:type="dxa"/>
-          </w:tcPr>
-          <w:p>
-            <w:pPr>
-              <w:rPr>
-                <w:rFonts w:ascii="Times New Roman" w:hAnsi="Times New Roman" w:cs="Times New Roman"/>
-                <w:sz w:val="24"/>
-                <w:szCs w:val="24"/>
-              </w:rPr>
-            </w:pPr>
-            <w:r>
-              <w:rPr>
-                <w:rFonts w:ascii="Times New Roman" w:hAnsi="Times New Roman" w:cs="Times New Roman"/>
+            <w:tcW w:w="3306" w:type="dxa"/>
+            <w:shd w:val="clear" w:color="auto" w:fill="auto"/>
+          </w:tcPr>
+          <w:p>
+            <w:pPr>
+              <w:rPr>
+                <w:rFonts w:ascii="Times New Roman" w:hAnsi="Times New Roman" w:cs="Times New Roman"/>
+                <w:color w:val="000000" w:themeColor="text1"/>
+                <w:sz w:val="24"/>
+                <w:szCs w:val="24"/>
+              </w:rPr>
+            </w:pPr>
+            <w:r>
+              <w:rPr>
+                <w:rFonts w:ascii="Times New Roman" w:hAnsi="Times New Roman" w:cs="Times New Roman"/>
+                <w:color w:val="000000" w:themeColor="text1"/>
+                <w:sz w:val="24"/>
+                <w:szCs w:val="24"/>
+              </w:rPr>
+              <w:t xml:space="preserve">Tubage permanent </w:t>
+            </w:r>
+          </w:p>
+        </w:tc>
+        <w:tc>
+          <w:tcPr>
+            <w:tcW w:w="1170" w:type="dxa"/>
+            <w:shd w:val="clear" w:color="auto" w:fill="auto"/>
+          </w:tcPr>
+          <w:p>
+            <w:pPr>
+              <w:jc w:val="center"/>
+              <w:rPr>
+                <w:rFonts w:ascii="Times New Roman" w:hAnsi="Times New Roman" w:cs="Times New Roman"/>
+                <w:color w:val="000000" w:themeColor="text1"/>
+                <w:sz w:val="24"/>
+                <w:szCs w:val="24"/>
+              </w:rPr>
+            </w:pPr>
+            <w:r>
+              <w:rPr>
+                <w:rFonts w:ascii="Times New Roman" w:hAnsi="Times New Roman" w:cs="Times New Roman"/>
+                <w:color w:val="000000" w:themeColor="text1"/>
                 <w:sz w:val="24"/>
                 <w:szCs w:val="24"/>
               </w:rPr>
@@ -1560,63 +1887,69 @@
         </w:tc>
         <w:tc>
           <w:tcPr>
-            <w:tcW w:w="1056" w:type="dxa"/>
-          </w:tcPr>
-          <w:p>
-            <w:pPr>
-              <w:rPr>
-                <w:rFonts w:ascii="Times New Roman" w:hAnsi="Times New Roman" w:cs="Times New Roman"/>
-                <w:sz w:val="24"/>
-                <w:szCs w:val="24"/>
-              </w:rPr>
-            </w:pPr>
-            <w:r>
-              <w:rPr>
-                <w:rFonts w:ascii="Times New Roman" w:hAnsi="Times New Roman" w:cs="Times New Roman"/>
-                <w:sz w:val="24"/>
-                <w:szCs w:val="24"/>
-              </w:rPr>
-              <w:t>mètre</w:t>
-            </w:r>
-          </w:p>
-        </w:tc>
-        <w:tc>
-          <w:tcPr>
-            <w:tcW w:w="1737" w:type="dxa"/>
-          </w:tcPr>
-          <w:p>
-            <w:pPr>
-              <w:rPr>
-                <w:rFonts w:ascii="Times New Roman" w:hAnsi="Times New Roman" w:cs="Times New Roman"/>
-                <w:sz w:val="24"/>
-                <w:szCs w:val="24"/>
-              </w:rPr>
-            </w:pPr>
-            <w:r>
-              <w:rPr>
-                <w:rFonts w:ascii="Times New Roman" w:hAnsi="Times New Roman" w:cs="Times New Roman"/>
-                <w:sz w:val="24"/>
-                <w:szCs w:val="24"/>
-              </w:rPr>
-              <w:t>[Prix par mètre]</w:t>
-            </w:r>
-          </w:p>
-        </w:tc>
-        <w:tc>
-          <w:tcPr>
-            <w:tcW w:w="1207" w:type="dxa"/>
-          </w:tcPr>
-          <w:p>
-            <w:pPr>
-              <w:rPr>
-                <w:rFonts w:ascii="Times New Roman" w:hAnsi="Times New Roman" w:cs="Times New Roman"/>
-                <w:sz w:val="24"/>
-                <w:szCs w:val="24"/>
-              </w:rPr>
-            </w:pPr>
-            <w:r>
-              <w:rPr>
-                <w:rFonts w:ascii="Times New Roman" w:hAnsi="Times New Roman" w:cs="Times New Roman"/>
+            <w:tcW w:w="990" w:type="dxa"/>
+            <w:shd w:val="clear" w:color="auto" w:fill="auto"/>
+          </w:tcPr>
+          <w:p>
+            <w:pPr>
+              <w:jc w:val="center"/>
+              <w:rPr>
+                <w:rFonts w:ascii="Times New Roman" w:hAnsi="Times New Roman" w:cs="Times New Roman"/>
+              </w:rPr>
+            </w:pPr>
+            <w:r>
+              <w:rPr>
+                <w:rFonts w:ascii="Times New Roman" w:hAnsi="Times New Roman" w:cs="Times New Roman"/>
+                <w:color w:val="000000" w:themeColor="text1"/>
+                <w:sz w:val="24"/>
+                <w:szCs w:val="24"/>
+              </w:rPr>
+              <w:t>[Unité]</w:t>
+            </w:r>
+          </w:p>
+        </w:tc>
+        <w:tc>
+          <w:tcPr>
+            <w:tcW w:w="2160" w:type="dxa"/>
+            <w:shd w:val="clear" w:color="auto" w:fill="auto"/>
+          </w:tcPr>
+          <w:p>
+            <w:pPr>
+              <w:jc w:val="right"/>
+              <w:rPr>
+                <w:rFonts w:ascii="Times New Roman" w:hAnsi="Times New Roman" w:cs="Times New Roman"/>
+              </w:rPr>
+            </w:pPr>
+            <w:r>
+              <w:rPr>
+                <w:rFonts w:ascii="Times New Roman" w:hAnsi="Times New Roman" w:cs="Times New Roman"/>
+                <w:color w:val="000000" w:themeColor="text1"/>
+                <w:sz w:val="24"/>
+                <w:szCs w:val="24"/>
+              </w:rPr>
+              <w:t>[Prix par unité]</w:t>
+            </w:r>
+          </w:p>
+        </w:tc>
+        <w:tc>
+          <w:tcPr>
+            <w:tcW w:w="1800" w:type="dxa"/>
+            <w:shd w:val="clear" w:color="auto" w:fill="auto"/>
+          </w:tcPr>
+          <w:p>
+            <w:pPr>
+              <w:jc w:val="right"/>
+              <w:rPr>
+                <w:rFonts w:ascii="Times New Roman" w:hAnsi="Times New Roman" w:cs="Times New Roman"/>
+                <w:color w:val="000000" w:themeColor="text1"/>
+                <w:sz w:val="24"/>
+                <w:szCs w:val="24"/>
+              </w:rPr>
+            </w:pPr>
+            <w:r>
+              <w:rPr>
+                <w:rFonts w:ascii="Times New Roman" w:hAnsi="Times New Roman" w:cs="Times New Roman"/>
+                <w:color w:val="000000" w:themeColor="text1"/>
                 <w:sz w:val="24"/>
                 <w:szCs w:val="24"/>
               </w:rPr>
@@ -1628,20 +1961,22 @@
       <w:tr>
         <w:tc>
           <w:tcPr>
-            <w:tcW w:w="560" w:type="dxa"/>
-            <w:shd w:val="clear" w:color="auto" w:fill="5B9BD5" w:themeFill="accent1"/>
-          </w:tcPr>
-          <w:p>
-            <w:pPr>
-              <w:rPr>
-                <w:rFonts w:ascii="Times New Roman" w:hAnsi="Times New Roman" w:cs="Times New Roman"/>
-                <w:sz w:val="24"/>
-                <w:szCs w:val="24"/>
-              </w:rPr>
-            </w:pPr>
-            <w:r>
-              <w:rPr>
-                <w:rFonts w:ascii="Times New Roman" w:hAnsi="Times New Roman" w:cs="Times New Roman"/>
+            <w:tcW w:w="559" w:type="dxa"/>
+            <w:shd w:val="clear" w:color="auto" w:fill="auto"/>
+          </w:tcPr>
+          <w:p>
+            <w:pPr>
+              <w:rPr>
+                <w:rFonts w:ascii="Times New Roman" w:hAnsi="Times New Roman" w:cs="Times New Roman"/>
+                <w:color w:val="000000" w:themeColor="text1"/>
+                <w:sz w:val="24"/>
+                <w:szCs w:val="24"/>
+              </w:rPr>
+            </w:pPr>
+            <w:r>
+              <w:rPr>
+                <w:rFonts w:ascii="Times New Roman" w:hAnsi="Times New Roman" w:cs="Times New Roman"/>
+                <w:color w:val="000000" w:themeColor="text1"/>
                 <w:sz w:val="24"/>
                 <w:szCs w:val="24"/>
               </w:rPr>
@@ -1651,41 +1986,39 @@
         </w:tc>
         <w:tc>
           <w:tcPr>
-            <w:tcW w:w="3516" w:type="dxa"/>
-          </w:tcPr>
-          <w:p>
-            <w:pPr>
-              <w:rPr>
-                <w:rFonts w:ascii="Times New Roman" w:hAnsi="Times New Roman" w:cs="Times New Roman"/>
-                <w:sz w:val="24"/>
-                <w:szCs w:val="24"/>
-              </w:rPr>
-            </w:pPr>
-            <w:r>
-              <w:rPr>
-                <w:rFonts w:ascii="Times New Roman" w:hAnsi="Times New Roman" w:cs="Times New Roman"/>
-                <w:sz w:val="24"/>
-                <w:szCs w:val="24"/>
-              </w:rPr>
-              <w:t>PVC crépine</w:t>
-            </w:r>
-          </w:p>
-        </w:tc>
-        <w:tc>
-          <w:tcPr>
-            <w:tcW w:w="1274" w:type="dxa"/>
-          </w:tcPr>
-          <w:p>
-            <w:pPr>
-              <w:rPr>
-                <w:rFonts w:ascii="Times New Roman" w:hAnsi="Times New Roman" w:cs="Times New Roman"/>
-                <w:sz w:val="24"/>
-                <w:szCs w:val="24"/>
-              </w:rPr>
-            </w:pPr>
-            <w:r>
-              <w:rPr>
-                <w:rFonts w:ascii="Times New Roman" w:hAnsi="Times New Roman" w:cs="Times New Roman"/>
+            <w:tcW w:w="3306" w:type="dxa"/>
+            <w:shd w:val="clear" w:color="auto" w:fill="auto"/>
+          </w:tcPr>
+          <w:p>
+            <w:pPr>
+              <w:rPr>
+                <w:rFonts w:ascii="Times New Roman" w:hAnsi="Times New Roman" w:cs="Times New Roman"/>
+                <w:color w:val="000000" w:themeColor="text1"/>
+                <w:sz w:val="24"/>
+                <w:szCs w:val="24"/>
+              </w:rPr>
+            </w:pPr>
+          </w:p>
+        </w:tc>
+        <w:tc>
+          <w:tcPr>
+            <w:tcW w:w="1170" w:type="dxa"/>
+            <w:shd w:val="clear" w:color="auto" w:fill="auto"/>
+          </w:tcPr>
+          <w:p>
+            <w:pPr>
+              <w:jc w:val="center"/>
+              <w:rPr>
+                <w:rFonts w:ascii="Times New Roman" w:hAnsi="Times New Roman" w:cs="Times New Roman"/>
+                <w:color w:val="000000" w:themeColor="text1"/>
+                <w:sz w:val="24"/>
+                <w:szCs w:val="24"/>
+              </w:rPr>
+            </w:pPr>
+            <w:r>
+              <w:rPr>
+                <w:rFonts w:ascii="Times New Roman" w:hAnsi="Times New Roman" w:cs="Times New Roman"/>
+                <w:color w:val="000000" w:themeColor="text1"/>
                 <w:sz w:val="24"/>
                 <w:szCs w:val="24"/>
               </w:rPr>
@@ -1695,63 +2028,72 @@
         </w:tc>
         <w:tc>
           <w:tcPr>
-            <w:tcW w:w="1056" w:type="dxa"/>
-          </w:tcPr>
-          <w:p>
-            <w:pPr>
-              <w:rPr>
-                <w:rFonts w:ascii="Times New Roman" w:hAnsi="Times New Roman" w:cs="Times New Roman"/>
-                <w:sz w:val="24"/>
-                <w:szCs w:val="24"/>
-              </w:rPr>
-            </w:pPr>
-            <w:r>
-              <w:rPr>
-                <w:rFonts w:ascii="Times New Roman" w:hAnsi="Times New Roman" w:cs="Times New Roman"/>
-                <w:sz w:val="24"/>
-                <w:szCs w:val="24"/>
-              </w:rPr>
-              <w:t>mètre</w:t>
-            </w:r>
-          </w:p>
-        </w:tc>
-        <w:tc>
-          <w:tcPr>
-            <w:tcW w:w="1737" w:type="dxa"/>
-          </w:tcPr>
-          <w:p>
-            <w:pPr>
-              <w:rPr>
-                <w:rFonts w:ascii="Times New Roman" w:hAnsi="Times New Roman" w:cs="Times New Roman"/>
-                <w:sz w:val="24"/>
-                <w:szCs w:val="24"/>
-              </w:rPr>
-            </w:pPr>
-            <w:r>
-              <w:rPr>
-                <w:rFonts w:ascii="Times New Roman" w:hAnsi="Times New Roman" w:cs="Times New Roman"/>
-                <w:sz w:val="24"/>
-                <w:szCs w:val="24"/>
-              </w:rPr>
-              <w:t>[Prix par mètre]</w:t>
-            </w:r>
-          </w:p>
-        </w:tc>
-        <w:tc>
-          <w:tcPr>
-            <w:tcW w:w="1207" w:type="dxa"/>
-          </w:tcPr>
-          <w:p>
-            <w:pPr>
-              <w:rPr>
-                <w:rFonts w:ascii="Times New Roman" w:hAnsi="Times New Roman" w:cs="Times New Roman"/>
-                <w:sz w:val="24"/>
-                <w:szCs w:val="24"/>
-              </w:rPr>
-            </w:pPr>
-            <w:r>
-              <w:rPr>
-                <w:rFonts w:ascii="Times New Roman" w:hAnsi="Times New Roman" w:cs="Times New Roman"/>
+            <w:tcW w:w="990" w:type="dxa"/>
+            <w:shd w:val="clear" w:color="auto" w:fill="auto"/>
+          </w:tcPr>
+          <w:p>
+            <w:pPr>
+              <w:jc w:val="center"/>
+              <w:rPr>
+                <w:rFonts w:ascii="Times New Roman" w:hAnsi="Times New Roman" w:cs="Times New Roman"/>
+                <w:color w:val="000000" w:themeColor="text1"/>
+                <w:sz w:val="24"/>
+                <w:szCs w:val="24"/>
+              </w:rPr>
+            </w:pPr>
+            <w:r>
+              <w:rPr>
+                <w:rFonts w:ascii="Times New Roman" w:hAnsi="Times New Roman" w:cs="Times New Roman"/>
+                <w:color w:val="000000" w:themeColor="text1"/>
+                <w:sz w:val="24"/>
+                <w:szCs w:val="24"/>
+              </w:rPr>
+              <w:t>[Unité]</w:t>
+            </w:r>
+          </w:p>
+        </w:tc>
+        <w:tc>
+          <w:tcPr>
+            <w:tcW w:w="2160" w:type="dxa"/>
+            <w:shd w:val="clear" w:color="auto" w:fill="auto"/>
+          </w:tcPr>
+          <w:p>
+            <w:pPr>
+              <w:jc w:val="right"/>
+              <w:rPr>
+                <w:rFonts w:ascii="Times New Roman" w:hAnsi="Times New Roman" w:cs="Times New Roman"/>
+              </w:rPr>
+            </w:pPr>
+            <w:r>
+              <w:rPr>
+                <w:rFonts w:ascii="Times New Roman" w:hAnsi="Times New Roman" w:cs="Times New Roman"/>
+                <w:color w:val="000000" w:themeColor="text1"/>
+                <w:sz w:val="24"/>
+                <w:szCs w:val="24"/>
+              </w:rPr>
+              <w:t>[Prix par unité]</w:t>
+            </w:r>
+          </w:p>
+        </w:tc>
+        <w:tc>
+          <w:tcPr>
+            <w:tcW w:w="1800" w:type="dxa"/>
+            <w:shd w:val="clear" w:color="auto" w:fill="auto"/>
+          </w:tcPr>
+          <w:p>
+            <w:pPr>
+              <w:jc w:val="right"/>
+              <w:rPr>
+                <w:rFonts w:ascii="Times New Roman" w:hAnsi="Times New Roman" w:cs="Times New Roman"/>
+                <w:color w:val="000000" w:themeColor="text1"/>
+                <w:sz w:val="24"/>
+                <w:szCs w:val="24"/>
+              </w:rPr>
+            </w:pPr>
+            <w:r>
+              <w:rPr>
+                <w:rFonts w:ascii="Times New Roman" w:hAnsi="Times New Roman" w:cs="Times New Roman"/>
+                <w:color w:val="000000" w:themeColor="text1"/>
                 <w:sz w:val="24"/>
                 <w:szCs w:val="24"/>
               </w:rPr>
@@ -1763,20 +2105,22 @@
       <w:tr>
         <w:tc>
           <w:tcPr>
-            <w:tcW w:w="560" w:type="dxa"/>
-            <w:shd w:val="clear" w:color="auto" w:fill="5B9BD5" w:themeFill="accent1"/>
-          </w:tcPr>
-          <w:p>
-            <w:pPr>
-              <w:rPr>
-                <w:rFonts w:ascii="Times New Roman" w:hAnsi="Times New Roman" w:cs="Times New Roman"/>
-                <w:sz w:val="24"/>
-                <w:szCs w:val="24"/>
-              </w:rPr>
-            </w:pPr>
-            <w:r>
-              <w:rPr>
-                <w:rFonts w:ascii="Times New Roman" w:hAnsi="Times New Roman" w:cs="Times New Roman"/>
+            <w:tcW w:w="559" w:type="dxa"/>
+            <w:shd w:val="clear" w:color="auto" w:fill="auto"/>
+          </w:tcPr>
+          <w:p>
+            <w:pPr>
+              <w:rPr>
+                <w:rFonts w:ascii="Times New Roman" w:hAnsi="Times New Roman" w:cs="Times New Roman"/>
+                <w:color w:val="000000" w:themeColor="text1"/>
+                <w:sz w:val="24"/>
+                <w:szCs w:val="24"/>
+              </w:rPr>
+            </w:pPr>
+            <w:r>
+              <w:rPr>
+                <w:rFonts w:ascii="Times New Roman" w:hAnsi="Times New Roman" w:cs="Times New Roman"/>
+                <w:color w:val="000000" w:themeColor="text1"/>
                 <w:sz w:val="24"/>
                 <w:szCs w:val="24"/>
               </w:rPr>
@@ -1786,41 +2130,48 @@
         </w:tc>
         <w:tc>
           <w:tcPr>
-            <w:tcW w:w="3516" w:type="dxa"/>
-          </w:tcPr>
-          <w:p>
-            <w:pPr>
-              <w:rPr>
-                <w:rFonts w:ascii="Times New Roman" w:hAnsi="Times New Roman" w:cs="Times New Roman"/>
-                <w:sz w:val="24"/>
-                <w:szCs w:val="24"/>
-              </w:rPr>
-            </w:pPr>
-            <w:r>
-              <w:rPr>
-                <w:rFonts w:ascii="Times New Roman" w:hAnsi="Times New Roman" w:cs="Times New Roman"/>
-                <w:sz w:val="24"/>
-                <w:szCs w:val="24"/>
-              </w:rPr>
-              <w:t>Soudure/Scellement</w:t>
-            </w:r>
-          </w:p>
-        </w:tc>
-        <w:tc>
-          <w:tcPr>
-            <w:tcW w:w="1274" w:type="dxa"/>
-          </w:tcPr>
-          <w:p>
-            <w:pPr>
-              <w:rPr>
-                <w:rFonts w:ascii="Times New Roman" w:hAnsi="Times New Roman" w:cs="Times New Roman"/>
-                <w:sz w:val="24"/>
-                <w:szCs w:val="24"/>
-              </w:rPr>
-            </w:pPr>
-            <w:r>
-              <w:rPr>
-                <w:rFonts w:ascii="Times New Roman" w:hAnsi="Times New Roman" w:cs="Times New Roman"/>
+            <w:tcW w:w="3306" w:type="dxa"/>
+            <w:shd w:val="clear" w:color="auto" w:fill="auto"/>
+          </w:tcPr>
+          <w:p>
+            <w:pPr>
+              <w:rPr>
+                <w:rFonts w:ascii="Times New Roman" w:hAnsi="Times New Roman" w:cs="Times New Roman"/>
+                <w:color w:val="000000" w:themeColor="text1"/>
+                <w:sz w:val="24"/>
+                <w:szCs w:val="24"/>
+              </w:rPr>
+            </w:pPr>
+            <w:r>
+              <w:rPr>
+                <w:rFonts w:ascii="Times New Roman" w:hAnsi="Times New Roman" w:cs="Times New Roman"/>
+                <w:color w:val="000000" w:themeColor="text1"/>
+                <w:sz w:val="24"/>
+                <w:szCs w:val="24"/>
+              </w:rPr>
+              <w:t xml:space="preserve">Bouchons étanches </w:t>
+            </w:r>
+          </w:p>
+        </w:tc>
+        <w:tc>
+          <w:tcPr>
+            <w:tcW w:w="1170" w:type="dxa"/>
+            <w:shd w:val="clear" w:color="auto" w:fill="auto"/>
+          </w:tcPr>
+          <w:p>
+            <w:pPr>
+              <w:jc w:val="center"/>
+              <w:rPr>
+                <w:rFonts w:ascii="Times New Roman" w:hAnsi="Times New Roman" w:cs="Times New Roman"/>
+                <w:color w:val="000000" w:themeColor="text1"/>
+                <w:sz w:val="24"/>
+                <w:szCs w:val="24"/>
+              </w:rPr>
+            </w:pPr>
+            <w:r>
+              <w:rPr>
+                <w:rFonts w:ascii="Times New Roman" w:hAnsi="Times New Roman" w:cs="Times New Roman"/>
+                <w:color w:val="000000" w:themeColor="text1"/>
                 <w:sz w:val="24"/>
                 <w:szCs w:val="24"/>
               </w:rPr>
@@ -1830,19 +2181,23 @@
         </w:tc>
         <w:tc>
           <w:tcPr>
-            <w:tcW w:w="1056" w:type="dxa"/>
-          </w:tcPr>
-          <w:p>
-            <w:pPr>
-              <w:rPr>
-                <w:rFonts w:ascii="Times New Roman" w:hAnsi="Times New Roman" w:cs="Times New Roman"/>
-                <w:sz w:val="24"/>
-                <w:szCs w:val="24"/>
-              </w:rPr>
-            </w:pPr>
-            <w:r>
-              <w:rPr>
-                <w:rFonts w:ascii="Times New Roman" w:hAnsi="Times New Roman" w:cs="Times New Roman"/>
+            <w:tcW w:w="990" w:type="dxa"/>
+            <w:shd w:val="clear" w:color="auto" w:fill="auto"/>
+          </w:tcPr>
+          <w:p>
+            <w:pPr>
+              <w:jc w:val="center"/>
+              <w:rPr>
+                <w:rFonts w:ascii="Times New Roman" w:hAnsi="Times New Roman" w:cs="Times New Roman"/>
+                <w:color w:val="000000" w:themeColor="text1"/>
+                <w:sz w:val="24"/>
+                <w:szCs w:val="24"/>
+              </w:rPr>
+            </w:pPr>
+            <w:r>
+              <w:rPr>
+                <w:rFonts w:ascii="Times New Roman" w:hAnsi="Times New Roman" w:cs="Times New Roman"/>
+                <w:color w:val="000000" w:themeColor="text1"/>
                 <w:sz w:val="24"/>
                 <w:szCs w:val="24"/>
               </w:rPr>
@@ -1852,19 +2207,20 @@
         </w:tc>
         <w:tc>
           <w:tcPr>
-            <w:tcW w:w="1737" w:type="dxa"/>
-          </w:tcPr>
-          <w:p>
-            <w:pPr>
-              <w:rPr>
-                <w:rFonts w:ascii="Times New Roman" w:hAnsi="Times New Roman" w:cs="Times New Roman"/>
-                <w:sz w:val="24"/>
-                <w:szCs w:val="24"/>
-              </w:rPr>
-            </w:pPr>
-            <w:r>
-              <w:rPr>
-                <w:rFonts w:ascii="Times New Roman" w:hAnsi="Times New Roman" w:cs="Times New Roman"/>
+            <w:tcW w:w="2160" w:type="dxa"/>
+            <w:shd w:val="clear" w:color="auto" w:fill="auto"/>
+          </w:tcPr>
+          <w:p>
+            <w:pPr>
+              <w:jc w:val="right"/>
+              <w:rPr>
+                <w:rFonts w:ascii="Times New Roman" w:hAnsi="Times New Roman" w:cs="Times New Roman"/>
+              </w:rPr>
+            </w:pPr>
+            <w:r>
+              <w:rPr>
+                <w:rFonts w:ascii="Times New Roman" w:hAnsi="Times New Roman" w:cs="Times New Roman"/>
+                <w:color w:val="000000" w:themeColor="text1"/>
                 <w:sz w:val="24"/>
                 <w:szCs w:val="24"/>
               </w:rPr>
@@ -1874,19 +2230,23 @@
         </w:tc>
         <w:tc>
           <w:tcPr>
-            <w:tcW w:w="1207" w:type="dxa"/>
-          </w:tcPr>
-          <w:p>
-            <w:pPr>
-              <w:rPr>
-                <w:rFonts w:ascii="Times New Roman" w:hAnsi="Times New Roman" w:cs="Times New Roman"/>
-                <w:sz w:val="24"/>
-                <w:szCs w:val="24"/>
-              </w:rPr>
-            </w:pPr>
-            <w:r>
-              <w:rPr>
-                <w:rFonts w:ascii="Times New Roman" w:hAnsi="Times New Roman" w:cs="Times New Roman"/>
+            <w:tcW w:w="1800" w:type="dxa"/>
+            <w:shd w:val="clear" w:color="auto" w:fill="auto"/>
+          </w:tcPr>
+          <w:p>
+            <w:pPr>
+              <w:jc w:val="right"/>
+              <w:rPr>
+                <w:rFonts w:ascii="Times New Roman" w:hAnsi="Times New Roman" w:cs="Times New Roman"/>
+                <w:color w:val="000000" w:themeColor="text1"/>
+                <w:sz w:val="24"/>
+                <w:szCs w:val="24"/>
+              </w:rPr>
+            </w:pPr>
+            <w:r>
+              <w:rPr>
+                <w:rFonts w:ascii="Times New Roman" w:hAnsi="Times New Roman" w:cs="Times New Roman"/>
+                <w:color w:val="000000" w:themeColor="text1"/>
                 <w:sz w:val="24"/>
                 <w:szCs w:val="24"/>
               </w:rPr>
@@ -1898,20 +2258,22 @@
       <w:tr>
         <w:tc>
           <w:tcPr>
-            <w:tcW w:w="560" w:type="dxa"/>
-            <w:shd w:val="clear" w:color="auto" w:fill="5B9BD5" w:themeFill="accent1"/>
-          </w:tcPr>
-          <w:p>
-            <w:pPr>
-              <w:rPr>
-                <w:rFonts w:ascii="Times New Roman" w:hAnsi="Times New Roman" w:cs="Times New Roman"/>
-                <w:sz w:val="24"/>
-                <w:szCs w:val="24"/>
-              </w:rPr>
-            </w:pPr>
-            <w:r>
-              <w:rPr>
-                <w:rFonts w:ascii="Times New Roman" w:hAnsi="Times New Roman" w:cs="Times New Roman"/>
+            <w:tcW w:w="559" w:type="dxa"/>
+            <w:shd w:val="clear" w:color="auto" w:fill="auto"/>
+          </w:tcPr>
+          <w:p>
+            <w:pPr>
+              <w:rPr>
+                <w:rFonts w:ascii="Times New Roman" w:hAnsi="Times New Roman" w:cs="Times New Roman"/>
+                <w:color w:val="000000" w:themeColor="text1"/>
+                <w:sz w:val="24"/>
+                <w:szCs w:val="24"/>
+              </w:rPr>
+            </w:pPr>
+            <w:r>
+              <w:rPr>
+                <w:rFonts w:ascii="Times New Roman" w:hAnsi="Times New Roman" w:cs="Times New Roman"/>
+                <w:color w:val="000000" w:themeColor="text1"/>
                 <w:sz w:val="24"/>
                 <w:szCs w:val="24"/>
               </w:rPr>
@@ -1921,41 +2283,48 @@
         </w:tc>
         <w:tc>
           <w:tcPr>
-            <w:tcW w:w="3516" w:type="dxa"/>
-          </w:tcPr>
-          <w:p>
-            <w:pPr>
-              <w:rPr>
-                <w:rFonts w:ascii="Times New Roman" w:hAnsi="Times New Roman" w:cs="Times New Roman"/>
-                <w:sz w:val="24"/>
-                <w:szCs w:val="24"/>
-              </w:rPr>
-            </w:pPr>
-            <w:r>
-              <w:rPr>
-                <w:rFonts w:ascii="Times New Roman" w:hAnsi="Times New Roman" w:cs="Times New Roman"/>
-                <w:sz w:val="24"/>
-                <w:szCs w:val="24"/>
-              </w:rPr>
-              <w:t>Bouchons étanches d'argile ou bentonite</w:t>
-            </w:r>
-          </w:p>
-        </w:tc>
-        <w:tc>
-          <w:tcPr>
-            <w:tcW w:w="1274" w:type="dxa"/>
-          </w:tcPr>
-          <w:p>
-            <w:pPr>
-              <w:rPr>
-                <w:rFonts w:ascii="Times New Roman" w:hAnsi="Times New Roman" w:cs="Times New Roman"/>
-                <w:sz w:val="24"/>
-                <w:szCs w:val="24"/>
-              </w:rPr>
-            </w:pPr>
-            <w:r>
-              <w:rPr>
-                <w:rFonts w:ascii="Times New Roman" w:hAnsi="Times New Roman" w:cs="Times New Roman"/>
+            <w:tcW w:w="3306" w:type="dxa"/>
+            <w:shd w:val="clear" w:color="auto" w:fill="auto"/>
+          </w:tcPr>
+          <w:p>
+            <w:pPr>
+              <w:rPr>
+                <w:rFonts w:ascii="Times New Roman" w:hAnsi="Times New Roman" w:cs="Times New Roman"/>
+                <w:color w:val="000000" w:themeColor="text1"/>
+                <w:sz w:val="24"/>
+                <w:szCs w:val="24"/>
+              </w:rPr>
+            </w:pPr>
+            <w:r>
+              <w:rPr>
+                <w:rFonts w:ascii="Times New Roman" w:hAnsi="Times New Roman" w:cs="Times New Roman"/>
+                <w:color w:val="000000" w:themeColor="text1"/>
+                <w:sz w:val="24"/>
+                <w:szCs w:val="24"/>
+              </w:rPr>
+              <w:t>PVC crépine</w:t>
+            </w:r>
+          </w:p>
+        </w:tc>
+        <w:tc>
+          <w:tcPr>
+            <w:tcW w:w="1170" w:type="dxa"/>
+            <w:shd w:val="clear" w:color="auto" w:fill="auto"/>
+          </w:tcPr>
+          <w:p>
+            <w:pPr>
+              <w:jc w:val="center"/>
+              <w:rPr>
+                <w:rFonts w:ascii="Times New Roman" w:hAnsi="Times New Roman" w:cs="Times New Roman"/>
+                <w:color w:val="000000" w:themeColor="text1"/>
+                <w:sz w:val="24"/>
+                <w:szCs w:val="24"/>
+              </w:rPr>
+            </w:pPr>
+            <w:r>
+              <w:rPr>
+                <w:rFonts w:ascii="Times New Roman" w:hAnsi="Times New Roman" w:cs="Times New Roman"/>
+                <w:color w:val="000000" w:themeColor="text1"/>
                 <w:sz w:val="24"/>
                 <w:szCs w:val="24"/>
               </w:rPr>
@@ -1965,19 +2334,20 @@
         </w:tc>
         <w:tc>
           <w:tcPr>
-            <w:tcW w:w="1056" w:type="dxa"/>
-          </w:tcPr>
-          <w:p>
-            <w:pPr>
-              <w:rPr>
-                <w:rFonts w:ascii="Times New Roman" w:hAnsi="Times New Roman" w:cs="Times New Roman"/>
-                <w:sz w:val="24"/>
-                <w:szCs w:val="24"/>
-              </w:rPr>
-            </w:pPr>
-            <w:r>
-              <w:rPr>
-                <w:rFonts w:ascii="Times New Roman" w:hAnsi="Times New Roman" w:cs="Times New Roman"/>
+            <w:tcW w:w="990" w:type="dxa"/>
+            <w:shd w:val="clear" w:color="auto" w:fill="auto"/>
+          </w:tcPr>
+          <w:p>
+            <w:pPr>
+              <w:jc w:val="center"/>
+              <w:rPr>
+                <w:rFonts w:ascii="Times New Roman" w:hAnsi="Times New Roman" w:cs="Times New Roman"/>
+              </w:rPr>
+            </w:pPr>
+            <w:r>
+              <w:rPr>
+                <w:rFonts w:ascii="Times New Roman" w:hAnsi="Times New Roman" w:cs="Times New Roman"/>
+                <w:color w:val="000000" w:themeColor="text1"/>
                 <w:sz w:val="24"/>
                 <w:szCs w:val="24"/>
               </w:rPr>
@@ -1987,19 +2357,20 @@
         </w:tc>
         <w:tc>
           <w:tcPr>
-            <w:tcW w:w="1737" w:type="dxa"/>
-          </w:tcPr>
-          <w:p>
-            <w:pPr>
-              <w:rPr>
-                <w:rFonts w:ascii="Times New Roman" w:hAnsi="Times New Roman" w:cs="Times New Roman"/>
-                <w:sz w:val="24"/>
-                <w:szCs w:val="24"/>
-              </w:rPr>
-            </w:pPr>
-            <w:r>
-              <w:rPr>
-                <w:rFonts w:ascii="Times New Roman" w:hAnsi="Times New Roman" w:cs="Times New Roman"/>
+            <w:tcW w:w="2160" w:type="dxa"/>
+            <w:shd w:val="clear" w:color="auto" w:fill="auto"/>
+          </w:tcPr>
+          <w:p>
+            <w:pPr>
+              <w:jc w:val="right"/>
+              <w:rPr>
+                <w:rFonts w:ascii="Times New Roman" w:hAnsi="Times New Roman" w:cs="Times New Roman"/>
+              </w:rPr>
+            </w:pPr>
+            <w:r>
+              <w:rPr>
+                <w:rFonts w:ascii="Times New Roman" w:hAnsi="Times New Roman" w:cs="Times New Roman"/>
+                <w:color w:val="000000" w:themeColor="text1"/>
                 <w:sz w:val="24"/>
                 <w:szCs w:val="24"/>
               </w:rPr>
@@ -2009,19 +2380,23 @@
         </w:tc>
         <w:tc>
           <w:tcPr>
-            <w:tcW w:w="1207" w:type="dxa"/>
-          </w:tcPr>
-          <w:p>
-            <w:pPr>
-              <w:rPr>
-                <w:rFonts w:ascii="Times New Roman" w:hAnsi="Times New Roman" w:cs="Times New Roman"/>
-                <w:sz w:val="24"/>
-                <w:szCs w:val="24"/>
-              </w:rPr>
-            </w:pPr>
-            <w:r>
-              <w:rPr>
-                <w:rFonts w:ascii="Times New Roman" w:hAnsi="Times New Roman" w:cs="Times New Roman"/>
+            <w:tcW w:w="1800" w:type="dxa"/>
+            <w:shd w:val="clear" w:color="auto" w:fill="auto"/>
+          </w:tcPr>
+          <w:p>
+            <w:pPr>
+              <w:jc w:val="right"/>
+              <w:rPr>
+                <w:rFonts w:ascii="Times New Roman" w:hAnsi="Times New Roman" w:cs="Times New Roman"/>
+                <w:color w:val="000000" w:themeColor="text1"/>
+                <w:sz w:val="24"/>
+                <w:szCs w:val="24"/>
+              </w:rPr>
+            </w:pPr>
+            <w:r>
+              <w:rPr>
+                <w:rFonts w:ascii="Times New Roman" w:hAnsi="Times New Roman" w:cs="Times New Roman"/>
+                <w:color w:val="000000" w:themeColor="text1"/>
                 <w:sz w:val="24"/>
                 <w:szCs w:val="24"/>
               </w:rPr>
@@ -2033,22 +2408,23 @@
       <w:tr>
         <w:tc>
           <w:tcPr>
-            <w:tcW w:w="560" w:type="dxa"/>
+            <w:tcW w:w="559" w:type="dxa"/>
             <w:shd w:val="clear" w:color="auto" w:fill="5B9BD5" w:themeFill="accent1"/>
           </w:tcPr>
           <w:p>
             <w:pPr>
               <w:rPr>
                 <w:rFonts w:ascii="Times New Roman" w:hAnsi="Times New Roman" w:cs="Times New Roman"/>
-                <w:sz w:val="24"/>
-                <w:szCs w:val="24"/>
-              </w:rPr>
-            </w:pPr>
-          </w:p>
-        </w:tc>
-        <w:tc>
-          <w:tcPr>
-            <w:tcW w:w="8790" w:type="dxa"/>
+                <w:color w:val="000000" w:themeColor="text1"/>
+                <w:sz w:val="24"/>
+                <w:szCs w:val="24"/>
+              </w:rPr>
+            </w:pPr>
+          </w:p>
+        </w:tc>
+        <w:tc>
+          <w:tcPr>
+            <w:tcW w:w="9426" w:type="dxa"/>
             <w:gridSpan w:val="5"/>
             <w:shd w:val="clear" w:color="auto" w:fill="5B9BD5" w:themeFill="accent1"/>
           </w:tcPr>
@@ -2058,6 +2434,7 @@
               <w:rPr>
                 <w:rFonts w:ascii="Times New Roman" w:hAnsi="Times New Roman" w:cs="Times New Roman"/>
                 <w:b/>
+                <w:color w:val="000000" w:themeColor="text1"/>
                 <w:sz w:val="24"/>
                 <w:szCs w:val="24"/>
               </w:rPr>
@@ -2066,6 +2443,7 @@
               <w:rPr>
                 <w:rFonts w:ascii="Times New Roman" w:hAnsi="Times New Roman" w:cs="Times New Roman"/>
                 <w:b/>
+                <w:color w:val="000000" w:themeColor="text1"/>
                 <w:sz w:val="24"/>
                 <w:szCs w:val="24"/>
               </w:rPr>
@@ -2077,20 +2455,22 @@
       <w:tr>
         <w:tc>
           <w:tcPr>
-            <w:tcW w:w="560" w:type="dxa"/>
-            <w:shd w:val="clear" w:color="auto" w:fill="5B9BD5" w:themeFill="accent1"/>
-          </w:tcPr>
-          <w:p>
-            <w:pPr>
-              <w:rPr>
-                <w:rFonts w:ascii="Times New Roman" w:hAnsi="Times New Roman" w:cs="Times New Roman"/>
-                <w:sz w:val="24"/>
-                <w:szCs w:val="24"/>
-              </w:rPr>
-            </w:pPr>
-            <w:r>
-              <w:rPr>
-                <w:rFonts w:ascii="Times New Roman" w:hAnsi="Times New Roman" w:cs="Times New Roman"/>
+            <w:tcW w:w="559" w:type="dxa"/>
+            <w:shd w:val="clear" w:color="auto" w:fill="auto"/>
+          </w:tcPr>
+          <w:p>
+            <w:pPr>
+              <w:rPr>
+                <w:rFonts w:ascii="Times New Roman" w:hAnsi="Times New Roman" w:cs="Times New Roman"/>
+                <w:color w:val="000000" w:themeColor="text1"/>
+                <w:sz w:val="24"/>
+                <w:szCs w:val="24"/>
+              </w:rPr>
+            </w:pPr>
+            <w:r>
+              <w:rPr>
+                <w:rFonts w:ascii="Times New Roman" w:hAnsi="Times New Roman" w:cs="Times New Roman"/>
+                <w:color w:val="000000" w:themeColor="text1"/>
                 <w:sz w:val="24"/>
                 <w:szCs w:val="24"/>
               </w:rPr>
@@ -2100,41 +2480,39 @@
         </w:tc>
         <w:tc>
           <w:tcPr>
-            <w:tcW w:w="3516" w:type="dxa"/>
-          </w:tcPr>
-          <w:p>
-            <w:pPr>
-              <w:rPr>
-                <w:rFonts w:ascii="Times New Roman" w:hAnsi="Times New Roman" w:cs="Times New Roman"/>
-                <w:sz w:val="24"/>
-                <w:szCs w:val="24"/>
-              </w:rPr>
-            </w:pPr>
-            <w:r>
-              <w:rPr>
-                <w:rFonts w:ascii="Times New Roman" w:hAnsi="Times New Roman" w:cs="Times New Roman"/>
-                <w:sz w:val="24"/>
-                <w:szCs w:val="24"/>
-              </w:rPr>
-              <w:t>Pompe de forage</w:t>
-            </w:r>
-          </w:p>
-        </w:tc>
-        <w:tc>
-          <w:tcPr>
-            <w:tcW w:w="1274" w:type="dxa"/>
-          </w:tcPr>
-          <w:p>
-            <w:pPr>
-              <w:rPr>
-                <w:rFonts w:ascii="Times New Roman" w:hAnsi="Times New Roman" w:cs="Times New Roman"/>
-                <w:sz w:val="24"/>
-                <w:szCs w:val="24"/>
-              </w:rPr>
-            </w:pPr>
-            <w:r>
-              <w:rPr>
-                <w:rFonts w:ascii="Times New Roman" w:hAnsi="Times New Roman" w:cs="Times New Roman"/>
+            <w:tcW w:w="3306" w:type="dxa"/>
+            <w:shd w:val="clear" w:color="auto" w:fill="auto"/>
+          </w:tcPr>
+          <w:p>
+            <w:pPr>
+              <w:rPr>
+                <w:rFonts w:ascii="Times New Roman" w:hAnsi="Times New Roman" w:cs="Times New Roman"/>
+                <w:color w:val="000000" w:themeColor="text1"/>
+                <w:sz w:val="24"/>
+                <w:szCs w:val="24"/>
+              </w:rPr>
+            </w:pPr>
+          </w:p>
+        </w:tc>
+        <w:tc>
+          <w:tcPr>
+            <w:tcW w:w="1170" w:type="dxa"/>
+            <w:shd w:val="clear" w:color="auto" w:fill="auto"/>
+          </w:tcPr>
+          <w:p>
+            <w:pPr>
+              <w:jc w:val="center"/>
+              <w:rPr>
+                <w:rFonts w:ascii="Times New Roman" w:hAnsi="Times New Roman" w:cs="Times New Roman"/>
+                <w:color w:val="000000" w:themeColor="text1"/>
+                <w:sz w:val="24"/>
+                <w:szCs w:val="24"/>
+              </w:rPr>
+            </w:pPr>
+            <w:r>
+              <w:rPr>
+                <w:rFonts w:ascii="Times New Roman" w:hAnsi="Times New Roman" w:cs="Times New Roman"/>
+                <w:color w:val="000000" w:themeColor="text1"/>
                 <w:sz w:val="24"/>
                 <w:szCs w:val="24"/>
               </w:rPr>
@@ -2144,19 +2522,23 @@
         </w:tc>
         <w:tc>
           <w:tcPr>
-            <w:tcW w:w="1056" w:type="dxa"/>
-          </w:tcPr>
-          <w:p>
-            <w:pPr>
-              <w:rPr>
-                <w:rFonts w:ascii="Times New Roman" w:hAnsi="Times New Roman" w:cs="Times New Roman"/>
-                <w:sz w:val="24"/>
-                <w:szCs w:val="24"/>
-              </w:rPr>
-            </w:pPr>
-            <w:r>
-              <w:rPr>
-                <w:rFonts w:ascii="Times New Roman" w:hAnsi="Times New Roman" w:cs="Times New Roman"/>
+            <w:tcW w:w="990" w:type="dxa"/>
+            <w:shd w:val="clear" w:color="auto" w:fill="auto"/>
+          </w:tcPr>
+          <w:p>
+            <w:pPr>
+              <w:jc w:val="center"/>
+              <w:rPr>
+                <w:rFonts w:ascii="Times New Roman" w:hAnsi="Times New Roman" w:cs="Times New Roman"/>
+                <w:color w:val="000000" w:themeColor="text1"/>
+                <w:sz w:val="24"/>
+                <w:szCs w:val="24"/>
+              </w:rPr>
+            </w:pPr>
+            <w:r>
+              <w:rPr>
+                <w:rFonts w:ascii="Times New Roman" w:hAnsi="Times New Roman" w:cs="Times New Roman"/>
+                <w:color w:val="000000" w:themeColor="text1"/>
                 <w:sz w:val="24"/>
                 <w:szCs w:val="24"/>
               </w:rPr>
@@ -2166,19 +2548,20 @@
         </w:tc>
         <w:tc>
           <w:tcPr>
-            <w:tcW w:w="1737" w:type="dxa"/>
-          </w:tcPr>
-          <w:p>
-            <w:pPr>
-              <w:rPr>
-                <w:rFonts w:ascii="Times New Roman" w:hAnsi="Times New Roman" w:cs="Times New Roman"/>
-                <w:sz w:val="24"/>
-                <w:szCs w:val="24"/>
-              </w:rPr>
-            </w:pPr>
-            <w:r>
-              <w:rPr>
-                <w:rFonts w:ascii="Times New Roman" w:hAnsi="Times New Roman" w:cs="Times New Roman"/>
+            <w:tcW w:w="2160" w:type="dxa"/>
+            <w:shd w:val="clear" w:color="auto" w:fill="auto"/>
+          </w:tcPr>
+          <w:p>
+            <w:pPr>
+              <w:jc w:val="right"/>
+              <w:rPr>
+                <w:rFonts w:ascii="Times New Roman" w:hAnsi="Times New Roman" w:cs="Times New Roman"/>
+              </w:rPr>
+            </w:pPr>
+            <w:r>
+              <w:rPr>
+                <w:rFonts w:ascii="Times New Roman" w:hAnsi="Times New Roman" w:cs="Times New Roman"/>
+                <w:color w:val="000000" w:themeColor="text1"/>
                 <w:sz w:val="24"/>
                 <w:szCs w:val="24"/>
               </w:rPr>
@@ -2188,19 +2571,23 @@
         </w:tc>
         <w:tc>
           <w:tcPr>
-            <w:tcW w:w="1207" w:type="dxa"/>
-          </w:tcPr>
-          <w:p>
-            <w:pPr>
-              <w:rPr>
-                <w:rFonts w:ascii="Times New Roman" w:hAnsi="Times New Roman" w:cs="Times New Roman"/>
-                <w:sz w:val="24"/>
-                <w:szCs w:val="24"/>
-              </w:rPr>
-            </w:pPr>
-            <w:r>
-              <w:rPr>
-                <w:rFonts w:ascii="Times New Roman" w:hAnsi="Times New Roman" w:cs="Times New Roman"/>
+            <w:tcW w:w="1800" w:type="dxa"/>
+            <w:shd w:val="clear" w:color="auto" w:fill="auto"/>
+          </w:tcPr>
+          <w:p>
+            <w:pPr>
+              <w:jc w:val="right"/>
+              <w:rPr>
+                <w:rFonts w:ascii="Times New Roman" w:hAnsi="Times New Roman" w:cs="Times New Roman"/>
+                <w:color w:val="000000" w:themeColor="text1"/>
+                <w:sz w:val="24"/>
+                <w:szCs w:val="24"/>
+              </w:rPr>
+            </w:pPr>
+            <w:r>
+              <w:rPr>
+                <w:rFonts w:ascii="Times New Roman" w:hAnsi="Times New Roman" w:cs="Times New Roman"/>
+                <w:color w:val="000000" w:themeColor="text1"/>
                 <w:sz w:val="24"/>
                 <w:szCs w:val="24"/>
               </w:rPr>
@@ -2212,20 +2599,22 @@
       <w:tr>
         <w:tc>
           <w:tcPr>
-            <w:tcW w:w="560" w:type="dxa"/>
-            <w:shd w:val="clear" w:color="auto" w:fill="5B9BD5" w:themeFill="accent1"/>
-          </w:tcPr>
-          <w:p>
-            <w:pPr>
-              <w:rPr>
-                <w:rFonts w:ascii="Times New Roman" w:hAnsi="Times New Roman" w:cs="Times New Roman"/>
-                <w:sz w:val="24"/>
-                <w:szCs w:val="24"/>
-              </w:rPr>
-            </w:pPr>
-            <w:r>
-              <w:rPr>
-                <w:rFonts w:ascii="Times New Roman" w:hAnsi="Times New Roman" w:cs="Times New Roman"/>
+            <w:tcW w:w="559" w:type="dxa"/>
+            <w:shd w:val="clear" w:color="auto" w:fill="auto"/>
+          </w:tcPr>
+          <w:p>
+            <w:pPr>
+              <w:rPr>
+                <w:rFonts w:ascii="Times New Roman" w:hAnsi="Times New Roman" w:cs="Times New Roman"/>
+                <w:color w:val="000000" w:themeColor="text1"/>
+                <w:sz w:val="24"/>
+                <w:szCs w:val="24"/>
+              </w:rPr>
+            </w:pPr>
+            <w:r>
+              <w:rPr>
+                <w:rFonts w:ascii="Times New Roman" w:hAnsi="Times New Roman" w:cs="Times New Roman"/>
+                <w:color w:val="000000" w:themeColor="text1"/>
                 <w:sz w:val="24"/>
                 <w:szCs w:val="24"/>
               </w:rPr>
@@ -2235,19 +2624,22 @@
         </w:tc>
         <w:tc>
           <w:tcPr>
-            <w:tcW w:w="3516" w:type="dxa"/>
-          </w:tcPr>
-          <w:p>
-            <w:pPr>
-              <w:rPr>
-                <w:rFonts w:ascii="Times New Roman" w:hAnsi="Times New Roman" w:cs="Times New Roman"/>
-                <w:sz w:val="24"/>
-                <w:szCs w:val="24"/>
-              </w:rPr>
-            </w:pPr>
-            <w:r>
-              <w:rPr>
-                <w:rFonts w:ascii="Times New Roman" w:hAnsi="Times New Roman" w:cs="Times New Roman"/>
+            <w:tcW w:w="3306" w:type="dxa"/>
+            <w:shd w:val="clear" w:color="auto" w:fill="auto"/>
+          </w:tcPr>
+          <w:p>
+            <w:pPr>
+              <w:rPr>
+                <w:rFonts w:ascii="Times New Roman" w:hAnsi="Times New Roman" w:cs="Times New Roman"/>
+                <w:color w:val="000000" w:themeColor="text1"/>
+                <w:sz w:val="24"/>
+                <w:szCs w:val="24"/>
+              </w:rPr>
+            </w:pPr>
+            <w:r>
+              <w:rPr>
+                <w:rFonts w:ascii="Times New Roman" w:hAnsi="Times New Roman" w:cs="Times New Roman"/>
+                <w:color w:val="000000" w:themeColor="text1"/>
                 <w:sz w:val="24"/>
                 <w:szCs w:val="24"/>
               </w:rPr>
@@ -2257,19 +2649,23 @@
         </w:tc>
         <w:tc>
           <w:tcPr>
-            <w:tcW w:w="1274" w:type="dxa"/>
-          </w:tcPr>
-          <w:p>
-            <w:pPr>
-              <w:rPr>
-                <w:rFonts w:ascii="Times New Roman" w:hAnsi="Times New Roman" w:cs="Times New Roman"/>
-                <w:sz w:val="24"/>
-                <w:szCs w:val="24"/>
-              </w:rPr>
-            </w:pPr>
-            <w:r>
-              <w:rPr>
-                <w:rFonts w:ascii="Times New Roman" w:hAnsi="Times New Roman" w:cs="Times New Roman"/>
+            <w:tcW w:w="1170" w:type="dxa"/>
+            <w:shd w:val="clear" w:color="auto" w:fill="auto"/>
+          </w:tcPr>
+          <w:p>
+            <w:pPr>
+              <w:jc w:val="center"/>
+              <w:rPr>
+                <w:rFonts w:ascii="Times New Roman" w:hAnsi="Times New Roman" w:cs="Times New Roman"/>
+                <w:color w:val="000000" w:themeColor="text1"/>
+                <w:sz w:val="24"/>
+                <w:szCs w:val="24"/>
+              </w:rPr>
+            </w:pPr>
+            <w:r>
+              <w:rPr>
+                <w:rFonts w:ascii="Times New Roman" w:hAnsi="Times New Roman" w:cs="Times New Roman"/>
+                <w:color w:val="000000" w:themeColor="text1"/>
                 <w:sz w:val="24"/>
                 <w:szCs w:val="24"/>
               </w:rPr>
@@ -2279,63 +2675,72 @@
         </w:tc>
         <w:tc>
           <w:tcPr>
-            <w:tcW w:w="1056" w:type="dxa"/>
-          </w:tcPr>
-          <w:p>
-            <w:pPr>
-              <w:rPr>
-                <w:rFonts w:ascii="Times New Roman" w:hAnsi="Times New Roman" w:cs="Times New Roman"/>
-                <w:sz w:val="24"/>
-                <w:szCs w:val="24"/>
-              </w:rPr>
-            </w:pPr>
-            <w:r>
-              <w:rPr>
-                <w:rFonts w:ascii="Times New Roman" w:hAnsi="Times New Roman" w:cs="Times New Roman"/>
-                <w:sz w:val="24"/>
-                <w:szCs w:val="24"/>
-              </w:rPr>
-              <w:t>[Heures]</w:t>
-            </w:r>
-          </w:p>
-        </w:tc>
-        <w:tc>
-          <w:tcPr>
-            <w:tcW w:w="1737" w:type="dxa"/>
-          </w:tcPr>
-          <w:p>
-            <w:pPr>
-              <w:rPr>
-                <w:rFonts w:ascii="Times New Roman" w:hAnsi="Times New Roman" w:cs="Times New Roman"/>
-                <w:sz w:val="24"/>
-                <w:szCs w:val="24"/>
-              </w:rPr>
-            </w:pPr>
-            <w:r>
-              <w:rPr>
-                <w:rFonts w:ascii="Times New Roman" w:hAnsi="Times New Roman" w:cs="Times New Roman"/>
-                <w:sz w:val="24"/>
-                <w:szCs w:val="24"/>
-              </w:rPr>
-              <w:t>[Prix par heure]</w:t>
-            </w:r>
-          </w:p>
-        </w:tc>
-        <w:tc>
-          <w:tcPr>
-            <w:tcW w:w="1207" w:type="dxa"/>
-          </w:tcPr>
-          <w:p>
-            <w:pPr>
-              <w:rPr>
-                <w:rFonts w:ascii="Times New Roman" w:hAnsi="Times New Roman" w:cs="Times New Roman"/>
-                <w:sz w:val="24"/>
-                <w:szCs w:val="24"/>
-              </w:rPr>
-            </w:pPr>
-            <w:r>
-              <w:rPr>
-                <w:rFonts w:ascii="Times New Roman" w:hAnsi="Times New Roman" w:cs="Times New Roman"/>
+            <w:tcW w:w="990" w:type="dxa"/>
+            <w:shd w:val="clear" w:color="auto" w:fill="auto"/>
+          </w:tcPr>
+          <w:p>
+            <w:pPr>
+              <w:jc w:val="center"/>
+              <w:rPr>
+                <w:rFonts w:ascii="Times New Roman" w:hAnsi="Times New Roman" w:cs="Times New Roman"/>
+                <w:color w:val="000000" w:themeColor="text1"/>
+                <w:sz w:val="24"/>
+                <w:szCs w:val="24"/>
+              </w:rPr>
+            </w:pPr>
+            <w:r>
+              <w:rPr>
+                <w:rFonts w:ascii="Times New Roman" w:hAnsi="Times New Roman" w:cs="Times New Roman"/>
+                <w:color w:val="000000" w:themeColor="text1"/>
+                <w:sz w:val="24"/>
+                <w:szCs w:val="24"/>
+              </w:rPr>
+              <w:t>[Unité]</w:t>
+            </w:r>
+          </w:p>
+        </w:tc>
+        <w:tc>
+          <w:tcPr>
+            <w:tcW w:w="2160" w:type="dxa"/>
+            <w:shd w:val="clear" w:color="auto" w:fill="auto"/>
+          </w:tcPr>
+          <w:p>
+            <w:pPr>
+              <w:jc w:val="right"/>
+              <w:rPr>
+                <w:rFonts w:ascii="Times New Roman" w:hAnsi="Times New Roman" w:cs="Times New Roman"/>
+              </w:rPr>
+            </w:pPr>
+            <w:r>
+              <w:rPr>
+                <w:rFonts w:ascii="Times New Roman" w:hAnsi="Times New Roman" w:cs="Times New Roman"/>
+                <w:color w:val="000000" w:themeColor="text1"/>
+                <w:sz w:val="24"/>
+                <w:szCs w:val="24"/>
+              </w:rPr>
+              <w:t>[Prix par unité]</w:t>
+            </w:r>
+          </w:p>
+        </w:tc>
+        <w:tc>
+          <w:tcPr>
+            <w:tcW w:w="1800" w:type="dxa"/>
+            <w:shd w:val="clear" w:color="auto" w:fill="auto"/>
+          </w:tcPr>
+          <w:p>
+            <w:pPr>
+              <w:jc w:val="right"/>
+              <w:rPr>
+                <w:rFonts w:ascii="Times New Roman" w:hAnsi="Times New Roman" w:cs="Times New Roman"/>
+                <w:color w:val="000000" w:themeColor="text1"/>
+                <w:sz w:val="24"/>
+                <w:szCs w:val="24"/>
+              </w:rPr>
+            </w:pPr>
+            <w:r>
+              <w:rPr>
+                <w:rFonts w:ascii="Times New Roman" w:hAnsi="Times New Roman" w:cs="Times New Roman"/>
+                <w:color w:val="000000" w:themeColor="text1"/>
                 <w:sz w:val="24"/>
                 <w:szCs w:val="24"/>
               </w:rPr>
@@ -2347,22 +2752,23 @@
       <w:tr>
         <w:tc>
           <w:tcPr>
-            <w:tcW w:w="560" w:type="dxa"/>
+            <w:tcW w:w="559" w:type="dxa"/>
             <w:shd w:val="clear" w:color="auto" w:fill="5B9BD5" w:themeFill="accent1"/>
           </w:tcPr>
           <w:p>
             <w:pPr>
               <w:rPr>
                 <w:rFonts w:ascii="Times New Roman" w:hAnsi="Times New Roman" w:cs="Times New Roman"/>
-                <w:sz w:val="24"/>
-                <w:szCs w:val="24"/>
-              </w:rPr>
-            </w:pPr>
-          </w:p>
-        </w:tc>
-        <w:tc>
-          <w:tcPr>
-            <w:tcW w:w="8790" w:type="dxa"/>
+                <w:color w:val="000000" w:themeColor="text1"/>
+                <w:sz w:val="24"/>
+                <w:szCs w:val="24"/>
+              </w:rPr>
+            </w:pPr>
+          </w:p>
+        </w:tc>
+        <w:tc>
+          <w:tcPr>
+            <w:tcW w:w="9426" w:type="dxa"/>
             <w:gridSpan w:val="5"/>
             <w:shd w:val="clear" w:color="auto" w:fill="5B9BD5" w:themeFill="accent1"/>
           </w:tcPr>
@@ -2372,6 +2778,7 @@
               <w:rPr>
                 <w:rFonts w:ascii="Times New Roman" w:hAnsi="Times New Roman" w:cs="Times New Roman"/>
                 <w:b/>
+                <w:color w:val="000000" w:themeColor="text1"/>
                 <w:sz w:val="24"/>
                 <w:szCs w:val="24"/>
               </w:rPr>
@@ -2380,6 +2787,7 @@
               <w:rPr>
                 <w:rFonts w:ascii="Times New Roman" w:hAnsi="Times New Roman" w:cs="Times New Roman"/>
                 <w:b/>
+                <w:color w:val="000000" w:themeColor="text1"/>
                 <w:sz w:val="24"/>
                 <w:szCs w:val="24"/>
               </w:rPr>
@@ -2391,43 +2799,47 @@
       <w:tr>
         <w:tc>
           <w:tcPr>
-            <w:tcW w:w="560" w:type="dxa"/>
-            <w:shd w:val="clear" w:color="auto" w:fill="5B9BD5" w:themeFill="accent1"/>
-          </w:tcPr>
-          <w:p>
-            <w:pPr>
-              <w:rPr>
-                <w:rFonts w:ascii="Times New Roman" w:hAnsi="Times New Roman" w:cs="Times New Roman"/>
-                <w:sz w:val="24"/>
-                <w:szCs w:val="24"/>
-              </w:rPr>
-            </w:pPr>
-            <w:r>
-              <w:rPr>
-                <w:rFonts w:ascii="Times New Roman" w:hAnsi="Times New Roman" w:cs="Times New Roman"/>
-                <w:sz w:val="24"/>
-                <w:szCs w:val="24"/>
-              </w:rPr>
-              <w:lastRenderedPageBreak/>
+            <w:tcW w:w="559" w:type="dxa"/>
+            <w:shd w:val="clear" w:color="auto" w:fill="auto"/>
+          </w:tcPr>
+          <w:p>
+            <w:pPr>
+              <w:rPr>
+                <w:rFonts w:ascii="Times New Roman" w:hAnsi="Times New Roman" w:cs="Times New Roman"/>
+                <w:color w:val="000000" w:themeColor="text1"/>
+                <w:sz w:val="24"/>
+                <w:szCs w:val="24"/>
+              </w:rPr>
+            </w:pPr>
+            <w:r>
+              <w:rPr>
+                <w:rFonts w:ascii="Times New Roman" w:hAnsi="Times New Roman" w:cs="Times New Roman"/>
+                <w:color w:val="000000" w:themeColor="text1"/>
+                <w:sz w:val="24"/>
+                <w:szCs w:val="24"/>
+              </w:rPr>
               <w:t>12</w:t>
             </w:r>
           </w:p>
         </w:tc>
         <w:tc>
           <w:tcPr>
-            <w:tcW w:w="3516" w:type="dxa"/>
-          </w:tcPr>
-          <w:p>
-            <w:pPr>
-              <w:rPr>
-                <w:rFonts w:ascii="Times New Roman" w:hAnsi="Times New Roman" w:cs="Times New Roman"/>
-                <w:sz w:val="24"/>
-                <w:szCs w:val="24"/>
-              </w:rPr>
-            </w:pPr>
-            <w:r>
-              <w:rPr>
-                <w:rFonts w:ascii="Times New Roman" w:hAnsi="Times New Roman" w:cs="Times New Roman"/>
+            <w:tcW w:w="3306" w:type="dxa"/>
+            <w:shd w:val="clear" w:color="auto" w:fill="auto"/>
+          </w:tcPr>
+          <w:p>
+            <w:pPr>
+              <w:rPr>
+                <w:rFonts w:ascii="Times New Roman" w:hAnsi="Times New Roman" w:cs="Times New Roman"/>
+                <w:color w:val="000000" w:themeColor="text1"/>
+                <w:sz w:val="24"/>
+                <w:szCs w:val="24"/>
+              </w:rPr>
+            </w:pPr>
+            <w:r>
+              <w:rPr>
+                <w:rFonts w:ascii="Times New Roman" w:hAnsi="Times New Roman" w:cs="Times New Roman"/>
+                <w:color w:val="000000" w:themeColor="text1"/>
                 <w:sz w:val="24"/>
                 <w:szCs w:val="24"/>
               </w:rPr>
@@ -2437,19 +2849,23 @@
         </w:tc>
         <w:tc>
           <w:tcPr>
-            <w:tcW w:w="1274" w:type="dxa"/>
-          </w:tcPr>
-          <w:p>
-            <w:pPr>
-              <w:rPr>
-                <w:rFonts w:ascii="Times New Roman" w:hAnsi="Times New Roman" w:cs="Times New Roman"/>
-                <w:sz w:val="24"/>
-                <w:szCs w:val="24"/>
-              </w:rPr>
-            </w:pPr>
-            <w:r>
-              <w:rPr>
-                <w:rFonts w:ascii="Times New Roman" w:hAnsi="Times New Roman" w:cs="Times New Roman"/>
+            <w:tcW w:w="1170" w:type="dxa"/>
+            <w:shd w:val="clear" w:color="auto" w:fill="auto"/>
+          </w:tcPr>
+          <w:p>
+            <w:pPr>
+              <w:jc w:val="center"/>
+              <w:rPr>
+                <w:rFonts w:ascii="Times New Roman" w:hAnsi="Times New Roman" w:cs="Times New Roman"/>
+                <w:color w:val="000000" w:themeColor="text1"/>
+                <w:sz w:val="24"/>
+                <w:szCs w:val="24"/>
+              </w:rPr>
+            </w:pPr>
+            <w:r>
+              <w:rPr>
+                <w:rFonts w:ascii="Times New Roman" w:hAnsi="Times New Roman" w:cs="Times New Roman"/>
+                <w:color w:val="000000" w:themeColor="text1"/>
                 <w:sz w:val="24"/>
                 <w:szCs w:val="24"/>
               </w:rPr>
@@ -2459,63 +2875,72 @@
         </w:tc>
         <w:tc>
           <w:tcPr>
-            <w:tcW w:w="1056" w:type="dxa"/>
-          </w:tcPr>
-          <w:p>
-            <w:pPr>
-              <w:rPr>
-                <w:rFonts w:ascii="Times New Roman" w:hAnsi="Times New Roman" w:cs="Times New Roman"/>
-                <w:sz w:val="24"/>
-                <w:szCs w:val="24"/>
-              </w:rPr>
-            </w:pPr>
-            <w:r>
-              <w:rPr>
-                <w:rFonts w:ascii="Times New Roman" w:hAnsi="Times New Roman" w:cs="Times New Roman"/>
-                <w:sz w:val="24"/>
-                <w:szCs w:val="24"/>
-              </w:rPr>
-              <w:t>jour</w:t>
-            </w:r>
-          </w:p>
-        </w:tc>
-        <w:tc>
-          <w:tcPr>
-            <w:tcW w:w="1737" w:type="dxa"/>
-          </w:tcPr>
-          <w:p>
-            <w:pPr>
-              <w:rPr>
-                <w:rFonts w:ascii="Times New Roman" w:hAnsi="Times New Roman" w:cs="Times New Roman"/>
-                <w:sz w:val="24"/>
-                <w:szCs w:val="24"/>
-              </w:rPr>
-            </w:pPr>
-            <w:r>
-              <w:rPr>
-                <w:rFonts w:ascii="Times New Roman" w:hAnsi="Times New Roman" w:cs="Times New Roman"/>
-                <w:sz w:val="24"/>
-                <w:szCs w:val="24"/>
-              </w:rPr>
-              <w:t>[Prix par jour]</w:t>
-            </w:r>
-          </w:p>
-        </w:tc>
-        <w:tc>
-          <w:tcPr>
-            <w:tcW w:w="1207" w:type="dxa"/>
-          </w:tcPr>
-          <w:p>
-            <w:pPr>
-              <w:rPr>
-                <w:rFonts w:ascii="Times New Roman" w:hAnsi="Times New Roman" w:cs="Times New Roman"/>
-                <w:sz w:val="24"/>
-                <w:szCs w:val="24"/>
-              </w:rPr>
-            </w:pPr>
-            <w:r>
-              <w:rPr>
-                <w:rFonts w:ascii="Times New Roman" w:hAnsi="Times New Roman" w:cs="Times New Roman"/>
+            <w:tcW w:w="990" w:type="dxa"/>
+            <w:shd w:val="clear" w:color="auto" w:fill="auto"/>
+          </w:tcPr>
+          <w:p>
+            <w:pPr>
+              <w:jc w:val="center"/>
+              <w:rPr>
+                <w:rFonts w:ascii="Times New Roman" w:hAnsi="Times New Roman" w:cs="Times New Roman"/>
+                <w:color w:val="000000" w:themeColor="text1"/>
+                <w:sz w:val="24"/>
+                <w:szCs w:val="24"/>
+              </w:rPr>
+            </w:pPr>
+            <w:r>
+              <w:rPr>
+                <w:rFonts w:ascii="Times New Roman" w:hAnsi="Times New Roman" w:cs="Times New Roman"/>
+                <w:color w:val="000000" w:themeColor="text1"/>
+                <w:sz w:val="24"/>
+                <w:szCs w:val="24"/>
+              </w:rPr>
+              <w:t>[Unité]</w:t>
+            </w:r>
+          </w:p>
+        </w:tc>
+        <w:tc>
+          <w:tcPr>
+            <w:tcW w:w="2160" w:type="dxa"/>
+            <w:shd w:val="clear" w:color="auto" w:fill="auto"/>
+          </w:tcPr>
+          <w:p>
+            <w:pPr>
+              <w:jc w:val="right"/>
+              <w:rPr>
+                <w:rFonts w:ascii="Times New Roman" w:hAnsi="Times New Roman" w:cs="Times New Roman"/>
+              </w:rPr>
+            </w:pPr>
+            <w:r>
+              <w:rPr>
+                <w:rFonts w:ascii="Times New Roman" w:hAnsi="Times New Roman" w:cs="Times New Roman"/>
+                <w:color w:val="000000" w:themeColor="text1"/>
+                <w:sz w:val="24"/>
+                <w:szCs w:val="24"/>
+              </w:rPr>
+              <w:t>[Prix par unité]</w:t>
+            </w:r>
+          </w:p>
+        </w:tc>
+        <w:tc>
+          <w:tcPr>
+            <w:tcW w:w="1800" w:type="dxa"/>
+            <w:shd w:val="clear" w:color="auto" w:fill="auto"/>
+          </w:tcPr>
+          <w:p>
+            <w:pPr>
+              <w:jc w:val="right"/>
+              <w:rPr>
+                <w:rFonts w:ascii="Times New Roman" w:hAnsi="Times New Roman" w:cs="Times New Roman"/>
+                <w:color w:val="000000" w:themeColor="text1"/>
+                <w:sz w:val="24"/>
+                <w:szCs w:val="24"/>
+              </w:rPr>
+            </w:pPr>
+            <w:r>
+              <w:rPr>
+                <w:rFonts w:ascii="Times New Roman" w:hAnsi="Times New Roman" w:cs="Times New Roman"/>
+                <w:color w:val="000000" w:themeColor="text1"/>
                 <w:sz w:val="24"/>
                 <w:szCs w:val="24"/>
               </w:rPr>
@@ -2527,20 +2952,22 @@
       <w:tr>
         <w:tc>
           <w:tcPr>
-            <w:tcW w:w="560" w:type="dxa"/>
-            <w:shd w:val="clear" w:color="auto" w:fill="5B9BD5" w:themeFill="accent1"/>
-          </w:tcPr>
-          <w:p>
-            <w:pPr>
-              <w:rPr>
-                <w:rFonts w:ascii="Times New Roman" w:hAnsi="Times New Roman" w:cs="Times New Roman"/>
-                <w:sz w:val="24"/>
-                <w:szCs w:val="24"/>
-              </w:rPr>
-            </w:pPr>
-            <w:r>
-              <w:rPr>
-                <w:rFonts w:ascii="Times New Roman" w:hAnsi="Times New Roman" w:cs="Times New Roman"/>
+            <w:tcW w:w="559" w:type="dxa"/>
+            <w:shd w:val="clear" w:color="auto" w:fill="auto"/>
+          </w:tcPr>
+          <w:p>
+            <w:pPr>
+              <w:rPr>
+                <w:rFonts w:ascii="Times New Roman" w:hAnsi="Times New Roman" w:cs="Times New Roman"/>
+                <w:color w:val="000000" w:themeColor="text1"/>
+                <w:sz w:val="24"/>
+                <w:szCs w:val="24"/>
+              </w:rPr>
+            </w:pPr>
+            <w:r>
+              <w:rPr>
+                <w:rFonts w:ascii="Times New Roman" w:hAnsi="Times New Roman" w:cs="Times New Roman"/>
+                <w:color w:val="000000" w:themeColor="text1"/>
                 <w:sz w:val="24"/>
                 <w:szCs w:val="24"/>
               </w:rPr>
@@ -2550,19 +2977,22 @@
         </w:tc>
         <w:tc>
           <w:tcPr>
-            <w:tcW w:w="3516" w:type="dxa"/>
-          </w:tcPr>
-          <w:p>
-            <w:pPr>
-              <w:rPr>
-                <w:rFonts w:ascii="Times New Roman" w:hAnsi="Times New Roman" w:cs="Times New Roman"/>
-                <w:sz w:val="24"/>
-                <w:szCs w:val="24"/>
-              </w:rPr>
-            </w:pPr>
-            <w:r>
-              <w:rPr>
-                <w:rFonts w:ascii="Times New Roman" w:hAnsi="Times New Roman" w:cs="Times New Roman"/>
+            <w:tcW w:w="3306" w:type="dxa"/>
+            <w:shd w:val="clear" w:color="auto" w:fill="auto"/>
+          </w:tcPr>
+          <w:p>
+            <w:pPr>
+              <w:rPr>
+                <w:rFonts w:ascii="Times New Roman" w:hAnsi="Times New Roman" w:cs="Times New Roman"/>
+                <w:color w:val="000000" w:themeColor="text1"/>
+                <w:sz w:val="24"/>
+                <w:szCs w:val="24"/>
+              </w:rPr>
+            </w:pPr>
+            <w:r>
+              <w:rPr>
+                <w:rFonts w:ascii="Times New Roman" w:hAnsi="Times New Roman" w:cs="Times New Roman"/>
+                <w:color w:val="000000" w:themeColor="text1"/>
                 <w:sz w:val="24"/>
                 <w:szCs w:val="24"/>
               </w:rPr>
@@ -2572,19 +3002,23 @@
         </w:tc>
         <w:tc>
           <w:tcPr>
-            <w:tcW w:w="1274" w:type="dxa"/>
-          </w:tcPr>
-          <w:p>
-            <w:pPr>
-              <w:rPr>
-                <w:rFonts w:ascii="Times New Roman" w:hAnsi="Times New Roman" w:cs="Times New Roman"/>
-                <w:sz w:val="24"/>
-                <w:szCs w:val="24"/>
-              </w:rPr>
-            </w:pPr>
-            <w:r>
-              <w:rPr>
-                <w:rFonts w:ascii="Times New Roman" w:hAnsi="Times New Roman" w:cs="Times New Roman"/>
+            <w:tcW w:w="1170" w:type="dxa"/>
+            <w:shd w:val="clear" w:color="auto" w:fill="auto"/>
+          </w:tcPr>
+          <w:p>
+            <w:pPr>
+              <w:jc w:val="center"/>
+              <w:rPr>
+                <w:rFonts w:ascii="Times New Roman" w:hAnsi="Times New Roman" w:cs="Times New Roman"/>
+                <w:color w:val="000000" w:themeColor="text1"/>
+                <w:sz w:val="24"/>
+                <w:szCs w:val="24"/>
+              </w:rPr>
+            </w:pPr>
+            <w:r>
+              <w:rPr>
+                <w:rFonts w:ascii="Times New Roman" w:hAnsi="Times New Roman" w:cs="Times New Roman"/>
+                <w:color w:val="000000" w:themeColor="text1"/>
                 <w:sz w:val="24"/>
                 <w:szCs w:val="24"/>
               </w:rPr>
@@ -2594,19 +3028,23 @@
         </w:tc>
         <w:tc>
           <w:tcPr>
-            <w:tcW w:w="1056" w:type="dxa"/>
-          </w:tcPr>
-          <w:p>
-            <w:pPr>
-              <w:rPr>
-                <w:rFonts w:ascii="Times New Roman" w:hAnsi="Times New Roman" w:cs="Times New Roman"/>
-                <w:sz w:val="24"/>
-                <w:szCs w:val="24"/>
-              </w:rPr>
-            </w:pPr>
-            <w:r>
-              <w:rPr>
-                <w:rFonts w:ascii="Times New Roman" w:hAnsi="Times New Roman" w:cs="Times New Roman"/>
+            <w:tcW w:w="990" w:type="dxa"/>
+            <w:shd w:val="clear" w:color="auto" w:fill="auto"/>
+          </w:tcPr>
+          <w:p>
+            <w:pPr>
+              <w:jc w:val="center"/>
+              <w:rPr>
+                <w:rFonts w:ascii="Times New Roman" w:hAnsi="Times New Roman" w:cs="Times New Roman"/>
+                <w:color w:val="000000" w:themeColor="text1"/>
+                <w:sz w:val="24"/>
+                <w:szCs w:val="24"/>
+              </w:rPr>
+            </w:pPr>
+            <w:r>
+              <w:rPr>
+                <w:rFonts w:ascii="Times New Roman" w:hAnsi="Times New Roman" w:cs="Times New Roman"/>
+                <w:color w:val="000000" w:themeColor="text1"/>
                 <w:sz w:val="24"/>
                 <w:szCs w:val="24"/>
               </w:rPr>
@@ -2616,19 +3054,20 @@
         </w:tc>
         <w:tc>
           <w:tcPr>
-            <w:tcW w:w="1737" w:type="dxa"/>
-          </w:tcPr>
-          <w:p>
-            <w:pPr>
-              <w:rPr>
-                <w:rFonts w:ascii="Times New Roman" w:hAnsi="Times New Roman" w:cs="Times New Roman"/>
-                <w:sz w:val="24"/>
-                <w:szCs w:val="24"/>
-              </w:rPr>
-            </w:pPr>
-            <w:r>
-              <w:rPr>
-                <w:rFonts w:ascii="Times New Roman" w:hAnsi="Times New Roman" w:cs="Times New Roman"/>
+            <w:tcW w:w="2160" w:type="dxa"/>
+            <w:shd w:val="clear" w:color="auto" w:fill="auto"/>
+          </w:tcPr>
+          <w:p>
+            <w:pPr>
+              <w:jc w:val="right"/>
+              <w:rPr>
+                <w:rFonts w:ascii="Times New Roman" w:hAnsi="Times New Roman" w:cs="Times New Roman"/>
+              </w:rPr>
+            </w:pPr>
+            <w:r>
+              <w:rPr>
+                <w:rFonts w:ascii="Times New Roman" w:hAnsi="Times New Roman" w:cs="Times New Roman"/>
+                <w:color w:val="000000" w:themeColor="text1"/>
                 <w:sz w:val="24"/>
                 <w:szCs w:val="24"/>
               </w:rPr>
@@ -2638,19 +3077,23 @@
         </w:tc>
         <w:tc>
           <w:tcPr>
-            <w:tcW w:w="1207" w:type="dxa"/>
-          </w:tcPr>
-          <w:p>
-            <w:pPr>
-              <w:rPr>
-                <w:rFonts w:ascii="Times New Roman" w:hAnsi="Times New Roman" w:cs="Times New Roman"/>
-                <w:sz w:val="24"/>
-                <w:szCs w:val="24"/>
-              </w:rPr>
-            </w:pPr>
-            <w:r>
-              <w:rPr>
-                <w:rFonts w:ascii="Times New Roman" w:hAnsi="Times New Roman" w:cs="Times New Roman"/>
+            <w:tcW w:w="1800" w:type="dxa"/>
+            <w:shd w:val="clear" w:color="auto" w:fill="auto"/>
+          </w:tcPr>
+          <w:p>
+            <w:pPr>
+              <w:jc w:val="right"/>
+              <w:rPr>
+                <w:rFonts w:ascii="Times New Roman" w:hAnsi="Times New Roman" w:cs="Times New Roman"/>
+                <w:color w:val="000000" w:themeColor="text1"/>
+                <w:sz w:val="24"/>
+                <w:szCs w:val="24"/>
+              </w:rPr>
+            </w:pPr>
+            <w:r>
+              <w:rPr>
+                <w:rFonts w:ascii="Times New Roman" w:hAnsi="Times New Roman" w:cs="Times New Roman"/>
+                <w:color w:val="000000" w:themeColor="text1"/>
                 <w:sz w:val="24"/>
                 <w:szCs w:val="24"/>
               </w:rPr>
@@ -2662,20 +3105,22 @@
       <w:tr>
         <w:tc>
           <w:tcPr>
-            <w:tcW w:w="560" w:type="dxa"/>
-            <w:shd w:val="clear" w:color="auto" w:fill="5B9BD5" w:themeFill="accent1"/>
-          </w:tcPr>
-          <w:p>
-            <w:pPr>
-              <w:rPr>
-                <w:rFonts w:ascii="Times New Roman" w:hAnsi="Times New Roman" w:cs="Times New Roman"/>
-                <w:sz w:val="24"/>
-                <w:szCs w:val="24"/>
-              </w:rPr>
-            </w:pPr>
-            <w:r>
-              <w:rPr>
-                <w:rFonts w:ascii="Times New Roman" w:hAnsi="Times New Roman" w:cs="Times New Roman"/>
+            <w:tcW w:w="559" w:type="dxa"/>
+            <w:shd w:val="clear" w:color="auto" w:fill="auto"/>
+          </w:tcPr>
+          <w:p>
+            <w:pPr>
+              <w:rPr>
+                <w:rFonts w:ascii="Times New Roman" w:hAnsi="Times New Roman" w:cs="Times New Roman"/>
+                <w:color w:val="000000" w:themeColor="text1"/>
+                <w:sz w:val="24"/>
+                <w:szCs w:val="24"/>
+              </w:rPr>
+            </w:pPr>
+            <w:r>
+              <w:rPr>
+                <w:rFonts w:ascii="Times New Roman" w:hAnsi="Times New Roman" w:cs="Times New Roman"/>
+                <w:color w:val="000000" w:themeColor="text1"/>
                 <w:sz w:val="24"/>
                 <w:szCs w:val="24"/>
               </w:rPr>
@@ -2685,19 +3130,22 @@
         </w:tc>
         <w:tc>
           <w:tcPr>
-            <w:tcW w:w="3516" w:type="dxa"/>
-          </w:tcPr>
-          <w:p>
-            <w:pPr>
-              <w:rPr>
-                <w:rFonts w:ascii="Times New Roman" w:hAnsi="Times New Roman" w:cs="Times New Roman"/>
-                <w:sz w:val="24"/>
-                <w:szCs w:val="24"/>
-              </w:rPr>
-            </w:pPr>
-            <w:r>
-              <w:rPr>
-                <w:rFonts w:ascii="Times New Roman" w:hAnsi="Times New Roman" w:cs="Times New Roman"/>
+            <w:tcW w:w="3306" w:type="dxa"/>
+            <w:shd w:val="clear" w:color="auto" w:fill="auto"/>
+          </w:tcPr>
+          <w:p>
+            <w:pPr>
+              <w:rPr>
+                <w:rFonts w:ascii="Times New Roman" w:hAnsi="Times New Roman" w:cs="Times New Roman"/>
+                <w:color w:val="000000" w:themeColor="text1"/>
+                <w:sz w:val="24"/>
+                <w:szCs w:val="24"/>
+              </w:rPr>
+            </w:pPr>
+            <w:r>
+              <w:rPr>
+                <w:rFonts w:ascii="Times New Roman" w:hAnsi="Times New Roman" w:cs="Times New Roman"/>
+                <w:color w:val="000000" w:themeColor="text1"/>
                 <w:sz w:val="24"/>
                 <w:szCs w:val="24"/>
               </w:rPr>
@@ -2707,19 +3155,23 @@
         </w:tc>
         <w:tc>
           <w:tcPr>
-            <w:tcW w:w="1274" w:type="dxa"/>
-          </w:tcPr>
-          <w:p>
-            <w:pPr>
-              <w:rPr>
-                <w:rFonts w:ascii="Times New Roman" w:hAnsi="Times New Roman" w:cs="Times New Roman"/>
-                <w:sz w:val="24"/>
-                <w:szCs w:val="24"/>
-              </w:rPr>
-            </w:pPr>
-            <w:r>
-              <w:rPr>
-                <w:rFonts w:ascii="Times New Roman" w:hAnsi="Times New Roman" w:cs="Times New Roman"/>
+            <w:tcW w:w="1170" w:type="dxa"/>
+            <w:shd w:val="clear" w:color="auto" w:fill="auto"/>
+          </w:tcPr>
+          <w:p>
+            <w:pPr>
+              <w:jc w:val="center"/>
+              <w:rPr>
+                <w:rFonts w:ascii="Times New Roman" w:hAnsi="Times New Roman" w:cs="Times New Roman"/>
+                <w:color w:val="000000" w:themeColor="text1"/>
+                <w:sz w:val="24"/>
+                <w:szCs w:val="24"/>
+              </w:rPr>
+            </w:pPr>
+            <w:r>
+              <w:rPr>
+                <w:rFonts w:ascii="Times New Roman" w:hAnsi="Times New Roman" w:cs="Times New Roman"/>
+                <w:color w:val="000000" w:themeColor="text1"/>
                 <w:sz w:val="24"/>
                 <w:szCs w:val="24"/>
               </w:rPr>
@@ -2729,19 +3181,23 @@
         </w:tc>
         <w:tc>
           <w:tcPr>
-            <w:tcW w:w="1056" w:type="dxa"/>
-          </w:tcPr>
-          <w:p>
-            <w:pPr>
-              <w:rPr>
-                <w:rFonts w:ascii="Times New Roman" w:hAnsi="Times New Roman" w:cs="Times New Roman"/>
-                <w:sz w:val="24"/>
-                <w:szCs w:val="24"/>
-              </w:rPr>
-            </w:pPr>
-            <w:r>
-              <w:rPr>
-                <w:rFonts w:ascii="Times New Roman" w:hAnsi="Times New Roman" w:cs="Times New Roman"/>
+            <w:tcW w:w="990" w:type="dxa"/>
+            <w:shd w:val="clear" w:color="auto" w:fill="auto"/>
+          </w:tcPr>
+          <w:p>
+            <w:pPr>
+              <w:jc w:val="center"/>
+              <w:rPr>
+                <w:rFonts w:ascii="Times New Roman" w:hAnsi="Times New Roman" w:cs="Times New Roman"/>
+                <w:color w:val="000000" w:themeColor="text1"/>
+                <w:sz w:val="24"/>
+                <w:szCs w:val="24"/>
+              </w:rPr>
+            </w:pPr>
+            <w:r>
+              <w:rPr>
+                <w:rFonts w:ascii="Times New Roman" w:hAnsi="Times New Roman" w:cs="Times New Roman"/>
+                <w:color w:val="000000" w:themeColor="text1"/>
                 <w:sz w:val="24"/>
                 <w:szCs w:val="24"/>
               </w:rPr>
@@ -2751,19 +3207,20 @@
         </w:tc>
         <w:tc>
           <w:tcPr>
-            <w:tcW w:w="1737" w:type="dxa"/>
-          </w:tcPr>
-          <w:p>
-            <w:pPr>
-              <w:rPr>
-                <w:rFonts w:ascii="Times New Roman" w:hAnsi="Times New Roman" w:cs="Times New Roman"/>
-                <w:sz w:val="24"/>
-                <w:szCs w:val="24"/>
-              </w:rPr>
-            </w:pPr>
-            <w:r>
-              <w:rPr>
-                <w:rFonts w:ascii="Times New Roman" w:hAnsi="Times New Roman" w:cs="Times New Roman"/>
+            <w:tcW w:w="2160" w:type="dxa"/>
+            <w:shd w:val="clear" w:color="auto" w:fill="auto"/>
+          </w:tcPr>
+          <w:p>
+            <w:pPr>
+              <w:jc w:val="right"/>
+              <w:rPr>
+                <w:rFonts w:ascii="Times New Roman" w:hAnsi="Times New Roman" w:cs="Times New Roman"/>
+              </w:rPr>
+            </w:pPr>
+            <w:r>
+              <w:rPr>
+                <w:rFonts w:ascii="Times New Roman" w:hAnsi="Times New Roman" w:cs="Times New Roman"/>
+                <w:color w:val="000000" w:themeColor="text1"/>
                 <w:sz w:val="24"/>
                 <w:szCs w:val="24"/>
               </w:rPr>
@@ -2773,19 +3230,23 @@
         </w:tc>
         <w:tc>
           <w:tcPr>
-            <w:tcW w:w="1207" w:type="dxa"/>
-          </w:tcPr>
-          <w:p>
-            <w:pPr>
-              <w:rPr>
-                <w:rFonts w:ascii="Times New Roman" w:hAnsi="Times New Roman" w:cs="Times New Roman"/>
-                <w:sz w:val="24"/>
-                <w:szCs w:val="24"/>
-              </w:rPr>
-            </w:pPr>
-            <w:r>
-              <w:rPr>
-                <w:rFonts w:ascii="Times New Roman" w:hAnsi="Times New Roman" w:cs="Times New Roman"/>
+            <w:tcW w:w="1800" w:type="dxa"/>
+            <w:shd w:val="clear" w:color="auto" w:fill="auto"/>
+          </w:tcPr>
+          <w:p>
+            <w:pPr>
+              <w:jc w:val="right"/>
+              <w:rPr>
+                <w:rFonts w:ascii="Times New Roman" w:hAnsi="Times New Roman" w:cs="Times New Roman"/>
+                <w:color w:val="000000" w:themeColor="text1"/>
+                <w:sz w:val="24"/>
+                <w:szCs w:val="24"/>
+              </w:rPr>
+            </w:pPr>
+            <w:r>
+              <w:rPr>
+                <w:rFonts w:ascii="Times New Roman" w:hAnsi="Times New Roman" w:cs="Times New Roman"/>
+                <w:color w:val="000000" w:themeColor="text1"/>
                 <w:sz w:val="24"/>
                 <w:szCs w:val="24"/>
               </w:rPr>
@@ -2797,22 +3258,23 @@
       <w:tr>
         <w:tc>
           <w:tcPr>
-            <w:tcW w:w="560" w:type="dxa"/>
+            <w:tcW w:w="559" w:type="dxa"/>
             <w:shd w:val="clear" w:color="auto" w:fill="5B9BD5" w:themeFill="accent1"/>
           </w:tcPr>
           <w:p>
             <w:pPr>
               <w:rPr>
                 <w:rFonts w:ascii="Times New Roman" w:hAnsi="Times New Roman" w:cs="Times New Roman"/>
-                <w:sz w:val="24"/>
-                <w:szCs w:val="24"/>
-              </w:rPr>
-            </w:pPr>
-          </w:p>
-        </w:tc>
-        <w:tc>
-          <w:tcPr>
-            <w:tcW w:w="8790" w:type="dxa"/>
+                <w:color w:val="000000" w:themeColor="text1"/>
+                <w:sz w:val="24"/>
+                <w:szCs w:val="24"/>
+              </w:rPr>
+            </w:pPr>
+          </w:p>
+        </w:tc>
+        <w:tc>
+          <w:tcPr>
+            <w:tcW w:w="9426" w:type="dxa"/>
             <w:gridSpan w:val="5"/>
             <w:shd w:val="clear" w:color="auto" w:fill="5B9BD5" w:themeFill="accent1"/>
             <w:vAlign w:val="center"/>
@@ -2823,6 +3285,7 @@
               <w:rPr>
                 <w:rFonts w:ascii="Times New Roman" w:hAnsi="Times New Roman" w:cs="Times New Roman"/>
                 <w:b/>
+                <w:color w:val="000000" w:themeColor="text1"/>
                 <w:sz w:val="24"/>
                 <w:szCs w:val="24"/>
               </w:rPr>
@@ -2831,6 +3294,7 @@
               <w:rPr>
                 <w:rFonts w:ascii="Times New Roman" w:hAnsi="Times New Roman" w:cs="Times New Roman"/>
                 <w:b/>
+                <w:color w:val="000000" w:themeColor="text1"/>
                 <w:sz w:val="24"/>
                 <w:szCs w:val="24"/>
               </w:rPr>
@@ -2842,20 +3306,22 @@
       <w:tr>
         <w:tc>
           <w:tcPr>
-            <w:tcW w:w="560" w:type="dxa"/>
-            <w:shd w:val="clear" w:color="auto" w:fill="5B9BD5" w:themeFill="accent1"/>
-          </w:tcPr>
-          <w:p>
-            <w:pPr>
-              <w:rPr>
-                <w:rFonts w:ascii="Times New Roman" w:hAnsi="Times New Roman" w:cs="Times New Roman"/>
-                <w:sz w:val="24"/>
-                <w:szCs w:val="24"/>
-              </w:rPr>
-            </w:pPr>
-            <w:r>
-              <w:rPr>
-                <w:rFonts w:ascii="Times New Roman" w:hAnsi="Times New Roman" w:cs="Times New Roman"/>
+            <w:tcW w:w="559" w:type="dxa"/>
+            <w:shd w:val="clear" w:color="auto" w:fill="auto"/>
+          </w:tcPr>
+          <w:p>
+            <w:pPr>
+              <w:rPr>
+                <w:rFonts w:ascii="Times New Roman" w:hAnsi="Times New Roman" w:cs="Times New Roman"/>
+                <w:color w:val="000000" w:themeColor="text1"/>
+                <w:sz w:val="24"/>
+                <w:szCs w:val="24"/>
+              </w:rPr>
+            </w:pPr>
+            <w:r>
+              <w:rPr>
+                <w:rFonts w:ascii="Times New Roman" w:hAnsi="Times New Roman" w:cs="Times New Roman"/>
+                <w:color w:val="000000" w:themeColor="text1"/>
                 <w:sz w:val="24"/>
                 <w:szCs w:val="24"/>
               </w:rPr>
@@ -2865,63 +3331,94 @@
         </w:tc>
         <w:tc>
           <w:tcPr>
-            <w:tcW w:w="3516" w:type="dxa"/>
-          </w:tcPr>
-          <w:p>
-            <w:pPr>
-              <w:rPr>
-                <w:rFonts w:ascii="Times New Roman" w:hAnsi="Times New Roman" w:cs="Times New Roman"/>
-                <w:sz w:val="24"/>
-                <w:szCs w:val="24"/>
-              </w:rPr>
-            </w:pPr>
-            <w:r>
-              <w:rPr>
-                <w:rFonts w:ascii="Times New Roman" w:hAnsi="Times New Roman" w:cs="Times New Roman"/>
-                <w:sz w:val="24"/>
-                <w:szCs w:val="24"/>
-              </w:rPr>
-              <w:t>Château d'eau</w:t>
-            </w:r>
-          </w:p>
-        </w:tc>
-        <w:tc>
-          <w:tcPr>
-            <w:tcW w:w="1274" w:type="dxa"/>
-          </w:tcPr>
-          <w:p>
-            <w:pPr>
-              <w:rPr>
-                <w:rFonts w:ascii="Times New Roman" w:hAnsi="Times New Roman" w:cs="Times New Roman"/>
-                <w:sz w:val="24"/>
-                <w:szCs w:val="24"/>
-              </w:rPr>
-            </w:pPr>
-            <w:r>
-              <w:rPr>
-                <w:rFonts w:ascii="Times New Roman" w:hAnsi="Times New Roman" w:cs="Times New Roman"/>
-                <w:sz w:val="24"/>
-                <w:szCs w:val="24"/>
-              </w:rPr>
-              <w:t>[Qté]</w:t>
-            </w:r>
-          </w:p>
-        </w:tc>
-        <w:tc>
-          <w:tcPr>
-            <w:tcW w:w="1056" w:type="dxa"/>
-          </w:tcPr>
-          <w:p>
-            <w:pPr>
-              <w:rPr>
-                <w:rFonts w:ascii="Times New Roman" w:hAnsi="Times New Roman" w:cs="Times New Roman"/>
-                <w:sz w:val="24"/>
-                <w:szCs w:val="24"/>
-              </w:rPr>
-            </w:pPr>
-            <w:r>
-              <w:rPr>
-                <w:rFonts w:ascii="Times New Roman" w:hAnsi="Times New Roman" w:cs="Times New Roman"/>
+            <w:tcW w:w="3306" w:type="dxa"/>
+            <w:shd w:val="clear" w:color="auto" w:fill="auto"/>
+          </w:tcPr>
+          <w:p>
+            <w:pPr>
+              <w:rPr>
+                <w:rFonts w:ascii="Times New Roman" w:hAnsi="Times New Roman" w:cs="Times New Roman"/>
+                <w:color w:val="000000" w:themeColor="text1"/>
+                <w:sz w:val="24"/>
+                <w:szCs w:val="24"/>
+              </w:rPr>
+            </w:pPr>
+            <w:r>
+              <w:rPr>
+                <w:rFonts w:ascii="Times New Roman" w:hAnsi="Times New Roman" w:cs="Times New Roman"/>
+                <w:color w:val="000000" w:themeColor="text1"/>
+                <w:sz w:val="24"/>
+                <w:szCs w:val="24"/>
+              </w:rPr>
+              <w:t>Installation de château d'eau</w:t>
+            </w:r>
+          </w:p>
+        </w:tc>
+        <w:tc>
+          <w:tcPr>
+            <w:tcW w:w="1170" w:type="dxa"/>
+            <w:shd w:val="clear" w:color="auto" w:fill="auto"/>
+          </w:tcPr>
+          <w:p>
+            <w:pPr>
+              <w:jc w:val="center"/>
+              <w:rPr>
+                <w:rFonts w:ascii="Times New Roman" w:hAnsi="Times New Roman" w:cs="Times New Roman"/>
+                <w:color w:val="000000" w:themeColor="text1"/>
+                <w:sz w:val="24"/>
+                <w:szCs w:val="24"/>
+              </w:rPr>
+            </w:pPr>
+            <w:r>
+              <w:rPr>
+                <w:rFonts w:ascii="Times New Roman" w:hAnsi="Times New Roman" w:cs="Times New Roman"/>
+                <w:color w:val="000000" w:themeColor="text1"/>
+                <w:sz w:val="24"/>
+                <w:szCs w:val="24"/>
+              </w:rPr>
+              <w:t>[</w:t>
+            </w:r>
+            <w:proofErr w:type="spellStart"/>
+            <w:r>
+              <w:rPr>
+                <w:rFonts w:ascii="Times New Roman" w:hAnsi="Times New Roman" w:cs="Times New Roman"/>
+                <w:color w:val="000000" w:themeColor="text1"/>
+                <w:sz w:val="24"/>
+                <w:szCs w:val="24"/>
+              </w:rPr>
+              <w:t>Qté</w:t>
+            </w:r>
+            <w:proofErr w:type="spellEnd"/>
+            <w:r>
+              <w:rPr>
+                <w:rFonts w:ascii="Times New Roman" w:hAnsi="Times New Roman" w:cs="Times New Roman"/>
+                <w:color w:val="000000" w:themeColor="text1"/>
+                <w:sz w:val="24"/>
+                <w:szCs w:val="24"/>
+              </w:rPr>
+              <w:t>]</w:t>
+            </w:r>
+          </w:p>
+        </w:tc>
+        <w:tc>
+          <w:tcPr>
+            <w:tcW w:w="990" w:type="dxa"/>
+            <w:shd w:val="clear" w:color="auto" w:fill="auto"/>
+          </w:tcPr>
+          <w:p>
+            <w:pPr>
+              <w:jc w:val="center"/>
+              <w:rPr>
+                <w:rFonts w:ascii="Times New Roman" w:hAnsi="Times New Roman" w:cs="Times New Roman"/>
+                <w:color w:val="000000" w:themeColor="text1"/>
+                <w:sz w:val="24"/>
+                <w:szCs w:val="24"/>
+              </w:rPr>
+            </w:pPr>
+            <w:r>
+              <w:rPr>
+                <w:rFonts w:ascii="Times New Roman" w:hAnsi="Times New Roman" w:cs="Times New Roman"/>
+                <w:color w:val="000000" w:themeColor="text1"/>
                 <w:sz w:val="24"/>
                 <w:szCs w:val="24"/>
               </w:rPr>
@@ -2931,19 +3428,23 @@
         </w:tc>
         <w:tc>
           <w:tcPr>
-            <w:tcW w:w="1737" w:type="dxa"/>
-          </w:tcPr>
-          <w:p>
-            <w:pPr>
-              <w:rPr>
-                <w:rFonts w:ascii="Times New Roman" w:hAnsi="Times New Roman" w:cs="Times New Roman"/>
-                <w:sz w:val="24"/>
-                <w:szCs w:val="24"/>
-              </w:rPr>
-            </w:pPr>
-            <w:r>
-              <w:rPr>
-                <w:rFonts w:ascii="Times New Roman" w:hAnsi="Times New Roman" w:cs="Times New Roman"/>
+            <w:tcW w:w="2160" w:type="dxa"/>
+            <w:shd w:val="clear" w:color="auto" w:fill="auto"/>
+          </w:tcPr>
+          <w:p>
+            <w:pPr>
+              <w:jc w:val="right"/>
+              <w:rPr>
+                <w:rFonts w:ascii="Times New Roman" w:hAnsi="Times New Roman" w:cs="Times New Roman"/>
+                <w:color w:val="000000" w:themeColor="text1"/>
+                <w:sz w:val="24"/>
+                <w:szCs w:val="24"/>
+              </w:rPr>
+            </w:pPr>
+            <w:r>
+              <w:rPr>
+                <w:rFonts w:ascii="Times New Roman" w:hAnsi="Times New Roman" w:cs="Times New Roman"/>
+                <w:color w:val="000000" w:themeColor="text1"/>
                 <w:sz w:val="24"/>
                 <w:szCs w:val="24"/>
               </w:rPr>
@@ -2953,19 +3454,23 @@
         </w:tc>
         <w:tc>
           <w:tcPr>
-            <w:tcW w:w="1207" w:type="dxa"/>
-          </w:tcPr>
-          <w:p>
-            <w:pPr>
-              <w:rPr>
-                <w:rFonts w:ascii="Times New Roman" w:hAnsi="Times New Roman" w:cs="Times New Roman"/>
-                <w:sz w:val="24"/>
-                <w:szCs w:val="24"/>
-              </w:rPr>
-            </w:pPr>
-            <w:r>
-              <w:rPr>
-                <w:rFonts w:ascii="Times New Roman" w:hAnsi="Times New Roman" w:cs="Times New Roman"/>
+            <w:tcW w:w="1800" w:type="dxa"/>
+            <w:shd w:val="clear" w:color="auto" w:fill="auto"/>
+          </w:tcPr>
+          <w:p>
+            <w:pPr>
+              <w:jc w:val="right"/>
+              <w:rPr>
+                <w:rFonts w:ascii="Times New Roman" w:hAnsi="Times New Roman" w:cs="Times New Roman"/>
+                <w:color w:val="000000" w:themeColor="text1"/>
+                <w:sz w:val="24"/>
+                <w:szCs w:val="24"/>
+              </w:rPr>
+            </w:pPr>
+            <w:r>
+              <w:rPr>
+                <w:rFonts w:ascii="Times New Roman" w:hAnsi="Times New Roman" w:cs="Times New Roman"/>
+                <w:color w:val="000000" w:themeColor="text1"/>
                 <w:sz w:val="24"/>
                 <w:szCs w:val="24"/>
               </w:rPr>
@@ -2977,22 +3482,199 @@
       <w:tr>
         <w:tc>
           <w:tcPr>
-            <w:tcW w:w="560" w:type="dxa"/>
+            <w:tcW w:w="559" w:type="dxa"/>
+            <w:shd w:val="clear" w:color="auto" w:fill="auto"/>
+          </w:tcPr>
+          <w:p>
+            <w:pPr>
+              <w:rPr>
+                <w:rFonts w:ascii="Times New Roman" w:hAnsi="Times New Roman" w:cs="Times New Roman"/>
+                <w:color w:val="000000" w:themeColor="text1"/>
+                <w:sz w:val="24"/>
+                <w:szCs w:val="24"/>
+              </w:rPr>
+            </w:pPr>
+            <w:r>
+              <w:rPr>
+                <w:rFonts w:ascii="Times New Roman" w:hAnsi="Times New Roman" w:cs="Times New Roman"/>
+                <w:color w:val="000000" w:themeColor="text1"/>
+                <w:sz w:val="24"/>
+                <w:szCs w:val="24"/>
+              </w:rPr>
+              <w:t>16</w:t>
+            </w:r>
+          </w:p>
+        </w:tc>
+        <w:tc>
+          <w:tcPr>
+            <w:tcW w:w="3306" w:type="dxa"/>
+            <w:shd w:val="clear" w:color="auto" w:fill="auto"/>
+          </w:tcPr>
+          <w:p>
+            <w:pPr>
+              <w:rPr>
+                <w:rFonts w:ascii="Times New Roman" w:hAnsi="Times New Roman" w:cs="Times New Roman"/>
+                <w:color w:val="000000" w:themeColor="text1"/>
+                <w:sz w:val="24"/>
+                <w:szCs w:val="24"/>
+              </w:rPr>
+            </w:pPr>
+            <w:r>
+              <w:rPr>
+                <w:rFonts w:ascii="Times New Roman" w:hAnsi="Times New Roman" w:cs="Times New Roman"/>
+                <w:color w:val="000000" w:themeColor="text1"/>
+                <w:sz w:val="24"/>
+                <w:szCs w:val="24"/>
+              </w:rPr>
+              <w:t>Château d'eau</w:t>
+            </w:r>
+          </w:p>
+        </w:tc>
+        <w:tc>
+          <w:tcPr>
+            <w:tcW w:w="1170" w:type="dxa"/>
+            <w:shd w:val="clear" w:color="auto" w:fill="auto"/>
+          </w:tcPr>
+          <w:p>
+            <w:pPr>
+              <w:jc w:val="center"/>
+              <w:rPr>
+                <w:rFonts w:ascii="Times New Roman" w:hAnsi="Times New Roman" w:cs="Times New Roman"/>
+                <w:color w:val="000000" w:themeColor="text1"/>
+                <w:sz w:val="24"/>
+                <w:szCs w:val="24"/>
+              </w:rPr>
+            </w:pPr>
+            <w:r>
+              <w:rPr>
+                <w:rFonts w:ascii="Times New Roman" w:hAnsi="Times New Roman" w:cs="Times New Roman"/>
+                <w:color w:val="000000" w:themeColor="text1"/>
+                <w:sz w:val="24"/>
+                <w:szCs w:val="24"/>
+              </w:rPr>
+              <w:t>[</w:t>
+            </w:r>
+            <w:proofErr w:type="spellStart"/>
+            <w:r>
+              <w:rPr>
+                <w:rFonts w:ascii="Times New Roman" w:hAnsi="Times New Roman" w:cs="Times New Roman"/>
+                <w:color w:val="000000" w:themeColor="text1"/>
+                <w:sz w:val="24"/>
+                <w:szCs w:val="24"/>
+              </w:rPr>
+              <w:t>Qté</w:t>
+            </w:r>
+            <w:proofErr w:type="spellEnd"/>
+            <w:r>
+              <w:rPr>
+                <w:rFonts w:ascii="Times New Roman" w:hAnsi="Times New Roman" w:cs="Times New Roman"/>
+                <w:color w:val="000000" w:themeColor="text1"/>
+                <w:sz w:val="24"/>
+                <w:szCs w:val="24"/>
+              </w:rPr>
+              <w:t>]</w:t>
+            </w:r>
+          </w:p>
+        </w:tc>
+        <w:tc>
+          <w:tcPr>
+            <w:tcW w:w="990" w:type="dxa"/>
+            <w:shd w:val="clear" w:color="auto" w:fill="auto"/>
+          </w:tcPr>
+          <w:p>
+            <w:pPr>
+              <w:jc w:val="center"/>
+              <w:rPr>
+                <w:rFonts w:ascii="Times New Roman" w:hAnsi="Times New Roman" w:cs="Times New Roman"/>
+                <w:color w:val="000000" w:themeColor="text1"/>
+                <w:sz w:val="24"/>
+                <w:szCs w:val="24"/>
+              </w:rPr>
+            </w:pPr>
+            <w:r>
+              <w:rPr>
+                <w:rFonts w:ascii="Times New Roman" w:hAnsi="Times New Roman" w:cs="Times New Roman"/>
+                <w:color w:val="000000" w:themeColor="text1"/>
+                <w:sz w:val="24"/>
+                <w:szCs w:val="24"/>
+              </w:rPr>
+              <w:t>[Unité]</w:t>
+            </w:r>
+          </w:p>
+        </w:tc>
+        <w:tc>
+          <w:tcPr>
+            <w:tcW w:w="2160" w:type="dxa"/>
+            <w:shd w:val="clear" w:color="auto" w:fill="auto"/>
+          </w:tcPr>
+          <w:p>
+            <w:pPr>
+              <w:jc w:val="right"/>
+              <w:rPr>
+                <w:rFonts w:ascii="Times New Roman" w:hAnsi="Times New Roman" w:cs="Times New Roman"/>
+                <w:color w:val="000000" w:themeColor="text1"/>
+                <w:sz w:val="24"/>
+                <w:szCs w:val="24"/>
+              </w:rPr>
+            </w:pPr>
+            <w:r>
+              <w:rPr>
+                <w:rFonts w:ascii="Times New Roman" w:hAnsi="Times New Roman" w:cs="Times New Roman"/>
+                <w:color w:val="000000" w:themeColor="text1"/>
+                <w:sz w:val="24"/>
+                <w:szCs w:val="24"/>
+              </w:rPr>
+              <w:t>[Prix par unité]</w:t>
+            </w:r>
+          </w:p>
+        </w:tc>
+        <w:tc>
+          <w:tcPr>
+            <w:tcW w:w="1800" w:type="dxa"/>
+            <w:shd w:val="clear" w:color="auto" w:fill="auto"/>
+          </w:tcPr>
+          <w:p>
+            <w:pPr>
+              <w:jc w:val="right"/>
+              <w:rPr>
+                <w:rFonts w:ascii="Times New Roman" w:hAnsi="Times New Roman" w:cs="Times New Roman"/>
+                <w:color w:val="000000" w:themeColor="text1"/>
+                <w:sz w:val="24"/>
+                <w:szCs w:val="24"/>
+              </w:rPr>
+            </w:pPr>
+            <w:r>
+              <w:rPr>
+                <w:rFonts w:ascii="Times New Roman" w:hAnsi="Times New Roman" w:cs="Times New Roman"/>
+                <w:color w:val="000000" w:themeColor="text1"/>
+                <w:sz w:val="24"/>
+                <w:szCs w:val="24"/>
+              </w:rPr>
+              <w:t>[Total]</w:t>
+            </w:r>
+          </w:p>
+        </w:tc>
+      </w:tr>
+      <w:tr>
+        <w:tc>
+          <w:tcPr>
+            <w:tcW w:w="559" w:type="dxa"/>
             <w:shd w:val="clear" w:color="auto" w:fill="5B9BD5" w:themeFill="accent1"/>
           </w:tcPr>
           <w:p>
             <w:pPr>
               <w:rPr>
                 <w:rFonts w:ascii="Times New Roman" w:hAnsi="Times New Roman" w:cs="Times New Roman"/>
-                <w:sz w:val="24"/>
-                <w:szCs w:val="24"/>
-              </w:rPr>
-            </w:pPr>
-          </w:p>
-        </w:tc>
-        <w:tc>
-          <w:tcPr>
-            <w:tcW w:w="8790" w:type="dxa"/>
+                <w:color w:val="000000" w:themeColor="text1"/>
+                <w:sz w:val="24"/>
+                <w:szCs w:val="24"/>
+              </w:rPr>
+            </w:pPr>
+          </w:p>
+        </w:tc>
+        <w:tc>
+          <w:tcPr>
+            <w:tcW w:w="9426" w:type="dxa"/>
             <w:gridSpan w:val="5"/>
             <w:shd w:val="clear" w:color="auto" w:fill="5B9BD5" w:themeFill="accent1"/>
           </w:tcPr>
@@ -3002,6 +3684,7 @@
               <w:rPr>
                 <w:rFonts w:ascii="Times New Roman" w:hAnsi="Times New Roman" w:cs="Times New Roman"/>
                 <w:b/>
+                <w:color w:val="000000" w:themeColor="text1"/>
                 <w:sz w:val="24"/>
                 <w:szCs w:val="24"/>
               </w:rPr>
@@ -3010,6 +3693,7 @@
               <w:rPr>
                 <w:rFonts w:ascii="Times New Roman" w:hAnsi="Times New Roman" w:cs="Times New Roman"/>
                 <w:b/>
+                <w:color w:val="000000" w:themeColor="text1"/>
                 <w:sz w:val="24"/>
                 <w:szCs w:val="24"/>
               </w:rPr>
@@ -3021,42 +3705,47 @@
       <w:tr>
         <w:tc>
           <w:tcPr>
-            <w:tcW w:w="560" w:type="dxa"/>
-            <w:shd w:val="clear" w:color="auto" w:fill="5B9BD5" w:themeFill="accent1"/>
-          </w:tcPr>
-          <w:p>
-            <w:pPr>
-              <w:rPr>
-                <w:rFonts w:ascii="Times New Roman" w:hAnsi="Times New Roman" w:cs="Times New Roman"/>
-                <w:sz w:val="24"/>
-                <w:szCs w:val="24"/>
-              </w:rPr>
-            </w:pPr>
-            <w:r>
-              <w:rPr>
-                <w:rFonts w:ascii="Times New Roman" w:hAnsi="Times New Roman" w:cs="Times New Roman"/>
-                <w:sz w:val="24"/>
-                <w:szCs w:val="24"/>
-              </w:rPr>
-              <w:t>16</w:t>
-            </w:r>
-          </w:p>
-        </w:tc>
-        <w:tc>
-          <w:tcPr>
-            <w:tcW w:w="3516" w:type="dxa"/>
-          </w:tcPr>
-          <w:p>
-            <w:pPr>
-              <w:rPr>
-                <w:rFonts w:ascii="Times New Roman" w:hAnsi="Times New Roman" w:cs="Times New Roman"/>
-                <w:sz w:val="24"/>
-                <w:szCs w:val="24"/>
-              </w:rPr>
-            </w:pPr>
-            <w:r>
-              <w:rPr>
-                <w:rFonts w:ascii="Times New Roman" w:hAnsi="Times New Roman" w:cs="Times New Roman"/>
+            <w:tcW w:w="559" w:type="dxa"/>
+            <w:shd w:val="clear" w:color="auto" w:fill="auto"/>
+          </w:tcPr>
+          <w:p>
+            <w:pPr>
+              <w:rPr>
+                <w:rFonts w:ascii="Times New Roman" w:hAnsi="Times New Roman" w:cs="Times New Roman"/>
+                <w:color w:val="000000" w:themeColor="text1"/>
+                <w:sz w:val="24"/>
+                <w:szCs w:val="24"/>
+              </w:rPr>
+            </w:pPr>
+            <w:r>
+              <w:rPr>
+                <w:rFonts w:ascii="Times New Roman" w:hAnsi="Times New Roman" w:cs="Times New Roman"/>
+                <w:color w:val="000000" w:themeColor="text1"/>
+                <w:sz w:val="24"/>
+                <w:szCs w:val="24"/>
+              </w:rPr>
+              <w:t>17</w:t>
+            </w:r>
+          </w:p>
+        </w:tc>
+        <w:tc>
+          <w:tcPr>
+            <w:tcW w:w="3306" w:type="dxa"/>
+            <w:shd w:val="clear" w:color="auto" w:fill="auto"/>
+          </w:tcPr>
+          <w:p>
+            <w:pPr>
+              <w:rPr>
+                <w:rFonts w:ascii="Times New Roman" w:hAnsi="Times New Roman" w:cs="Times New Roman"/>
+                <w:color w:val="000000" w:themeColor="text1"/>
+                <w:sz w:val="24"/>
+                <w:szCs w:val="24"/>
+              </w:rPr>
+            </w:pPr>
+            <w:r>
+              <w:rPr>
+                <w:rFonts w:ascii="Times New Roman" w:hAnsi="Times New Roman" w:cs="Times New Roman"/>
+                <w:color w:val="000000" w:themeColor="text1"/>
                 <w:sz w:val="24"/>
                 <w:szCs w:val="24"/>
               </w:rPr>
@@ -3066,19 +3755,23 @@
         </w:tc>
         <w:tc>
           <w:tcPr>
-            <w:tcW w:w="1274" w:type="dxa"/>
-          </w:tcPr>
-          <w:p>
-            <w:pPr>
-              <w:rPr>
-                <w:rFonts w:ascii="Times New Roman" w:hAnsi="Times New Roman" w:cs="Times New Roman"/>
-                <w:sz w:val="24"/>
-                <w:szCs w:val="24"/>
-              </w:rPr>
-            </w:pPr>
-            <w:r>
-              <w:rPr>
-                <w:rFonts w:ascii="Times New Roman" w:hAnsi="Times New Roman" w:cs="Times New Roman"/>
+            <w:tcW w:w="1170" w:type="dxa"/>
+            <w:shd w:val="clear" w:color="auto" w:fill="auto"/>
+          </w:tcPr>
+          <w:p>
+            <w:pPr>
+              <w:jc w:val="center"/>
+              <w:rPr>
+                <w:rFonts w:ascii="Times New Roman" w:hAnsi="Times New Roman" w:cs="Times New Roman"/>
+                <w:color w:val="000000" w:themeColor="text1"/>
+                <w:sz w:val="24"/>
+                <w:szCs w:val="24"/>
+              </w:rPr>
+            </w:pPr>
+            <w:r>
+              <w:rPr>
+                <w:rFonts w:ascii="Times New Roman" w:hAnsi="Times New Roman" w:cs="Times New Roman"/>
+                <w:color w:val="000000" w:themeColor="text1"/>
                 <w:sz w:val="24"/>
                 <w:szCs w:val="24"/>
               </w:rPr>
@@ -3088,19 +3781,23 @@
         </w:tc>
         <w:tc>
           <w:tcPr>
-            <w:tcW w:w="1056" w:type="dxa"/>
-          </w:tcPr>
-          <w:p>
-            <w:pPr>
-              <w:rPr>
-                <w:rFonts w:ascii="Times New Roman" w:hAnsi="Times New Roman" w:cs="Times New Roman"/>
-                <w:sz w:val="24"/>
-                <w:szCs w:val="24"/>
-              </w:rPr>
-            </w:pPr>
-            <w:r>
-              <w:rPr>
-                <w:rFonts w:ascii="Times New Roman" w:hAnsi="Times New Roman" w:cs="Times New Roman"/>
+            <w:tcW w:w="990" w:type="dxa"/>
+            <w:shd w:val="clear" w:color="auto" w:fill="auto"/>
+          </w:tcPr>
+          <w:p>
+            <w:pPr>
+              <w:jc w:val="center"/>
+              <w:rPr>
+                <w:rFonts w:ascii="Times New Roman" w:hAnsi="Times New Roman" w:cs="Times New Roman"/>
+                <w:color w:val="000000" w:themeColor="text1"/>
+                <w:sz w:val="24"/>
+                <w:szCs w:val="24"/>
+              </w:rPr>
+            </w:pPr>
+            <w:r>
+              <w:rPr>
+                <w:rFonts w:ascii="Times New Roman" w:hAnsi="Times New Roman" w:cs="Times New Roman"/>
+                <w:color w:val="000000" w:themeColor="text1"/>
                 <w:sz w:val="24"/>
                 <w:szCs w:val="24"/>
               </w:rPr>
@@ -3110,19 +3807,23 @@
         </w:tc>
         <w:tc>
           <w:tcPr>
-            <w:tcW w:w="1737" w:type="dxa"/>
-          </w:tcPr>
-          <w:p>
-            <w:pPr>
-              <w:rPr>
-                <w:rFonts w:ascii="Times New Roman" w:hAnsi="Times New Roman" w:cs="Times New Roman"/>
-                <w:sz w:val="24"/>
-                <w:szCs w:val="24"/>
-              </w:rPr>
-            </w:pPr>
-            <w:r>
-              <w:rPr>
-                <w:rFonts w:ascii="Times New Roman" w:hAnsi="Times New Roman" w:cs="Times New Roman"/>
+            <w:tcW w:w="2160" w:type="dxa"/>
+            <w:shd w:val="clear" w:color="auto" w:fill="auto"/>
+          </w:tcPr>
+          <w:p>
+            <w:pPr>
+              <w:jc w:val="right"/>
+              <w:rPr>
+                <w:rFonts w:ascii="Times New Roman" w:hAnsi="Times New Roman" w:cs="Times New Roman"/>
+                <w:color w:val="000000" w:themeColor="text1"/>
+                <w:sz w:val="24"/>
+                <w:szCs w:val="24"/>
+              </w:rPr>
+            </w:pPr>
+            <w:r>
+              <w:rPr>
+                <w:rFonts w:ascii="Times New Roman" w:hAnsi="Times New Roman" w:cs="Times New Roman"/>
+                <w:color w:val="000000" w:themeColor="text1"/>
                 <w:sz w:val="24"/>
                 <w:szCs w:val="24"/>
               </w:rPr>
@@ -3132,19 +3833,23 @@
         </w:tc>
         <w:tc>
           <w:tcPr>
-            <w:tcW w:w="1207" w:type="dxa"/>
-          </w:tcPr>
-          <w:p>
-            <w:pPr>
-              <w:rPr>
-                <w:rFonts w:ascii="Times New Roman" w:hAnsi="Times New Roman" w:cs="Times New Roman"/>
-                <w:sz w:val="24"/>
-                <w:szCs w:val="24"/>
-              </w:rPr>
-            </w:pPr>
-            <w:r>
-              <w:rPr>
-                <w:rFonts w:ascii="Times New Roman" w:hAnsi="Times New Roman" w:cs="Times New Roman"/>
+            <w:tcW w:w="1800" w:type="dxa"/>
+            <w:shd w:val="clear" w:color="auto" w:fill="auto"/>
+          </w:tcPr>
+          <w:p>
+            <w:pPr>
+              <w:jc w:val="right"/>
+              <w:rPr>
+                <w:rFonts w:ascii="Times New Roman" w:hAnsi="Times New Roman" w:cs="Times New Roman"/>
+                <w:color w:val="000000" w:themeColor="text1"/>
+                <w:sz w:val="24"/>
+                <w:szCs w:val="24"/>
+              </w:rPr>
+            </w:pPr>
+            <w:r>
+              <w:rPr>
+                <w:rFonts w:ascii="Times New Roman" w:hAnsi="Times New Roman" w:cs="Times New Roman"/>
+                <w:color w:val="000000" w:themeColor="text1"/>
                 <w:sz w:val="24"/>
                 <w:szCs w:val="24"/>
               </w:rPr>
@@ -3156,44 +3861,47 @@
       <w:tr>
         <w:tc>
           <w:tcPr>
-            <w:tcW w:w="560" w:type="dxa"/>
-            <w:shd w:val="clear" w:color="auto" w:fill="5B9BD5" w:themeFill="accent1"/>
-          </w:tcPr>
-          <w:p>
-            <w:pPr>
-              <w:rPr>
-                <w:rFonts w:ascii="Times New Roman" w:hAnsi="Times New Roman" w:cs="Times New Roman"/>
-                <w:sz w:val="24"/>
-                <w:szCs w:val="24"/>
-              </w:rPr>
-            </w:pPr>
-            <w:r>
-              <w:rPr>
-                <w:rFonts w:ascii="Times New Roman" w:hAnsi="Times New Roman" w:cs="Times New Roman"/>
-                <w:sz w:val="24"/>
-                <w:szCs w:val="24"/>
-              </w:rPr>
-              <w:t>17</w:t>
-            </w:r>
-            <w:bookmarkStart w:id="0" w:name="_GoBack"/>
-            <w:bookmarkEnd w:id="0"/>
-          </w:p>
-        </w:tc>
-        <w:tc>
-          <w:tcPr>
-            <w:tcW w:w="3516" w:type="dxa"/>
-          </w:tcPr>
-          <w:p>
-            <w:pPr>
-              <w:rPr>
-                <w:rFonts w:ascii="Times New Roman" w:hAnsi="Times New Roman" w:cs="Times New Roman"/>
-                <w:sz w:val="24"/>
-                <w:szCs w:val="24"/>
-              </w:rPr>
-            </w:pPr>
-            <w:r>
-              <w:rPr>
-                <w:rFonts w:ascii="Times New Roman" w:hAnsi="Times New Roman" w:cs="Times New Roman"/>
+            <w:tcW w:w="559" w:type="dxa"/>
+            <w:shd w:val="clear" w:color="auto" w:fill="auto"/>
+          </w:tcPr>
+          <w:p>
+            <w:pPr>
+              <w:rPr>
+                <w:rFonts w:ascii="Times New Roman" w:hAnsi="Times New Roman" w:cs="Times New Roman"/>
+                <w:color w:val="000000" w:themeColor="text1"/>
+                <w:sz w:val="24"/>
+                <w:szCs w:val="24"/>
+              </w:rPr>
+            </w:pPr>
+            <w:r>
+              <w:rPr>
+                <w:rFonts w:ascii="Times New Roman" w:hAnsi="Times New Roman" w:cs="Times New Roman"/>
+                <w:color w:val="000000" w:themeColor="text1"/>
+                <w:sz w:val="24"/>
+                <w:szCs w:val="24"/>
+              </w:rPr>
+              <w:t>18</w:t>
+            </w:r>
+          </w:p>
+        </w:tc>
+        <w:tc>
+          <w:tcPr>
+            <w:tcW w:w="3306" w:type="dxa"/>
+            <w:shd w:val="clear" w:color="auto" w:fill="auto"/>
+          </w:tcPr>
+          <w:p>
+            <w:pPr>
+              <w:rPr>
+                <w:rFonts w:ascii="Times New Roman" w:hAnsi="Times New Roman" w:cs="Times New Roman"/>
+                <w:color w:val="000000" w:themeColor="text1"/>
+                <w:sz w:val="24"/>
+                <w:szCs w:val="24"/>
+              </w:rPr>
+            </w:pPr>
+            <w:r>
+              <w:rPr>
+                <w:rFonts w:ascii="Times New Roman" w:hAnsi="Times New Roman" w:cs="Times New Roman"/>
+                <w:color w:val="000000" w:themeColor="text1"/>
                 <w:sz w:val="24"/>
                 <w:szCs w:val="24"/>
               </w:rPr>
@@ -3203,19 +3911,23 @@
         </w:tc>
         <w:tc>
           <w:tcPr>
-            <w:tcW w:w="1274" w:type="dxa"/>
-          </w:tcPr>
-          <w:p>
-            <w:pPr>
-              <w:rPr>
-                <w:rFonts w:ascii="Times New Roman" w:hAnsi="Times New Roman" w:cs="Times New Roman"/>
-                <w:sz w:val="24"/>
-                <w:szCs w:val="24"/>
-              </w:rPr>
-            </w:pPr>
-            <w:r>
-              <w:rPr>
-                <w:rFonts w:ascii="Times New Roman" w:hAnsi="Times New Roman" w:cs="Times New Roman"/>
+            <w:tcW w:w="1170" w:type="dxa"/>
+            <w:shd w:val="clear" w:color="auto" w:fill="auto"/>
+          </w:tcPr>
+          <w:p>
+            <w:pPr>
+              <w:jc w:val="center"/>
+              <w:rPr>
+                <w:rFonts w:ascii="Times New Roman" w:hAnsi="Times New Roman" w:cs="Times New Roman"/>
+                <w:color w:val="000000" w:themeColor="text1"/>
+                <w:sz w:val="24"/>
+                <w:szCs w:val="24"/>
+              </w:rPr>
+            </w:pPr>
+            <w:r>
+              <w:rPr>
+                <w:rFonts w:ascii="Times New Roman" w:hAnsi="Times New Roman" w:cs="Times New Roman"/>
+                <w:color w:val="000000" w:themeColor="text1"/>
                 <w:sz w:val="24"/>
                 <w:szCs w:val="24"/>
               </w:rPr>
@@ -3225,19 +3937,23 @@
         </w:tc>
         <w:tc>
           <w:tcPr>
-            <w:tcW w:w="1056" w:type="dxa"/>
-          </w:tcPr>
-          <w:p>
-            <w:pPr>
-              <w:rPr>
-                <w:rFonts w:ascii="Times New Roman" w:hAnsi="Times New Roman" w:cs="Times New Roman"/>
-                <w:sz w:val="24"/>
-                <w:szCs w:val="24"/>
-              </w:rPr>
-            </w:pPr>
-            <w:r>
-              <w:rPr>
-                <w:rFonts w:ascii="Times New Roman" w:hAnsi="Times New Roman" w:cs="Times New Roman"/>
+            <w:tcW w:w="990" w:type="dxa"/>
+            <w:shd w:val="clear" w:color="auto" w:fill="auto"/>
+          </w:tcPr>
+          <w:p>
+            <w:pPr>
+              <w:jc w:val="center"/>
+              <w:rPr>
+                <w:rFonts w:ascii="Times New Roman" w:hAnsi="Times New Roman" w:cs="Times New Roman"/>
+                <w:color w:val="000000" w:themeColor="text1"/>
+                <w:sz w:val="24"/>
+                <w:szCs w:val="24"/>
+              </w:rPr>
+            </w:pPr>
+            <w:r>
+              <w:rPr>
+                <w:rFonts w:ascii="Times New Roman" w:hAnsi="Times New Roman" w:cs="Times New Roman"/>
+                <w:color w:val="000000" w:themeColor="text1"/>
                 <w:sz w:val="24"/>
                 <w:szCs w:val="24"/>
               </w:rPr>
@@ -3247,19 +3963,23 @@
         </w:tc>
         <w:tc>
           <w:tcPr>
-            <w:tcW w:w="1737" w:type="dxa"/>
-          </w:tcPr>
-          <w:p>
-            <w:pPr>
-              <w:rPr>
-                <w:rFonts w:ascii="Times New Roman" w:hAnsi="Times New Roman" w:cs="Times New Roman"/>
-                <w:sz w:val="24"/>
-                <w:szCs w:val="24"/>
-              </w:rPr>
-            </w:pPr>
-            <w:r>
-              <w:rPr>
-                <w:rFonts w:ascii="Times New Roman" w:hAnsi="Times New Roman" w:cs="Times New Roman"/>
+            <w:tcW w:w="2160" w:type="dxa"/>
+            <w:shd w:val="clear" w:color="auto" w:fill="auto"/>
+          </w:tcPr>
+          <w:p>
+            <w:pPr>
+              <w:jc w:val="right"/>
+              <w:rPr>
+                <w:rFonts w:ascii="Times New Roman" w:hAnsi="Times New Roman" w:cs="Times New Roman"/>
+                <w:color w:val="000000" w:themeColor="text1"/>
+                <w:sz w:val="24"/>
+                <w:szCs w:val="24"/>
+              </w:rPr>
+            </w:pPr>
+            <w:r>
+              <w:rPr>
+                <w:rFonts w:ascii="Times New Roman" w:hAnsi="Times New Roman" w:cs="Times New Roman"/>
+                <w:color w:val="000000" w:themeColor="text1"/>
                 <w:sz w:val="24"/>
                 <w:szCs w:val="24"/>
               </w:rPr>
@@ -3269,19 +3989,23 @@
         </w:tc>
         <w:tc>
           <w:tcPr>
-            <w:tcW w:w="1207" w:type="dxa"/>
-          </w:tcPr>
-          <w:p>
-            <w:pPr>
-              <w:rPr>
-                <w:rFonts w:ascii="Times New Roman" w:hAnsi="Times New Roman" w:cs="Times New Roman"/>
-                <w:sz w:val="24"/>
-                <w:szCs w:val="24"/>
-              </w:rPr>
-            </w:pPr>
-            <w:r>
-              <w:rPr>
-                <w:rFonts w:ascii="Times New Roman" w:hAnsi="Times New Roman" w:cs="Times New Roman"/>
+            <w:tcW w:w="1800" w:type="dxa"/>
+            <w:shd w:val="clear" w:color="auto" w:fill="auto"/>
+          </w:tcPr>
+          <w:p>
+            <w:pPr>
+              <w:jc w:val="right"/>
+              <w:rPr>
+                <w:rFonts w:ascii="Times New Roman" w:hAnsi="Times New Roman" w:cs="Times New Roman"/>
+                <w:color w:val="000000" w:themeColor="text1"/>
+                <w:sz w:val="24"/>
+                <w:szCs w:val="24"/>
+              </w:rPr>
+            </w:pPr>
+            <w:r>
+              <w:rPr>
+                <w:rFonts w:ascii="Times New Roman" w:hAnsi="Times New Roman" w:cs="Times New Roman"/>
+                <w:color w:val="000000" w:themeColor="text1"/>
                 <w:sz w:val="24"/>
                 <w:szCs w:val="24"/>
               </w:rPr>
@@ -3301,11 +4025,299 @@
       </w:pPr>
       <w:r>
         <w:rPr>
+          <w:rFonts w:ascii="Times New Roman" w:hAnsi="Times New Roman" w:cs="Times New Roman"/>
+          <w:noProof/>
+          <w:lang w:val="en-US"/>
+        </w:rPr>
+        <mc:AlternateContent>
+          <mc:Choice Requires="wpg">
+            <w:drawing>
+              <wp:anchor distT="0" distB="0" distL="114300" distR="114300" simplePos="0" relativeHeight="251663360" behindDoc="1" locked="0" layoutInCell="1" allowOverlap="1" wp14:anchorId="4E8EE975" wp14:editId="5B9F0FCF">
+                <wp:simplePos x="0" y="0"/>
+                <wp:positionH relativeFrom="column">
+                  <wp:posOffset>-1061720</wp:posOffset>
+                </wp:positionH>
+                <wp:positionV relativeFrom="paragraph">
+                  <wp:posOffset>-3030220</wp:posOffset>
+                </wp:positionV>
+                <wp:extent cx="790575" cy="9915525"/>
+                <wp:effectExtent l="0" t="0" r="9525" b="9525"/>
+                <wp:wrapNone/>
+                <wp:docPr id="50" name="Group 50"/>
+                <wp:cNvGraphicFramePr/>
+                <a:graphic xmlns:a="http://schemas.openxmlformats.org/drawingml/2006/main">
+                  <a:graphicData uri="http://schemas.microsoft.com/office/word/2010/wordprocessingGroup">
+                    <wpg:wgp>
+                      <wpg:cNvGrpSpPr/>
+                      <wpg:grpSpPr>
+                        <a:xfrm>
+                          <a:off x="0" y="0"/>
+                          <a:ext cx="790575" cy="9915525"/>
+                          <a:chOff x="0" y="-9525"/>
+                          <a:chExt cx="914400" cy="9382125"/>
+                        </a:xfrm>
+                      </wpg:grpSpPr>
+                      <wps:wsp>
+                        <wps:cNvPr id="51" name="Rectangle 51"/>
+                        <wps:cNvSpPr/>
+                        <wps:spPr>
+                          <a:xfrm>
+                            <a:off x="0" y="0"/>
+                            <a:ext cx="914400" cy="9372600"/>
+                          </a:xfrm>
+                          <a:prstGeom prst="rect">
+                            <a:avLst/>
+                          </a:prstGeom>
+                          <a:solidFill>
+                            <a:schemeClr val="bg1">
+                              <a:alpha val="0"/>
+                            </a:schemeClr>
+                          </a:solidFill>
+                          <a:ln>
+                            <a:noFill/>
+                          </a:ln>
+                        </wps:spPr>
+                        <wps:style>
+                          <a:lnRef idx="2">
+                            <a:schemeClr val="accent1">
+                              <a:shade val="50000"/>
+                            </a:schemeClr>
+                          </a:lnRef>
+                          <a:fillRef idx="1">
+                            <a:schemeClr val="accent1"/>
+                          </a:fillRef>
+                          <a:effectRef idx="0">
+                            <a:schemeClr val="accent1"/>
+                          </a:effectRef>
+                          <a:fontRef idx="minor">
+                            <a:schemeClr val="lt1"/>
+                          </a:fontRef>
+                        </wps:style>
+                        <wps:bodyPr rot="0" spcFirstLastPara="0" vertOverflow="overflow" horzOverflow="overflow" vert="horz" wrap="square" lIns="91440" tIns="45720" rIns="91440" bIns="45720" numCol="1" spcCol="0" rtlCol="0" fromWordArt="0" anchor="ctr" anchorCtr="0" forceAA="0" compatLnSpc="1">
+                          <a:prstTxWarp prst="textNoShape">
+                            <a:avLst/>
+                          </a:prstTxWarp>
+                          <a:noAutofit/>
+                        </wps:bodyPr>
+                      </wps:wsp>
+                      <wpg:grpSp>
+                        <wpg:cNvPr id="52" name="Group 52"/>
+                        <wpg:cNvGrpSpPr/>
+                        <wpg:grpSpPr>
+                          <a:xfrm>
+                            <a:off x="227566" y="-9525"/>
+                            <a:ext cx="685800" cy="9372981"/>
+                            <a:chOff x="0" y="-9525"/>
+                            <a:chExt cx="685800" cy="9372981"/>
+                          </a:xfrm>
+                        </wpg:grpSpPr>
+                        <wps:wsp>
+                          <wps:cNvPr id="53" name="Rectangle 5"/>
+                          <wps:cNvSpPr/>
+                          <wps:spPr>
+                            <a:xfrm>
+                              <a:off x="0" y="0"/>
+                              <a:ext cx="667512" cy="9363456"/>
+                            </a:xfrm>
+                            <a:custGeom>
+                              <a:avLst/>
+                              <a:gdLst>
+                                <a:gd name="connsiteX0" fmla="*/ 0 w 667707"/>
+                                <a:gd name="connsiteY0" fmla="*/ 0 h 9363456"/>
+                                <a:gd name="connsiteX1" fmla="*/ 667707 w 667707"/>
+                                <a:gd name="connsiteY1" fmla="*/ 0 h 9363456"/>
+                                <a:gd name="connsiteX2" fmla="*/ 667707 w 667707"/>
+                                <a:gd name="connsiteY2" fmla="*/ 9363456 h 9363456"/>
+                                <a:gd name="connsiteX3" fmla="*/ 0 w 667707"/>
+                                <a:gd name="connsiteY3" fmla="*/ 9363456 h 9363456"/>
+                                <a:gd name="connsiteX4" fmla="*/ 0 w 667707"/>
+                                <a:gd name="connsiteY4" fmla="*/ 0 h 9363456"/>
+                                <a:gd name="connsiteX0" fmla="*/ 0 w 667718"/>
+                                <a:gd name="connsiteY0" fmla="*/ 0 h 9363456"/>
+                                <a:gd name="connsiteX1" fmla="*/ 667707 w 667718"/>
+                                <a:gd name="connsiteY1" fmla="*/ 0 h 9363456"/>
+                                <a:gd name="connsiteX2" fmla="*/ 667718 w 667718"/>
+                                <a:gd name="connsiteY2" fmla="*/ 3971925 h 9363456"/>
+                                <a:gd name="connsiteX3" fmla="*/ 667707 w 667718"/>
+                                <a:gd name="connsiteY3" fmla="*/ 9363456 h 9363456"/>
+                                <a:gd name="connsiteX4" fmla="*/ 0 w 667718"/>
+                                <a:gd name="connsiteY4" fmla="*/ 9363456 h 9363456"/>
+                                <a:gd name="connsiteX5" fmla="*/ 0 w 667718"/>
+                                <a:gd name="connsiteY5" fmla="*/ 0 h 9363456"/>
+                                <a:gd name="connsiteX0" fmla="*/ 0 w 667707"/>
+                                <a:gd name="connsiteY0" fmla="*/ 0 h 9363456"/>
+                                <a:gd name="connsiteX1" fmla="*/ 667707 w 667707"/>
+                                <a:gd name="connsiteY1" fmla="*/ 0 h 9363456"/>
+                                <a:gd name="connsiteX2" fmla="*/ 448643 w 667707"/>
+                                <a:gd name="connsiteY2" fmla="*/ 5314677 h 9363456"/>
+                                <a:gd name="connsiteX3" fmla="*/ 667707 w 667707"/>
+                                <a:gd name="connsiteY3" fmla="*/ 9363456 h 9363456"/>
+                                <a:gd name="connsiteX4" fmla="*/ 0 w 667707"/>
+                                <a:gd name="connsiteY4" fmla="*/ 9363456 h 9363456"/>
+                                <a:gd name="connsiteX5" fmla="*/ 0 w 667707"/>
+                                <a:gd name="connsiteY5" fmla="*/ 0 h 9363456"/>
+                              </a:gdLst>
+                              <a:ahLst/>
+                              <a:cxnLst>
+                                <a:cxn ang="0">
+                                  <a:pos x="connsiteX0" y="connsiteY0"/>
+                                </a:cxn>
+                                <a:cxn ang="0">
+                                  <a:pos x="connsiteX1" y="connsiteY1"/>
+                                </a:cxn>
+                                <a:cxn ang="0">
+                                  <a:pos x="connsiteX2" y="connsiteY2"/>
+                                </a:cxn>
+                                <a:cxn ang="0">
+                                  <a:pos x="connsiteX3" y="connsiteY3"/>
+                                </a:cxn>
+                                <a:cxn ang="0">
+                                  <a:pos x="connsiteX4" y="connsiteY4"/>
+                                </a:cxn>
+                                <a:cxn ang="0">
+                                  <a:pos x="connsiteX5" y="connsiteY5"/>
+                                </a:cxn>
+                              </a:cxnLst>
+                              <a:rect l="l" t="t" r="r" b="b"/>
+                              <a:pathLst>
+                                <a:path w="667707" h="9363456">
+                                  <a:moveTo>
+                                    <a:pt x="0" y="0"/>
+                                  </a:moveTo>
+                                  <a:lnTo>
+                                    <a:pt x="667707" y="0"/>
+                                  </a:lnTo>
+                                  <a:cubicBezTo>
+                                    <a:pt x="667711" y="1323975"/>
+                                    <a:pt x="448639" y="3990702"/>
+                                    <a:pt x="448643" y="5314677"/>
+                                  </a:cubicBezTo>
+                                  <a:cubicBezTo>
+                                    <a:pt x="448639" y="7111854"/>
+                                    <a:pt x="667711" y="7566279"/>
+                                    <a:pt x="667707" y="9363456"/>
+                                  </a:cubicBezTo>
+                                  <a:lnTo>
+                                    <a:pt x="0" y="9363456"/>
+                                  </a:lnTo>
+                                  <a:lnTo>
+                                    <a:pt x="0" y="0"/>
+                                  </a:lnTo>
+                                  <a:close/>
+                                </a:path>
+                              </a:pathLst>
+                            </a:custGeom>
+                            <a:ln>
+                              <a:noFill/>
+                            </a:ln>
+                          </wps:spPr>
+                          <wps:style>
+                            <a:lnRef idx="2">
+                              <a:schemeClr val="accent1">
+                                <a:shade val="50000"/>
+                              </a:schemeClr>
+                            </a:lnRef>
+                            <a:fillRef idx="1">
+                              <a:schemeClr val="accent1"/>
+                            </a:fillRef>
+                            <a:effectRef idx="0">
+                              <a:schemeClr val="accent1"/>
+                            </a:effectRef>
+                            <a:fontRef idx="minor">
+                              <a:schemeClr val="lt1"/>
+                            </a:fontRef>
+                          </wps:style>
+                          <wps:bodyPr rot="0" spcFirstLastPara="0" vertOverflow="overflow" horzOverflow="overflow" vert="horz" wrap="square" lIns="91440" tIns="45720" rIns="91440" bIns="45720" numCol="1" spcCol="0" rtlCol="0" fromWordArt="0" anchor="ctr" anchorCtr="0" forceAA="0" compatLnSpc="1">
+                            <a:prstTxWarp prst="textNoShape">
+                              <a:avLst/>
+                            </a:prstTxWarp>
+                            <a:noAutofit/>
+                          </wps:bodyPr>
+                        </wps:wsp>
+                        <wps:wsp>
+                          <wps:cNvPr id="54" name="Rectangle 54"/>
+                          <wps:cNvSpPr/>
+                          <wps:spPr>
+                            <a:xfrm>
+                              <a:off x="0" y="-9525"/>
+                              <a:ext cx="685800" cy="9372600"/>
+                            </a:xfrm>
+                            <a:prstGeom prst="rect">
+                              <a:avLst/>
+                            </a:prstGeom>
+                            <a:blipFill>
+                              <a:blip r:embed="rId8"/>
+                              <a:stretch>
+                                <a:fillRect/>
+                              </a:stretch>
+                            </a:blipFill>
+                            <a:ln>
+                              <a:noFill/>
+                            </a:ln>
+                          </wps:spPr>
+                          <wps:style>
+                            <a:lnRef idx="2">
+                              <a:schemeClr val="accent1">
+                                <a:shade val="50000"/>
+                              </a:schemeClr>
+                            </a:lnRef>
+                            <a:fillRef idx="1">
+                              <a:schemeClr val="accent1"/>
+                            </a:fillRef>
+                            <a:effectRef idx="0">
+                              <a:schemeClr val="accent1"/>
+                            </a:effectRef>
+                            <a:fontRef idx="minor">
+                              <a:schemeClr val="lt1"/>
+                            </a:fontRef>
+                          </wps:style>
+                          <wps:bodyPr rot="0" spcFirstLastPara="0" vertOverflow="overflow" horzOverflow="overflow" vert="horz" wrap="square" lIns="91440" tIns="45720" rIns="91440" bIns="45720" numCol="1" spcCol="0" rtlCol="0" fromWordArt="0" anchor="ctr" anchorCtr="0" forceAA="0" compatLnSpc="1">
+                            <a:prstTxWarp prst="textNoShape">
+                              <a:avLst/>
+                            </a:prstTxWarp>
+                            <a:noAutofit/>
+                          </wps:bodyPr>
+                        </wps:wsp>
+                      </wpg:grpSp>
+                    </wpg:wgp>
+                  </a:graphicData>
+                </a:graphic>
+                <wp14:sizeRelH relativeFrom="margin">
+                  <wp14:pctWidth>0</wp14:pctWidth>
+                </wp14:sizeRelH>
+                <wp14:sizeRelV relativeFrom="margin">
+                  <wp14:pctHeight>0</wp14:pctHeight>
+                </wp14:sizeRelV>
+              </wp:anchor>
+            </w:drawing>
+          </mc:Choice>
+          <mc:Fallback>
+            <w:pict>
+              <v:group w14:anchorId="0D863985" id="Group 50" o:spid="_x0000_s1026" style="position:absolute;margin-left:-83.6pt;margin-top:-238.6pt;width:62.25pt;height:780.75pt;z-index:-251653120;mso-width-relative:margin;mso-height-relative:margin" coordorigin=",-95" coordsize="9144,93821" o:gfxdata="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">
+                <v:rect id="Rectangle 51" o:spid="_x0000_s1027" style="position:absolute;width:9144;height:93726;visibility:visible;mso-wrap-style:square;v-text-anchor:middle" o:gfxdata="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" fillcolor="white [3212]" stroked="f" strokeweight="1pt">
+                  <v:fill opacity="0"/>
+                </v:rect>
+                <v:group id="Group 52" o:spid="_x0000_s1028" style="position:absolute;left:2275;top:-95;width:6858;height:93729" coordorigin=",-95" coordsize="6858,93729" o:gfxdata="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">
+                  <v:shape id="Rectangle 5" o:spid="_x0000_s1029" style="position:absolute;width:6675;height:93634;visibility:visible;mso-wrap-style:square;v-text-anchor:middle" coordsize="667707,9363456" o:gfxdata="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" path="m,l667707,v4,1323975,-219068,3990702,-219064,5314677c448639,7111854,667711,7566279,667707,9363456l,9363456,,xe" fillcolor="#5b9bd5 [3204]" stroked="f" strokeweight="1pt">
+                    <v:stroke joinstyle="miter"/>
+                    <v:path arrowok="t" o:connecttype="custom" o:connectlocs="0,0;667512,0;448512,5314677;667512,9363456;0,9363456;0,0" o:connectangles="0,0,0,0,0,0"/>
+                  </v:shape>
+                  <v:rect id="Rectangle 54" o:spid="_x0000_s1030" style="position:absolute;top:-95;width:6858;height:93725;visibility:visible;mso-wrap-style:square;v-text-anchor:middle" o:gfxdata="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" stroked="f" strokeweight="1pt">
+                    <v:fill r:id="rId9" o:title="" recolor="t" rotate="t" type="frame"/>
+                  </v:rect>
+                </v:group>
+              </v:group>
+            </w:pict>
+          </mc:Fallback>
+        </mc:AlternateContent>
+      </w:r>
+      <w:r>
+        <w:rPr>
           <w:rFonts w:ascii="Times New Roman" w:eastAsia="Times New Roman" w:hAnsi="Times New Roman" w:cs="Times New Roman"/>
           <w:szCs w:val="24"/>
         </w:rPr>
         <w:pict>
-          <v:rect id="_x0000_i1025" style="width:0;height:1.5pt" o:hralign="center" o:hrstd="t" o:hr="t" fillcolor="#a0a0a0" stroked="f"/>
+          <v:rect id="_x0000_i1026" style="width:0;height:1.5pt" o:hralign="center" o:hrstd="t" o:hr="t" fillcolor="#a0a0a0" stroked="f"/>
         </w:pict>
       </w:r>
     </w:p>
@@ -3345,7 +4357,7 @@
           <w:sz w:val="32"/>
           <w:szCs w:val="27"/>
         </w:rPr>
-        <w:t>Résumé des coûts:</w:t>
+        <w:t>Résumé des coûts</w:t>
       </w:r>
     </w:p>
     <w:tbl>
@@ -3362,6 +4374,7 @@
         <w:tc>
           <w:tcPr>
             <w:tcW w:w="6295" w:type="dxa"/>
+            <w:shd w:val="clear" w:color="auto" w:fill="auto"/>
             <w:hideMark/>
           </w:tcPr>
           <w:p>
@@ -3385,6 +4398,7 @@
         <w:tc>
           <w:tcPr>
             <w:tcW w:w="3060" w:type="dxa"/>
+            <w:shd w:val="clear" w:color="auto" w:fill="auto"/>
             <w:hideMark/>
           </w:tcPr>
           <w:p>
@@ -3402,7 +4416,23 @@
                 <w:b/>
                 <w:sz w:val="28"/>
               </w:rPr>
-              <w:t>Total (€)</w:t>
+              <w:t>Total (</w:t>
+            </w:r>
+            <w:r>
+              <w:rPr>
+                <w:rFonts w:ascii="Times New Roman" w:hAnsi="Times New Roman" w:cs="Times New Roman"/>
+                <w:b/>
+                <w:sz w:val="28"/>
+              </w:rPr>
+              <w:t>CFA</w:t>
+            </w:r>
+            <w:r>
+              <w:rPr>
+                <w:rFonts w:ascii="Times New Roman" w:hAnsi="Times New Roman" w:cs="Times New Roman"/>
+                <w:b/>
+                <w:sz w:val="28"/>
+              </w:rPr>
+              <w:t>)</w:t>
             </w:r>
           </w:p>
         </w:tc>
@@ -3411,10 +4441,14 @@
         <w:tc>
           <w:tcPr>
             <w:tcW w:w="6295" w:type="dxa"/>
+            <w:shd w:val="clear" w:color="auto" w:fill="auto"/>
             <w:hideMark/>
           </w:tcPr>
           <w:p>
             <w:pPr>
+              <w:tabs>
+                <w:tab w:val="left" w:pos="3845"/>
+              </w:tabs>
               <w:rPr>
                 <w:rFonts w:ascii="Times New Roman" w:hAnsi="Times New Roman" w:cs="Times New Roman"/>
                 <w:sz w:val="24"/>
@@ -3427,11 +4461,26 @@
               </w:rPr>
               <w:t>Coût des matériaux</w:t>
             </w:r>
+            <w:r>
+              <w:rPr>
+                <w:rFonts w:ascii="Times New Roman" w:hAnsi="Times New Roman" w:cs="Times New Roman"/>
+                <w:sz w:val="24"/>
+              </w:rPr>
+              <w:t xml:space="preserve"> et équipements</w:t>
+            </w:r>
+            <w:r>
+              <w:rPr>
+                <w:rFonts w:ascii="Times New Roman" w:hAnsi="Times New Roman" w:cs="Times New Roman"/>
+                <w:sz w:val="24"/>
+              </w:rPr>
+              <w:tab/>
+            </w:r>
           </w:p>
         </w:tc>
         <w:tc>
           <w:tcPr>
             <w:tcW w:w="3060" w:type="dxa"/>
+            <w:shd w:val="clear" w:color="auto" w:fill="auto"/>
             <w:hideMark/>
           </w:tcPr>
           <w:p>
@@ -3456,6 +4505,7 @@
         <w:tc>
           <w:tcPr>
             <w:tcW w:w="6295" w:type="dxa"/>
+            <w:shd w:val="clear" w:color="auto" w:fill="auto"/>
             <w:hideMark/>
           </w:tcPr>
           <w:p>
@@ -3477,6 +4527,7 @@
         <w:tc>
           <w:tcPr>
             <w:tcW w:w="3060" w:type="dxa"/>
+            <w:shd w:val="clear" w:color="auto" w:fill="auto"/>
             <w:hideMark/>
           </w:tcPr>
           <w:p>
@@ -3501,6 +4552,7 @@
         <w:tc>
           <w:tcPr>
             <w:tcW w:w="6295" w:type="dxa"/>
+            <w:shd w:val="clear" w:color="auto" w:fill="auto"/>
             <w:hideMark/>
           </w:tcPr>
           <w:p>
@@ -3515,103 +4567,14 @@
                 <w:rFonts w:ascii="Times New Roman" w:hAnsi="Times New Roman" w:cs="Times New Roman"/>
                 <w:sz w:val="24"/>
               </w:rPr>
-              <w:t>Coût des équipements</w:t>
+              <w:t>Total général</w:t>
             </w:r>
           </w:p>
         </w:tc>
         <w:tc>
           <w:tcPr>
             <w:tcW w:w="3060" w:type="dxa"/>
-            <w:hideMark/>
-          </w:tcPr>
-          <w:p>
-            <w:pPr>
-              <w:jc w:val="right"/>
-              <w:rPr>
-                <w:rFonts w:ascii="Times New Roman" w:hAnsi="Times New Roman" w:cs="Times New Roman"/>
-                <w:sz w:val="24"/>
-              </w:rPr>
-            </w:pPr>
-            <w:r>
-              <w:rPr>
-                <w:rFonts w:ascii="Times New Roman" w:hAnsi="Times New Roman" w:cs="Times New Roman"/>
-                <w:sz w:val="24"/>
-              </w:rPr>
-              <w:t>[Total des équipements]</w:t>
-            </w:r>
-          </w:p>
-        </w:tc>
-      </w:tr>
-      <w:tr>
-        <w:tc>
-          <w:tcPr>
-            <w:tcW w:w="6295" w:type="dxa"/>
-            <w:hideMark/>
-          </w:tcPr>
-          <w:p>
-            <w:pPr>
-              <w:rPr>
-                <w:rFonts w:ascii="Times New Roman" w:hAnsi="Times New Roman" w:cs="Times New Roman"/>
-                <w:sz w:val="24"/>
-              </w:rPr>
-            </w:pPr>
-            <w:r>
-              <w:rPr>
-                <w:rFonts w:ascii="Times New Roman" w:hAnsi="Times New Roman" w:cs="Times New Roman"/>
-                <w:sz w:val="24"/>
-              </w:rPr>
-              <w:t>Frais supplémentaires</w:t>
-            </w:r>
-          </w:p>
-        </w:tc>
-        <w:tc>
-          <w:tcPr>
-            <w:tcW w:w="3060" w:type="dxa"/>
-            <w:hideMark/>
-          </w:tcPr>
-          <w:p>
-            <w:pPr>
-              <w:jc w:val="right"/>
-              <w:rPr>
-                <w:rFonts w:ascii="Times New Roman" w:hAnsi="Times New Roman" w:cs="Times New Roman"/>
-                <w:sz w:val="24"/>
-              </w:rPr>
-            </w:pPr>
-            <w:r>
-              <w:rPr>
-                <w:rFonts w:ascii="Times New Roman" w:hAnsi="Times New Roman" w:cs="Times New Roman"/>
-                <w:sz w:val="24"/>
-              </w:rPr>
-              <w:t>[Frais supplémentaires]</w:t>
-            </w:r>
-          </w:p>
-        </w:tc>
-      </w:tr>
-      <w:tr>
-        <w:tc>
-          <w:tcPr>
-            <w:tcW w:w="6295" w:type="dxa"/>
-            <w:hideMark/>
-          </w:tcPr>
-          <w:p>
-            <w:pPr>
-              <w:rPr>
-                <w:rFonts w:ascii="Times New Roman" w:hAnsi="Times New Roman" w:cs="Times New Roman"/>
-                <w:sz w:val="24"/>
-              </w:rPr>
-            </w:pPr>
-            <w:r>
-              <w:rPr>
-                <w:rFonts w:ascii="Times New Roman" w:hAnsi="Times New Roman" w:cs="Times New Roman"/>
-                <w:sz w:val="24"/>
-              </w:rPr>
-              <w:t>Total général</w:t>
-            </w:r>
-          </w:p>
-        </w:tc>
-        <w:tc>
-          <w:tcPr>
-            <w:tcW w:w="3060" w:type="dxa"/>
+            <w:shd w:val="clear" w:color="auto" w:fill="auto"/>
             <w:hideMark/>
           </w:tcPr>
           <w:p>
@@ -3637,13 +4600,154 @@
       <w:pPr>
         <w:spacing w:after="0"/>
         <w:rPr>
+          <w:rFonts w:ascii="Times New Roman" w:hAnsi="Times New Roman" w:cs="Times New Roman"/>
           <w:sz w:val="20"/>
         </w:rPr>
       </w:pPr>
     </w:p>
+    <w:p>
+      <w:pPr>
+        <w:pBdr>
+          <w:top w:val="single" w:sz="12" w:space="1" w:color="5B9BD5" w:themeColor="accent1"/>
+          <w:left w:val="single" w:sz="12" w:space="4" w:color="5B9BD5" w:themeColor="accent1"/>
+          <w:bottom w:val="single" w:sz="12" w:space="1" w:color="5B9BD5" w:themeColor="accent1"/>
+          <w:right w:val="single" w:sz="12" w:space="4" w:color="5B9BD5" w:themeColor="accent1"/>
+        </w:pBdr>
+        <w:spacing w:after="0"/>
+        <w:rPr>
+          <w:rFonts w:ascii="Times New Roman" w:hAnsi="Times New Roman" w:cs="Times New Roman"/>
+          <w:b/>
+          <w:sz w:val="24"/>
+        </w:rPr>
+      </w:pPr>
+      <w:r>
+        <w:rPr>
+          <w:rFonts w:ascii="Times New Roman" w:hAnsi="Times New Roman" w:cs="Times New Roman"/>
+          <w:b/>
+          <w:sz w:val="24"/>
+        </w:rPr>
+        <w:t>Arr</w:t>
+      </w:r>
+      <w:r>
+        <w:rPr>
+          <w:rFonts w:ascii="Times New Roman" w:hAnsi="Times New Roman" w:cs="Times New Roman"/>
+          <w:b/>
+          <w:sz w:val="24"/>
+        </w:rPr>
+        <w:t>êté la présente facture</w:t>
+      </w:r>
+      <w:r>
+        <w:rPr>
+          <w:rFonts w:ascii="Times New Roman" w:hAnsi="Times New Roman" w:cs="Times New Roman"/>
+          <w:b/>
+          <w:sz w:val="24"/>
+        </w:rPr>
+        <w:t xml:space="preserve"> à la somme de :</w:t>
+      </w:r>
+      <w:r>
+        <w:rPr>
+          <w:rFonts w:ascii="Times New Roman" w:hAnsi="Times New Roman" w:cs="Times New Roman"/>
+          <w:b/>
+          <w:sz w:val="24"/>
+        </w:rPr>
+        <w:t xml:space="preserve"> [Total général en chiffre] CFA</w:t>
+      </w:r>
+    </w:p>
+    <w:p>
+      <w:pPr>
+        <w:spacing w:after="0"/>
+        <w:rPr>
+          <w:rFonts w:ascii="Times New Roman" w:hAnsi="Times New Roman" w:cs="Times New Roman"/>
+          <w:b/>
+          <w:sz w:val="24"/>
+          <w:bdr w:val="single" w:sz="12" w:space="0" w:color="5B9BD5" w:themeColor="accent1"/>
+        </w:rPr>
+      </w:pPr>
+      <w:bookmarkStart w:id="0" w:name="_GoBack"/>
+      <w:bookmarkEnd w:id="0"/>
+    </w:p>
+    <w:p>
+      <w:pPr>
+        <w:spacing w:after="0"/>
+        <w:rPr>
+          <w:rFonts w:ascii="Times New Roman" w:hAnsi="Times New Roman" w:cs="Times New Roman"/>
+          <w:b/>
+          <w:sz w:val="24"/>
+        </w:rPr>
+      </w:pPr>
+      <w:r>
+        <w:rPr>
+          <w:rFonts w:ascii="Times New Roman" w:hAnsi="Times New Roman" w:cs="Times New Roman"/>
+          <w:sz w:val="24"/>
+        </w:rPr>
+        <w:t>Ce devis est valable jusqu'au [date d’expiration].</w:t>
+      </w:r>
+    </w:p>
+    <w:p>
+      <w:pPr>
+        <w:spacing w:after="0"/>
+        <w:rPr>
+          <w:rFonts w:ascii="Times New Roman" w:hAnsi="Times New Roman" w:cs="Times New Roman"/>
+          <w:sz w:val="24"/>
+        </w:rPr>
+      </w:pPr>
+    </w:p>
+    <w:p>
+      <w:pPr>
+        <w:spacing w:after="0"/>
+        <w:rPr>
+          <w:rFonts w:ascii="Times New Roman" w:hAnsi="Times New Roman" w:cs="Times New Roman"/>
+          <w:sz w:val="24"/>
+        </w:rPr>
+      </w:pPr>
+      <w:r>
+        <w:rPr>
+          <w:rFonts w:ascii="Times New Roman" w:hAnsi="Times New Roman" w:cs="Times New Roman"/>
+          <w:b/>
+          <w:sz w:val="24"/>
+        </w:rPr>
+        <w:t>NB :</w:t>
+      </w:r>
+      <w:r>
+        <w:rPr>
+          <w:rFonts w:ascii="Times New Roman" w:hAnsi="Times New Roman" w:cs="Times New Roman"/>
+          <w:sz w:val="24"/>
+        </w:rPr>
+        <w:t xml:space="preserve"> Le client doit payer 80 % du montant total avant que nous puissions commencer les travaux.</w:t>
+      </w:r>
+    </w:p>
+    <w:p>
+      <w:pPr>
+        <w:spacing w:after="0"/>
+        <w:rPr>
+          <w:rFonts w:ascii="Times New Roman" w:hAnsi="Times New Roman" w:cs="Times New Roman"/>
+          <w:sz w:val="24"/>
+        </w:rPr>
+      </w:pPr>
+    </w:p>
+    <w:p>
+      <w:pPr>
+        <w:spacing w:after="0"/>
+        <w:rPr>
+          <w:rFonts w:ascii="Times New Roman" w:hAnsi="Times New Roman" w:cs="Times New Roman"/>
+          <w:sz w:val="24"/>
+        </w:rPr>
+      </w:pPr>
+      <w:r>
+        <w:rPr>
+          <w:rFonts w:ascii="Times New Roman" w:hAnsi="Times New Roman" w:cs="Times New Roman"/>
+          <w:sz w:val="24"/>
+        </w:rPr>
+        <w:t>.</w:t>
+      </w:r>
+    </w:p>
     <w:sectPr>
-      <w:headerReference w:type="default" r:id="rId8"/>
-      <w:footerReference w:type="default" r:id="rId9"/>
+      <w:headerReference w:type="even" r:id="rId10"/>
+      <w:headerReference w:type="default" r:id="rId11"/>
+      <w:footerReference w:type="even" r:id="rId12"/>
+      <w:footerReference w:type="default" r:id="rId13"/>
+      <w:headerReference w:type="first" r:id="rId14"/>
+      <w:footerReference w:type="first" r:id="rId15"/>
       <w:pgSz w:w="12240" w:h="15840"/>
       <w:pgMar w:top="2880" w:right="1440" w:bottom="1440" w:left="1440" w:header="720" w:footer="720" w:gutter="0"/>
       <w:cols w:space="720"/>
@@ -3684,9 +4788,472 @@
     <w:pPr>
       <w:pStyle w:val="Footer"/>
     </w:pPr>
+  </w:p>
+</w:ftr>
+</file>
+
+<file path=word/footer2.xml><?xml version="1.0" encoding="utf-8"?>
+<w:ftr xmlns:wpc="http://schemas.microsoft.com/office/word/2010/wordprocessingCanvas" xmlns:cx="http://schemas.microsoft.com/office/drawing/2014/chartex" xmlns:cx1="http://schemas.microsoft.com/office/drawing/2015/9/8/chartex" xmlns:mc="http://schemas.openxmlformats.org/markup-compatibility/2006" xmlns:o="urn:schemas-microsoft-com:office:office" xmlns:r="http://schemas.openxmlformats.org/officeDocument/2006/relationships" xmlns:m="http://schemas.openxmlformats.org/officeDocument/2006/math" xmlns:v="urn:schemas-microsoft-com:vml" xmlns:wp14="http://schemas.microsoft.com/office/word/2010/wordprocessingDrawing" xmlns:wp="http://schemas.openxmlformats.org/drawingml/2006/wordprocessingDrawing" xmlns:w10="urn:schemas-microsoft-com:office:word" xmlns:w="http://schemas.openxmlformats.org/wordprocessingml/2006/main" xmlns:w14="http://schemas.microsoft.com/office/word/2010/wordml" xmlns:w15="http://schemas.microsoft.com/office/word/2012/wordml" xmlns:w16se="http://schemas.microsoft.com/office/word/2015/wordml/symex" xmlns:wpg="http://schemas.microsoft.com/office/word/2010/wordprocessingGroup" xmlns:wpi="http://schemas.microsoft.com/office/word/2010/wordprocessingInk" xmlns:wne="http://schemas.microsoft.com/office/word/2006/wordml" xmlns:wps="http://schemas.microsoft.com/office/word/2010/wordprocessingShape" mc:Ignorable="w14 w15 w16se wp14">
+  <w:p>
+    <w:pPr>
+      <w:pStyle w:val="Footer"/>
+    </w:pPr>
     <w:r>
       <w:rPr>
         <w:noProof/>
+        <w:lang w:val="en-US"/>
+      </w:rPr>
+      <mc:AlternateContent>
+        <mc:Choice Requires="wps">
+          <w:drawing>
+            <wp:anchor distT="0" distB="0" distL="114300" distR="114300" simplePos="0" relativeHeight="251685888" behindDoc="0" locked="0" layoutInCell="1" allowOverlap="1" wp14:anchorId="7E69E836" wp14:editId="3FFE4A51">
+              <wp:simplePos x="0" y="0"/>
+              <wp:positionH relativeFrom="column">
+                <wp:posOffset>3562350</wp:posOffset>
+              </wp:positionH>
+              <wp:positionV relativeFrom="paragraph">
+                <wp:posOffset>264795</wp:posOffset>
+              </wp:positionV>
+              <wp:extent cx="2247900" cy="323850"/>
+              <wp:effectExtent l="0" t="0" r="0" b="0"/>
+              <wp:wrapNone/>
+              <wp:docPr id="44" name="Text Box 44"/>
+              <wp:cNvGraphicFramePr/>
+              <a:graphic xmlns:a="http://schemas.openxmlformats.org/drawingml/2006/main">
+                <a:graphicData uri="http://schemas.microsoft.com/office/word/2010/wordprocessingShape">
+                  <wps:wsp>
+                    <wps:cNvSpPr txBox="1"/>
+                    <wps:spPr>
+                      <a:xfrm>
+                        <a:off x="0" y="0"/>
+                        <a:ext cx="2247900" cy="323850"/>
+                      </a:xfrm>
+                      <a:prstGeom prst="rect">
+                        <a:avLst/>
+                      </a:prstGeom>
+                      <a:solidFill>
+                        <a:schemeClr val="lt1"/>
+                      </a:solidFill>
+                      <a:ln w="6350">
+                        <a:noFill/>
+                      </a:ln>
+                    </wps:spPr>
+                    <wps:txbx>
+                      <w:txbxContent>
+                        <w:p>
+                          <w:pPr>
+                            <w:rPr>
+                              <w:rFonts w:ascii="Times New Roman" w:hAnsi="Times New Roman" w:cs="Times New Roman"/>
+                              <w:lang w:val="en-US"/>
+                            </w:rPr>
+                          </w:pPr>
+                          <w:r>
+                            <w:rPr>
+                              <w:rFonts w:ascii="Times New Roman" w:hAnsi="Times New Roman" w:cs="Times New Roman"/>
+                              <w:lang w:val="en-US"/>
+                            </w:rPr>
+                            <w:t>Groupwasserman@info.com</w:t>
+                          </w:r>
+                        </w:p>
+                      </w:txbxContent>
+                    </wps:txbx>
+                    <wps:bodyPr rot="0" spcFirstLastPara="0" vertOverflow="overflow" horzOverflow="overflow" vert="horz" wrap="square" lIns="91440" tIns="45720" rIns="91440" bIns="45720" numCol="1" spcCol="0" rtlCol="0" fromWordArt="0" anchor="t" anchorCtr="0" forceAA="0" compatLnSpc="1">
+                      <a:prstTxWarp prst="textNoShape">
+                        <a:avLst/>
+                      </a:prstTxWarp>
+                      <a:noAutofit/>
+                    </wps:bodyPr>
+                  </wps:wsp>
+                </a:graphicData>
+              </a:graphic>
+              <wp14:sizeRelH relativeFrom="margin">
+                <wp14:pctWidth>0</wp14:pctWidth>
+              </wp14:sizeRelH>
+              <wp14:sizeRelV relativeFrom="margin">
+                <wp14:pctHeight>0</wp14:pctHeight>
+              </wp14:sizeRelV>
+            </wp:anchor>
+          </w:drawing>
+        </mc:Choice>
+        <mc:Fallback>
+          <w:pict>
+            <v:shapetype w14:anchorId="7E69E836" id="_x0000_t202" coordsize="21600,21600" o:spt="202" path="m,l,21600r21600,l21600,xe">
+              <v:stroke joinstyle="miter"/>
+              <v:path gradientshapeok="t" o:connecttype="rect"/>
+            </v:shapetype>
+            <v:shape id="Text Box 44" o:spid="_x0000_s1030" type="#_x0000_t202" style="position:absolute;margin-left:280.5pt;margin-top:20.85pt;width:177pt;height:25.5pt;z-index:251685888;visibility:visible;mso-wrap-style:square;mso-width-percent:0;mso-height-percent:0;mso-wrap-distance-left:9pt;mso-wrap-distance-top:0;mso-wrap-distance-right:9pt;mso-wrap-distance-bottom:0;mso-position-horizontal:absolute;mso-position-horizontal-relative:text;mso-position-vertical:absolute;mso-position-vertical-relative:text;mso-width-percent:0;mso-height-percent:0;mso-width-relative:margin;mso-height-relative:margin;v-text-anchor:top" o:gfxdata="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" fillcolor="white [3201]" stroked="f" strokeweight=".5pt">
+              <v:textbox>
+                <w:txbxContent>
+                  <w:p>
+                    <w:pPr>
+                      <w:rPr>
+                        <w:rFonts w:ascii="Times New Roman" w:hAnsi="Times New Roman" w:cs="Times New Roman"/>
+                        <w:lang w:val="en-US"/>
+                      </w:rPr>
+                    </w:pPr>
+                    <w:r>
+                      <w:rPr>
+                        <w:rFonts w:ascii="Times New Roman" w:hAnsi="Times New Roman" w:cs="Times New Roman"/>
+                        <w:lang w:val="en-US"/>
+                      </w:rPr>
+                      <w:t>Groupwasserman@info.com</w:t>
+                    </w:r>
+                  </w:p>
+                </w:txbxContent>
+              </v:textbox>
+            </v:shape>
+          </w:pict>
+        </mc:Fallback>
+      </mc:AlternateContent>
+    </w:r>
+    <w:r>
+      <w:rPr>
+        <w:noProof/>
+        <w:lang w:val="en-US"/>
+      </w:rPr>
+      <mc:AlternateContent>
+        <mc:Choice Requires="wps">
+          <w:drawing>
+            <wp:anchor distT="0" distB="0" distL="114300" distR="114300" simplePos="0" relativeHeight="251683840" behindDoc="0" locked="0" layoutInCell="1" allowOverlap="1" wp14:anchorId="220736B3" wp14:editId="09CA3B82">
+              <wp:simplePos x="0" y="0"/>
+              <wp:positionH relativeFrom="column">
+                <wp:posOffset>3571875</wp:posOffset>
+              </wp:positionH>
+              <wp:positionV relativeFrom="paragraph">
+                <wp:posOffset>-68580</wp:posOffset>
+              </wp:positionV>
+              <wp:extent cx="2247900" cy="323850"/>
+              <wp:effectExtent l="0" t="0" r="0" b="0"/>
+              <wp:wrapNone/>
+              <wp:docPr id="23" name="Text Box 23"/>
+              <wp:cNvGraphicFramePr/>
+              <a:graphic xmlns:a="http://schemas.openxmlformats.org/drawingml/2006/main">
+                <a:graphicData uri="http://schemas.microsoft.com/office/word/2010/wordprocessingShape">
+                  <wps:wsp>
+                    <wps:cNvSpPr txBox="1"/>
+                    <wps:spPr>
+                      <a:xfrm>
+                        <a:off x="0" y="0"/>
+                        <a:ext cx="2247900" cy="323850"/>
+                      </a:xfrm>
+                      <a:prstGeom prst="rect">
+                        <a:avLst/>
+                      </a:prstGeom>
+                      <a:solidFill>
+                        <a:schemeClr val="lt1"/>
+                      </a:solidFill>
+                      <a:ln w="6350">
+                        <a:noFill/>
+                      </a:ln>
+                    </wps:spPr>
+                    <wps:txbx>
+                      <w:txbxContent>
+                        <w:p>
+                          <w:pPr>
+                            <w:rPr>
+                              <w:rFonts w:ascii="Times New Roman" w:hAnsi="Times New Roman" w:cs="Times New Roman"/>
+                              <w:lang w:val="en-US"/>
+                            </w:rPr>
+                          </w:pPr>
+                          <w:r>
+                            <w:rPr>
+                              <w:rFonts w:ascii="Times New Roman" w:hAnsi="Times New Roman" w:cs="Times New Roman"/>
+                              <w:lang w:val="en-US"/>
+                            </w:rPr>
+                            <w:t xml:space="preserve">Douala – village – </w:t>
+                          </w:r>
+                          <w:proofErr w:type="spellStart"/>
+                          <w:r>
+                            <w:rPr>
+                              <w:rFonts w:ascii="Times New Roman" w:hAnsi="Times New Roman" w:cs="Times New Roman"/>
+                              <w:lang w:val="en-US"/>
+                            </w:rPr>
+                            <w:t>anrie</w:t>
+                          </w:r>
+                          <w:proofErr w:type="spellEnd"/>
+                          <w:r>
+                            <w:rPr>
+                              <w:rFonts w:ascii="Times New Roman" w:hAnsi="Times New Roman" w:cs="Times New Roman"/>
+                              <w:lang w:val="en-US"/>
+                            </w:rPr>
+                            <w:t xml:space="preserve"> </w:t>
+                          </w:r>
+                        </w:p>
+                      </w:txbxContent>
+                    </wps:txbx>
+                    <wps:bodyPr rot="0" spcFirstLastPara="0" vertOverflow="overflow" horzOverflow="overflow" vert="horz" wrap="square" lIns="91440" tIns="45720" rIns="91440" bIns="45720" numCol="1" spcCol="0" rtlCol="0" fromWordArt="0" anchor="t" anchorCtr="0" forceAA="0" compatLnSpc="1">
+                      <a:prstTxWarp prst="textNoShape">
+                        <a:avLst/>
+                      </a:prstTxWarp>
+                      <a:noAutofit/>
+                    </wps:bodyPr>
+                  </wps:wsp>
+                </a:graphicData>
+              </a:graphic>
+              <wp14:sizeRelH relativeFrom="margin">
+                <wp14:pctWidth>0</wp14:pctWidth>
+              </wp14:sizeRelH>
+              <wp14:sizeRelV relativeFrom="margin">
+                <wp14:pctHeight>0</wp14:pctHeight>
+              </wp14:sizeRelV>
+            </wp:anchor>
+          </w:drawing>
+        </mc:Choice>
+        <mc:Fallback>
+          <w:pict>
+            <v:shape w14:anchorId="220736B3" id="Text Box 23" o:spid="_x0000_s1031" type="#_x0000_t202" style="position:absolute;margin-left:281.25pt;margin-top:-5.4pt;width:177pt;height:25.5pt;z-index:251683840;visibility:visible;mso-wrap-style:square;mso-width-percent:0;mso-height-percent:0;mso-wrap-distance-left:9pt;mso-wrap-distance-top:0;mso-wrap-distance-right:9pt;mso-wrap-distance-bottom:0;mso-position-horizontal:absolute;mso-position-horizontal-relative:text;mso-position-vertical:absolute;mso-position-vertical-relative:text;mso-width-percent:0;mso-height-percent:0;mso-width-relative:margin;mso-height-relative:margin;v-text-anchor:top" o:gfxdata="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" fillcolor="white [3201]" stroked="f" strokeweight=".5pt">
+              <v:textbox>
+                <w:txbxContent>
+                  <w:p>
+                    <w:pPr>
+                      <w:rPr>
+                        <w:rFonts w:ascii="Times New Roman" w:hAnsi="Times New Roman" w:cs="Times New Roman"/>
+                        <w:lang w:val="en-US"/>
+                      </w:rPr>
+                    </w:pPr>
+                    <w:r>
+                      <w:rPr>
+                        <w:rFonts w:ascii="Times New Roman" w:hAnsi="Times New Roman" w:cs="Times New Roman"/>
+                        <w:lang w:val="en-US"/>
+                      </w:rPr>
+                      <w:t xml:space="preserve">Douala – village – </w:t>
+                    </w:r>
+                    <w:proofErr w:type="spellStart"/>
+                    <w:r>
+                      <w:rPr>
+                        <w:rFonts w:ascii="Times New Roman" w:hAnsi="Times New Roman" w:cs="Times New Roman"/>
+                        <w:lang w:val="en-US"/>
+                      </w:rPr>
+                      <w:t>anrie</w:t>
+                    </w:r>
+                    <w:proofErr w:type="spellEnd"/>
+                    <w:r>
+                      <w:rPr>
+                        <w:rFonts w:ascii="Times New Roman" w:hAnsi="Times New Roman" w:cs="Times New Roman"/>
+                        <w:lang w:val="en-US"/>
+                      </w:rPr>
+                      <w:t xml:space="preserve"> </w:t>
+                    </w:r>
+                  </w:p>
+                </w:txbxContent>
+              </v:textbox>
+            </v:shape>
+          </w:pict>
+        </mc:Fallback>
+      </mc:AlternateContent>
+    </w:r>
+    <w:r>
+      <w:rPr>
+        <w:noProof/>
+        <w:lang w:val="en-US"/>
+      </w:rPr>
+      <mc:AlternateContent>
+        <mc:Choice Requires="wps">
+          <w:drawing>
+            <wp:anchor distT="0" distB="0" distL="114300" distR="114300" simplePos="0" relativeHeight="251681792" behindDoc="0" locked="0" layoutInCell="1" allowOverlap="1" wp14:anchorId="6C293382" wp14:editId="03A9F552">
+              <wp:simplePos x="0" y="0"/>
+              <wp:positionH relativeFrom="column">
+                <wp:posOffset>200025</wp:posOffset>
+              </wp:positionH>
+              <wp:positionV relativeFrom="paragraph">
+                <wp:posOffset>247015</wp:posOffset>
+              </wp:positionV>
+              <wp:extent cx="2247900" cy="323850"/>
+              <wp:effectExtent l="0" t="0" r="0" b="0"/>
+              <wp:wrapNone/>
+              <wp:docPr id="22" name="Text Box 22"/>
+              <wp:cNvGraphicFramePr/>
+              <a:graphic xmlns:a="http://schemas.openxmlformats.org/drawingml/2006/main">
+                <a:graphicData uri="http://schemas.microsoft.com/office/word/2010/wordprocessingShape">
+                  <wps:wsp>
+                    <wps:cNvSpPr txBox="1"/>
+                    <wps:spPr>
+                      <a:xfrm>
+                        <a:off x="0" y="0"/>
+                        <a:ext cx="2247900" cy="323850"/>
+                      </a:xfrm>
+                      <a:prstGeom prst="rect">
+                        <a:avLst/>
+                      </a:prstGeom>
+                      <a:solidFill>
+                        <a:schemeClr val="lt1"/>
+                      </a:solidFill>
+                      <a:ln w="6350">
+                        <a:noFill/>
+                      </a:ln>
+                    </wps:spPr>
+                    <wps:txbx>
+                      <w:txbxContent>
+                        <w:p>
+                          <w:pPr>
+                            <w:rPr>
+                              <w:rFonts w:ascii="Times New Roman" w:hAnsi="Times New Roman" w:cs="Times New Roman"/>
+                              <w:lang w:val="en-US"/>
+                            </w:rPr>
+                          </w:pPr>
+                          <w:r>
+                            <w:rPr>
+                              <w:rFonts w:ascii="Times New Roman" w:hAnsi="Times New Roman" w:cs="Times New Roman"/>
+                              <w:lang w:val="en-US"/>
+                            </w:rPr>
+                            <w:t>Groupwasserman@info.com</w:t>
+                          </w:r>
+                        </w:p>
+                      </w:txbxContent>
+                    </wps:txbx>
+                    <wps:bodyPr rot="0" spcFirstLastPara="0" vertOverflow="overflow" horzOverflow="overflow" vert="horz" wrap="square" lIns="91440" tIns="45720" rIns="91440" bIns="45720" numCol="1" spcCol="0" rtlCol="0" fromWordArt="0" anchor="t" anchorCtr="0" forceAA="0" compatLnSpc="1">
+                      <a:prstTxWarp prst="textNoShape">
+                        <a:avLst/>
+                      </a:prstTxWarp>
+                      <a:noAutofit/>
+                    </wps:bodyPr>
+                  </wps:wsp>
+                </a:graphicData>
+              </a:graphic>
+              <wp14:sizeRelH relativeFrom="margin">
+                <wp14:pctWidth>0</wp14:pctWidth>
+              </wp14:sizeRelH>
+              <wp14:sizeRelV relativeFrom="margin">
+                <wp14:pctHeight>0</wp14:pctHeight>
+              </wp14:sizeRelV>
+            </wp:anchor>
+          </w:drawing>
+        </mc:Choice>
+        <mc:Fallback>
+          <w:pict>
+            <v:shape w14:anchorId="6C293382" id="Text Box 22" o:spid="_x0000_s1032" type="#_x0000_t202" style="position:absolute;margin-left:15.75pt;margin-top:19.45pt;width:177pt;height:25.5pt;z-index:251681792;visibility:visible;mso-wrap-style:square;mso-width-percent:0;mso-height-percent:0;mso-wrap-distance-left:9pt;mso-wrap-distance-top:0;mso-wrap-distance-right:9pt;mso-wrap-distance-bottom:0;mso-position-horizontal:absolute;mso-position-horizontal-relative:text;mso-position-vertical:absolute;mso-position-vertical-relative:text;mso-width-percent:0;mso-height-percent:0;mso-width-relative:margin;mso-height-relative:margin;v-text-anchor:top" o:gfxdata="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" fillcolor="white [3201]" stroked="f" strokeweight=".5pt">
+              <v:textbox>
+                <w:txbxContent>
+                  <w:p>
+                    <w:pPr>
+                      <w:rPr>
+                        <w:rFonts w:ascii="Times New Roman" w:hAnsi="Times New Roman" w:cs="Times New Roman"/>
+                        <w:lang w:val="en-US"/>
+                      </w:rPr>
+                    </w:pPr>
+                    <w:r>
+                      <w:rPr>
+                        <w:rFonts w:ascii="Times New Roman" w:hAnsi="Times New Roman" w:cs="Times New Roman"/>
+                        <w:lang w:val="en-US"/>
+                      </w:rPr>
+                      <w:t>Groupwasserman@info.com</w:t>
+                    </w:r>
+                  </w:p>
+                </w:txbxContent>
+              </v:textbox>
+            </v:shape>
+          </w:pict>
+        </mc:Fallback>
+      </mc:AlternateContent>
+    </w:r>
+    <w:r>
+      <w:rPr>
+        <w:noProof/>
+        <w:lang w:val="en-US"/>
+      </w:rPr>
+      <mc:AlternateContent>
+        <mc:Choice Requires="wps">
+          <w:drawing>
+            <wp:anchor distT="0" distB="0" distL="114300" distR="114300" simplePos="0" relativeHeight="251679744" behindDoc="0" locked="0" layoutInCell="1" allowOverlap="1">
+              <wp:simplePos x="0" y="0"/>
+              <wp:positionH relativeFrom="column">
+                <wp:posOffset>200025</wp:posOffset>
+              </wp:positionH>
+              <wp:positionV relativeFrom="paragraph">
+                <wp:posOffset>-76835</wp:posOffset>
+              </wp:positionV>
+              <wp:extent cx="2247900" cy="236855"/>
+              <wp:effectExtent l="0" t="0" r="0" b="0"/>
+              <wp:wrapNone/>
+              <wp:docPr id="19" name="Text Box 19"/>
+              <wp:cNvGraphicFramePr/>
+              <a:graphic xmlns:a="http://schemas.openxmlformats.org/drawingml/2006/main">
+                <a:graphicData uri="http://schemas.microsoft.com/office/word/2010/wordprocessingShape">
+                  <wps:wsp>
+                    <wps:cNvSpPr txBox="1"/>
+                    <wps:spPr>
+                      <a:xfrm>
+                        <a:off x="0" y="0"/>
+                        <a:ext cx="2247900" cy="236855"/>
+                      </a:xfrm>
+                      <a:prstGeom prst="rect">
+                        <a:avLst/>
+                      </a:prstGeom>
+                      <a:solidFill>
+                        <a:schemeClr val="lt1"/>
+                      </a:solidFill>
+                      <a:ln w="6350">
+                        <a:noFill/>
+                      </a:ln>
+                    </wps:spPr>
+                    <wps:txbx>
+                      <w:txbxContent>
+                        <w:p>
+                          <w:pPr>
+                            <w:rPr>
+                              <w:rFonts w:ascii="Times New Roman" w:hAnsi="Times New Roman" w:cs="Times New Roman"/>
+                              <w:lang w:val="en-US"/>
+                            </w:rPr>
+                          </w:pPr>
+                          <w:r>
+                            <w:rPr>
+                              <w:rFonts w:ascii="Times New Roman" w:hAnsi="Times New Roman" w:cs="Times New Roman"/>
+                              <w:lang w:val="en-US"/>
+                            </w:rPr>
+                            <w:t>+237 678245189/ +237 686829891</w:t>
+                          </w:r>
+                        </w:p>
+                      </w:txbxContent>
+                    </wps:txbx>
+                    <wps:bodyPr rot="0" spcFirstLastPara="0" vertOverflow="overflow" horzOverflow="overflow" vert="horz" wrap="square" lIns="91440" tIns="45720" rIns="91440" bIns="45720" numCol="1" spcCol="0" rtlCol="0" fromWordArt="0" anchor="t" anchorCtr="0" forceAA="0" compatLnSpc="1">
+                      <a:prstTxWarp prst="textNoShape">
+                        <a:avLst/>
+                      </a:prstTxWarp>
+                      <a:noAutofit/>
+                    </wps:bodyPr>
+                  </wps:wsp>
+                </a:graphicData>
+              </a:graphic>
+              <wp14:sizeRelH relativeFrom="margin">
+                <wp14:pctWidth>0</wp14:pctWidth>
+              </wp14:sizeRelH>
+              <wp14:sizeRelV relativeFrom="margin">
+                <wp14:pctHeight>0</wp14:pctHeight>
+              </wp14:sizeRelV>
+            </wp:anchor>
+          </w:drawing>
+        </mc:Choice>
+        <mc:Fallback>
+          <w:pict>
+            <v:shape id="Text Box 19" o:spid="_x0000_s1033" type="#_x0000_t202" style="position:absolute;margin-left:15.75pt;margin-top:-6.05pt;width:177pt;height:18.65pt;z-index:251679744;visibility:visible;mso-wrap-style:square;mso-width-percent:0;mso-height-percent:0;mso-wrap-distance-left:9pt;mso-wrap-distance-top:0;mso-wrap-distance-right:9pt;mso-wrap-distance-bottom:0;mso-position-horizontal:absolute;mso-position-horizontal-relative:text;mso-position-vertical:absolute;mso-position-vertical-relative:text;mso-width-percent:0;mso-height-percent:0;mso-width-relative:margin;mso-height-relative:margin;v-text-anchor:top" o:gfxdata="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" fillcolor="white [3201]" stroked="f" strokeweight=".5pt">
+              <v:textbox>
+                <w:txbxContent>
+                  <w:p>
+                    <w:pPr>
+                      <w:rPr>
+                        <w:rFonts w:ascii="Times New Roman" w:hAnsi="Times New Roman" w:cs="Times New Roman"/>
+                        <w:lang w:val="en-US"/>
+                      </w:rPr>
+                    </w:pPr>
+                    <w:r>
+                      <w:rPr>
+                        <w:rFonts w:ascii="Times New Roman" w:hAnsi="Times New Roman" w:cs="Times New Roman"/>
+                        <w:lang w:val="en-US"/>
+                      </w:rPr>
+                      <w:t>+237 678245189/ +237 686829891</w:t>
+                    </w:r>
+                  </w:p>
+                </w:txbxContent>
+              </v:textbox>
+            </v:shape>
+          </w:pict>
+        </mc:Fallback>
+      </mc:AlternateContent>
+    </w:r>
+    <w:r>
+      <w:rPr>
+        <w:noProof/>
+        <w:lang w:val="en-US"/>
       </w:rPr>
       <mc:AlternateContent>
         <mc:Choice Requires="wps">
@@ -3697,10 +5264,10 @@
                 <wp:posOffset>3181350</wp:posOffset>
               </wp:positionH>
               <wp:positionV relativeFrom="paragraph">
-                <wp:posOffset>-105410</wp:posOffset>
+                <wp:posOffset>-124460</wp:posOffset>
               </wp:positionV>
-              <wp:extent cx="3200400" cy="552450"/>
-              <wp:effectExtent l="0" t="0" r="19050" b="19050"/>
+              <wp:extent cx="2943225" cy="685800"/>
+              <wp:effectExtent l="0" t="0" r="9525" b="0"/>
               <wp:wrapNone/>
               <wp:docPr id="12" name="Rectangle 12"/>
               <wp:cNvGraphicFramePr/>
@@ -3711,11 +5278,14 @@
                     <wps:spPr>
                       <a:xfrm>
                         <a:off x="0" y="0"/>
-                        <a:ext cx="3200400" cy="552450"/>
+                        <a:ext cx="2943225" cy="685800"/>
                       </a:xfrm>
                       <a:prstGeom prst="rect">
                         <a:avLst/>
                       </a:prstGeom>
+                      <a:ln>
+                        <a:noFill/>
+                      </a:ln>
                     </wps:spPr>
                     <wps:style>
                       <a:lnRef idx="2">
@@ -3735,7 +5305,362 @@
                       <w:txbxContent>
                         <w:p>
                           <w:pPr>
-                            <w:spacing w:line="360" w:lineRule="auto"/>
+                            <w:spacing w:after="0" w:line="360" w:lineRule="auto"/>
+                          </w:pPr>
+                          <w:r>
+                            <w:rPr>
+                              <w:noProof/>
+                              <w:lang w:val="en-US"/>
+                            </w:rPr>
+                            <w:drawing>
+                              <wp:inline distT="0" distB="0" distL="0" distR="0">
+                                <wp:extent cx="263914" cy="246888"/>
+                                <wp:effectExtent l="0" t="0" r="3175" b="1270"/>
+                                <wp:docPr id="16" name="Picture 16" descr="C:\Users\SENGOUA NATHAN\AppData\Local\Temp\icons8_address_20px.png"/>
+                                <wp:cNvGraphicFramePr>
+                                  <a:graphicFrameLocks xmlns:a="http://schemas.openxmlformats.org/drawingml/2006/main" noChangeAspect="1"/>
+                                </wp:cNvGraphicFramePr>
+                                <a:graphic xmlns:a="http://schemas.openxmlformats.org/drawingml/2006/main">
+                                  <a:graphicData uri="http://schemas.openxmlformats.org/drawingml/2006/picture">
+                                    <pic:pic xmlns:pic="http://schemas.openxmlformats.org/drawingml/2006/picture">
+                                      <pic:nvPicPr>
+                                        <pic:cNvPr id="0" name="Picture 27" descr="C:\Users\SENGOUA NATHAN\AppData\Local\Temp\icons8_address_20px.png"/>
+                                        <pic:cNvPicPr>
+                                          <a:picLocks noChangeAspect="1" noChangeArrowheads="1"/>
+                                        </pic:cNvPicPr>
+                                      </pic:nvPicPr>
+                                      <pic:blipFill>
+                                        <a:blip r:embed="rId1">
+                                          <a:extLst>
+                                            <a:ext uri="{28A0092B-C50C-407E-A947-70E740481C1C}">
+                                              <a14:useLocalDpi xmlns:a14="http://schemas.microsoft.com/office/drawing/2010/main" val="0"/>
+                                            </a:ext>
+                                          </a:extLst>
+                                        </a:blip>
+                                        <a:srcRect/>
+                                        <a:stretch>
+                                          <a:fillRect/>
+                                        </a:stretch>
+                                      </pic:blipFill>
+                                      <pic:spPr bwMode="auto">
+                                        <a:xfrm>
+                                          <a:off x="0" y="0"/>
+                                          <a:ext cx="263914" cy="246888"/>
+                                        </a:xfrm>
+                                        <a:prstGeom prst="rect">
+                                          <a:avLst/>
+                                        </a:prstGeom>
+                                        <a:noFill/>
+                                        <a:ln>
+                                          <a:noFill/>
+                                        </a:ln>
+                                      </pic:spPr>
+                                    </pic:pic>
+                                  </a:graphicData>
+                                </a:graphic>
+                              </wp:inline>
+                            </w:drawing>
+                          </w:r>
+                        </w:p>
+                        <w:p>
+                          <w:pPr>
+                            <w:spacing w:after="0" w:line="360" w:lineRule="auto"/>
+                          </w:pPr>
+                          <w:r>
+                            <w:rPr>
+                              <w:noProof/>
+                              <w:lang w:val="en-US"/>
+                            </w:rPr>
+                            <w:drawing>
+                              <wp:inline distT="0" distB="0" distL="0" distR="0">
+                                <wp:extent cx="246888" cy="246888"/>
+                                <wp:effectExtent l="0" t="0" r="1270" b="1270"/>
+                                <wp:docPr id="18" name="Picture 18" descr="C:\Users\SENGOUA NATHAN\AppData\Local\Temp\icons8_website_20px.png"/>
+                                <wp:cNvGraphicFramePr>
+                                  <a:graphicFrameLocks xmlns:a="http://schemas.openxmlformats.org/drawingml/2006/main" noChangeAspect="1"/>
+                                </wp:cNvGraphicFramePr>
+                                <a:graphic xmlns:a="http://schemas.openxmlformats.org/drawingml/2006/main">
+                                  <a:graphicData uri="http://schemas.openxmlformats.org/drawingml/2006/picture">
+                                    <pic:pic xmlns:pic="http://schemas.openxmlformats.org/drawingml/2006/picture">
+                                      <pic:nvPicPr>
+                                        <pic:cNvPr id="0" name="Picture 30" descr="C:\Users\SENGOUA NATHAN\AppData\Local\Temp\icons8_website_20px.png"/>
+                                        <pic:cNvPicPr>
+                                          <a:picLocks noChangeAspect="1" noChangeArrowheads="1"/>
+                                        </pic:cNvPicPr>
+                                      </pic:nvPicPr>
+                                      <pic:blipFill>
+                                        <a:blip r:embed="rId2">
+                                          <a:extLst>
+                                            <a:ext uri="{28A0092B-C50C-407E-A947-70E740481C1C}">
+                                              <a14:useLocalDpi xmlns:a14="http://schemas.microsoft.com/office/drawing/2010/main" val="0"/>
+                                            </a:ext>
+                                          </a:extLst>
+                                        </a:blip>
+                                        <a:srcRect/>
+                                        <a:stretch>
+                                          <a:fillRect/>
+                                        </a:stretch>
+                                      </pic:blipFill>
+                                      <pic:spPr bwMode="auto">
+                                        <a:xfrm>
+                                          <a:off x="0" y="0"/>
+                                          <a:ext cx="246888" cy="246888"/>
+                                        </a:xfrm>
+                                        <a:prstGeom prst="rect">
+                                          <a:avLst/>
+                                        </a:prstGeom>
+                                        <a:noFill/>
+                                        <a:ln>
+                                          <a:noFill/>
+                                        </a:ln>
+                                      </pic:spPr>
+                                    </pic:pic>
+                                  </a:graphicData>
+                                </a:graphic>
+                              </wp:inline>
+                            </w:drawing>
+                          </w:r>
+                        </w:p>
+                      </w:txbxContent>
+                    </wps:txbx>
+                    <wps:bodyPr rot="0" spcFirstLastPara="0" vertOverflow="overflow" horzOverflow="overflow" vert="horz" wrap="square" lIns="91440" tIns="45720" rIns="91440" bIns="45720" numCol="1" spcCol="0" rtlCol="0" fromWordArt="0" anchor="t" anchorCtr="0" forceAA="0" compatLnSpc="1">
+                      <a:prstTxWarp prst="textNoShape">
+                        <a:avLst/>
+                      </a:prstTxWarp>
+                      <a:noAutofit/>
+                    </wps:bodyPr>
+                  </wps:wsp>
+                </a:graphicData>
+              </a:graphic>
+              <wp14:sizeRelH relativeFrom="margin">
+                <wp14:pctWidth>0</wp14:pctWidth>
+              </wp14:sizeRelH>
+              <wp14:sizeRelV relativeFrom="margin">
+                <wp14:pctHeight>0</wp14:pctHeight>
+              </wp14:sizeRelV>
+            </wp:anchor>
+          </w:drawing>
+        </mc:Choice>
+        <mc:Fallback>
+          <w:pict>
+            <v:rect w14:anchorId="03816B4F" id="Rectangle 12" o:spid="_x0000_s1034" style="position:absolute;margin-left:250.5pt;margin-top:-9.8pt;width:231.75pt;height:54pt;z-index:251662336;visibility:visible;mso-wrap-style:square;mso-width-percent:0;mso-height-percent:0;mso-wrap-distance-left:9pt;mso-wrap-distance-top:0;mso-wrap-distance-right:9pt;mso-wrap-distance-bottom:0;mso-position-horizontal:absolute;mso-position-horizontal-relative:text;mso-position-vertical:absolute;mso-position-vertical-relative:text;mso-width-percent:0;mso-height-percent:0;mso-width-relative:margin;mso-height-relative:margin;v-text-anchor:top" o:gfxdata="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" fillcolor="white [3201]" stroked="f" strokeweight="1pt">
+              <v:textbox>
+                <w:txbxContent>
+                  <w:p>
+                    <w:pPr>
+                      <w:spacing w:after="0" w:line="360" w:lineRule="auto"/>
+                    </w:pPr>
+                    <w:r>
+                      <w:rPr>
+                        <w:noProof/>
+                        <w:lang w:val="en-US"/>
+                      </w:rPr>
+                      <w:drawing>
+                        <wp:inline distT="0" distB="0" distL="0" distR="0">
+                          <wp:extent cx="263914" cy="246888"/>
+                          <wp:effectExtent l="0" t="0" r="3175" b="1270"/>
+                          <wp:docPr id="16" name="Picture 16" descr="C:\Users\SENGOUA NATHAN\AppData\Local\Temp\icons8_address_20px.png"/>
+                          <wp:cNvGraphicFramePr>
+                            <a:graphicFrameLocks xmlns:a="http://schemas.openxmlformats.org/drawingml/2006/main" noChangeAspect="1"/>
+                          </wp:cNvGraphicFramePr>
+                          <a:graphic xmlns:a="http://schemas.openxmlformats.org/drawingml/2006/main">
+                            <a:graphicData uri="http://schemas.openxmlformats.org/drawingml/2006/picture">
+                              <pic:pic xmlns:pic="http://schemas.openxmlformats.org/drawingml/2006/picture">
+                                <pic:nvPicPr>
+                                  <pic:cNvPr id="0" name="Picture 27" descr="C:\Users\SENGOUA NATHAN\AppData\Local\Temp\icons8_address_20px.png"/>
+                                  <pic:cNvPicPr>
+                                    <a:picLocks noChangeAspect="1" noChangeArrowheads="1"/>
+                                  </pic:cNvPicPr>
+                                </pic:nvPicPr>
+                                <pic:blipFill>
+                                  <a:blip r:embed="rId1">
+                                    <a:extLst>
+                                      <a:ext uri="{28A0092B-C50C-407E-A947-70E740481C1C}">
+                                        <a14:useLocalDpi xmlns:a14="http://schemas.microsoft.com/office/drawing/2010/main" val="0"/>
+                                      </a:ext>
+                                    </a:extLst>
+                                  </a:blip>
+                                  <a:srcRect/>
+                                  <a:stretch>
+                                    <a:fillRect/>
+                                  </a:stretch>
+                                </pic:blipFill>
+                                <pic:spPr bwMode="auto">
+                                  <a:xfrm>
+                                    <a:off x="0" y="0"/>
+                                    <a:ext cx="263914" cy="246888"/>
+                                  </a:xfrm>
+                                  <a:prstGeom prst="rect">
+                                    <a:avLst/>
+                                  </a:prstGeom>
+                                  <a:noFill/>
+                                  <a:ln>
+                                    <a:noFill/>
+                                  </a:ln>
+                                </pic:spPr>
+                              </pic:pic>
+                            </a:graphicData>
+                          </a:graphic>
+                        </wp:inline>
+                      </w:drawing>
+                    </w:r>
+                  </w:p>
+                  <w:p>
+                    <w:pPr>
+                      <w:spacing w:after="0" w:line="360" w:lineRule="auto"/>
+                    </w:pPr>
+                    <w:r>
+                      <w:rPr>
+                        <w:noProof/>
+                        <w:lang w:val="en-US"/>
+                      </w:rPr>
+                      <w:drawing>
+                        <wp:inline distT="0" distB="0" distL="0" distR="0">
+                          <wp:extent cx="246888" cy="246888"/>
+                          <wp:effectExtent l="0" t="0" r="1270" b="1270"/>
+                          <wp:docPr id="18" name="Picture 18" descr="C:\Users\SENGOUA NATHAN\AppData\Local\Temp\icons8_website_20px.png"/>
+                          <wp:cNvGraphicFramePr>
+                            <a:graphicFrameLocks xmlns:a="http://schemas.openxmlformats.org/drawingml/2006/main" noChangeAspect="1"/>
+                          </wp:cNvGraphicFramePr>
+                          <a:graphic xmlns:a="http://schemas.openxmlformats.org/drawingml/2006/main">
+                            <a:graphicData uri="http://schemas.openxmlformats.org/drawingml/2006/picture">
+                              <pic:pic xmlns:pic="http://schemas.openxmlformats.org/drawingml/2006/picture">
+                                <pic:nvPicPr>
+                                  <pic:cNvPr id="0" name="Picture 30" descr="C:\Users\SENGOUA NATHAN\AppData\Local\Temp\icons8_website_20px.png"/>
+                                  <pic:cNvPicPr>
+                                    <a:picLocks noChangeAspect="1" noChangeArrowheads="1"/>
+                                  </pic:cNvPicPr>
+                                </pic:nvPicPr>
+                                <pic:blipFill>
+                                  <a:blip r:embed="rId2">
+                                    <a:extLst>
+                                      <a:ext uri="{28A0092B-C50C-407E-A947-70E740481C1C}">
+                                        <a14:useLocalDpi xmlns:a14="http://schemas.microsoft.com/office/drawing/2010/main" val="0"/>
+                                      </a:ext>
+                                    </a:extLst>
+                                  </a:blip>
+                                  <a:srcRect/>
+                                  <a:stretch>
+                                    <a:fillRect/>
+                                  </a:stretch>
+                                </pic:blipFill>
+                                <pic:spPr bwMode="auto">
+                                  <a:xfrm>
+                                    <a:off x="0" y="0"/>
+                                    <a:ext cx="246888" cy="246888"/>
+                                  </a:xfrm>
+                                  <a:prstGeom prst="rect">
+                                    <a:avLst/>
+                                  </a:prstGeom>
+                                  <a:noFill/>
+                                  <a:ln>
+                                    <a:noFill/>
+                                  </a:ln>
+                                </pic:spPr>
+                              </pic:pic>
+                            </a:graphicData>
+                          </a:graphic>
+                        </wp:inline>
+                      </w:drawing>
+                    </w:r>
+                  </w:p>
+                </w:txbxContent>
+              </v:textbox>
+            </v:rect>
+          </w:pict>
+        </mc:Fallback>
+      </mc:AlternateContent>
+    </w:r>
+    <w:r>
+      <w:rPr>
+        <w:noProof/>
+        <w:lang w:val="en-US"/>
+      </w:rPr>
+      <mc:AlternateContent>
+        <mc:Choice Requires="wps">
+          <w:drawing>
+            <wp:anchor distT="0" distB="0" distL="114300" distR="114300" simplePos="0" relativeHeight="251678720" behindDoc="0" locked="0" layoutInCell="1" allowOverlap="1">
+              <wp:simplePos x="0" y="0"/>
+              <wp:positionH relativeFrom="column">
+                <wp:posOffset>-161925</wp:posOffset>
+              </wp:positionH>
+              <wp:positionV relativeFrom="paragraph">
+                <wp:posOffset>-124460</wp:posOffset>
+              </wp:positionV>
+              <wp:extent cx="2943225" cy="723900"/>
+              <wp:effectExtent l="0" t="0" r="9525" b="0"/>
+              <wp:wrapNone/>
+              <wp:docPr id="11" name="Rectangle 11"/>
+              <wp:cNvGraphicFramePr/>
+              <a:graphic xmlns:a="http://schemas.openxmlformats.org/drawingml/2006/main">
+                <a:graphicData uri="http://schemas.microsoft.com/office/word/2010/wordprocessingShape">
+                  <wps:wsp>
+                    <wps:cNvSpPr/>
+                    <wps:spPr>
+                      <a:xfrm>
+                        <a:off x="0" y="0"/>
+                        <a:ext cx="2943225" cy="723900"/>
+                      </a:xfrm>
+                      <a:prstGeom prst="rect">
+                        <a:avLst/>
+                      </a:prstGeom>
+                      <a:ln>
+                        <a:noFill/>
+                      </a:ln>
+                    </wps:spPr>
+                    <wps:style>
+                      <a:lnRef idx="2">
+                        <a:schemeClr val="accent1"/>
+                      </a:lnRef>
+                      <a:fillRef idx="1">
+                        <a:schemeClr val="lt1"/>
+                      </a:fillRef>
+                      <a:effectRef idx="0">
+                        <a:schemeClr val="accent1"/>
+                      </a:effectRef>
+                      <a:fontRef idx="minor">
+                        <a:schemeClr val="dk1"/>
+                      </a:fontRef>
+                    </wps:style>
+                    <wps:txbx>
+                      <w:txbxContent>
+                        <w:p>
+                          <w:pPr>
+                            <w:spacing w:after="0" w:line="360" w:lineRule="auto"/>
+                            <w:rPr>
+                              <w:b/>
+                            </w:rPr>
+                          </w:pPr>
+                          <w:r>
+                            <w:pict>
+                              <v:shapetype id="_x0000_t75" coordsize="21600,21600" o:spt="75" o:preferrelative="t" path="m@4@5l@4@11@9@11@9@5xe" filled="f" stroked="f">
+                                <v:stroke joinstyle="miter"/>
+                                <v:formulas>
+                                  <v:f eqn="if lineDrawn pixelLineWidth 0"/>
+                                  <v:f eqn="sum @0 1 0"/>
+                                  <v:f eqn="sum 0 0 @1"/>
+                                  <v:f eqn="prod @2 1 2"/>
+                                  <v:f eqn="prod @3 21600 pixelWidth"/>
+                                  <v:f eqn="prod @3 21600 pixelHeight"/>
+                                  <v:f eqn="sum @0 0 1"/>
+                                  <v:f eqn="prod @6 1 2"/>
+                                  <v:f eqn="prod @7 21600 pixelWidth"/>
+                                  <v:f eqn="sum @8 21600 0"/>
+                                  <v:f eqn="prod @7 21600 pixelHeight"/>
+                                  <v:f eqn="sum @10 21600 0"/>
+                                </v:formulas>
+                                <v:path o:extrusionok="f" gradientshapeok="t" o:connecttype="rect"/>
+                                <o:lock v:ext="edit" aspectratio="t"/>
+                              </v:shapetype>
+                              <v:shape id="Picture 13" o:spid="_x0000_i1028" type="#_x0000_t75" style="width:16.15pt;height:19.6pt;visibility:visible">
+                                <v:imagedata r:id="rId3" o:title="icons8_phone_20px"/>
+                              </v:shape>
+                            </w:pict>
+                          </w:r>
+                        </w:p>
+                        <w:p>
+                          <w:pPr>
+                            <w:spacing w:after="0" w:line="360" w:lineRule="auto"/>
                             <w:rPr>
                               <w:b/>
                             </w:rPr>
@@ -3743,43 +5668,64 @@
                           <w:r>
                             <w:rPr>
                               <w:b/>
+                              <w:noProof/>
+                              <w:lang w:val="en-US"/>
                             </w:rPr>
-                            <w:t>Location:</w:t>
-                          </w:r>
-                          <w:r>
-                            <w:rPr>
-                              <w:b/>
-                            </w:rPr>
-                            <w:t xml:space="preserve">  </w:t>
-                          </w:r>
-                          <w:r>
-                            <w:rPr>
-                              <w:b/>
-                            </w:rPr>
-                            <w:br/>
-                          </w:r>
-                          <w:proofErr w:type="spellStart"/>
-                          <w:r>
-                            <w:rPr>
-                              <w:b/>
-                            </w:rPr>
-                            <w:t>Website</w:t>
-                          </w:r>
-                          <w:proofErr w:type="spellEnd"/>
-                          <w:r>
-                            <w:rPr>
-                              <w:b/>
-                            </w:rPr>
-                            <w:t xml:space="preserve">: </w:t>
-                          </w:r>
-                          <w:r>
-                            <w:rPr>
-                              <w:b/>
-                            </w:rPr>
-                            <w:t xml:space="preserve"> </w:t>
+                            <w:drawing>
+                              <wp:inline distT="0" distB="0" distL="0" distR="0">
+                                <wp:extent cx="246888" cy="246888"/>
+                                <wp:effectExtent l="0" t="0" r="1270" b="1270"/>
+                                <wp:docPr id="15" name="Picture 15" descr="C:\Users\SENGOUA NATHAN\AppData\Local\Temp\icons8_gmail_logo_20px_1.png"/>
+                                <wp:cNvGraphicFramePr>
+                                  <a:graphicFrameLocks xmlns:a="http://schemas.openxmlformats.org/drawingml/2006/main" noChangeAspect="1"/>
+                                </wp:cNvGraphicFramePr>
+                                <a:graphic xmlns:a="http://schemas.openxmlformats.org/drawingml/2006/main">
+                                  <a:graphicData uri="http://schemas.openxmlformats.org/drawingml/2006/picture">
+                                    <pic:pic xmlns:pic="http://schemas.openxmlformats.org/drawingml/2006/picture">
+                                      <pic:nvPicPr>
+                                        <pic:cNvPr id="0" name="Picture 22" descr="C:\Users\SENGOUA NATHAN\AppData\Local\Temp\icons8_gmail_logo_20px_1.png"/>
+                                        <pic:cNvPicPr>
+                                          <a:picLocks noChangeAspect="1" noChangeArrowheads="1"/>
+                                        </pic:cNvPicPr>
+                                      </pic:nvPicPr>
+                                      <pic:blipFill>
+                                        <a:blip r:embed="rId4">
+                                          <a:extLst>
+                                            <a:ext uri="{28A0092B-C50C-407E-A947-70E740481C1C}">
+                                              <a14:useLocalDpi xmlns:a14="http://schemas.microsoft.com/office/drawing/2010/main" val="0"/>
+                                            </a:ext>
+                                          </a:extLst>
+                                        </a:blip>
+                                        <a:srcRect/>
+                                        <a:stretch>
+                                          <a:fillRect/>
+                                        </a:stretch>
+                                      </pic:blipFill>
+                                      <pic:spPr bwMode="auto">
+                                        <a:xfrm>
+                                          <a:off x="0" y="0"/>
+                                          <a:ext cx="246888" cy="246888"/>
+                                        </a:xfrm>
+                                        <a:prstGeom prst="rect">
+                                          <a:avLst/>
+                                        </a:prstGeom>
+                                        <a:noFill/>
+                                        <a:ln>
+                                          <a:noFill/>
+                                        </a:ln>
+                                      </pic:spPr>
+                                    </pic:pic>
+                                  </a:graphicData>
+                                </a:graphic>
+                              </wp:inline>
+                            </w:drawing>
                           </w:r>
                         </w:p>
-                        <w:p/>
+                        <w:p>
+                          <w:pPr>
+                            <w:spacing w:after="0"/>
+                          </w:pPr>
+                        </w:p>
                       </w:txbxContent>
                     </wps:txbx>
                     <wps:bodyPr rot="0" spcFirstLastPara="0" vertOverflow="overflow" horzOverflow="overflow" vert="horz" wrap="square" lIns="91440" tIns="45720" rIns="91440" bIns="45720" numCol="1" spcCol="0" rtlCol="0" fromWordArt="0" anchor="ctr" anchorCtr="0" forceAA="0" compatLnSpc="1">
@@ -3802,12 +5748,27 @@
         </mc:Choice>
         <mc:Fallback>
           <w:pict>
-            <v:rect w14:anchorId="03816B4F" id="Rectangle 12" o:spid="_x0000_s1030" style="position:absolute;margin-left:250.5pt;margin-top:-8.3pt;width:252pt;height:43.5pt;z-index:251662336;visibility:visible;mso-wrap-style:square;mso-width-percent:0;mso-height-percent:0;mso-wrap-distance-left:9pt;mso-wrap-distance-top:0;mso-wrap-distance-right:9pt;mso-wrap-distance-bottom:0;mso-position-horizontal:absolute;mso-position-horizontal-relative:text;mso-position-vertical:absolute;mso-position-vertical-relative:text;mso-width-percent:0;mso-height-percent:0;mso-width-relative:margin;mso-height-relative:margin;v-text-anchor:middle" o:gfxdata="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" fillcolor="white [3201]" strokecolor="#5b9bd5 [3204]" strokeweight="1pt">
+            <v:rect id="Rectangle 11" o:spid="_x0000_s1035" style="position:absolute;margin-left:-12.75pt;margin-top:-9.8pt;width:231.75pt;height:57pt;z-index:251678720;visibility:visible;mso-wrap-style:square;mso-width-percent:0;mso-height-percent:0;mso-wrap-distance-left:9pt;mso-wrap-distance-top:0;mso-wrap-distance-right:9pt;mso-wrap-distance-bottom:0;mso-position-horizontal:absolute;mso-position-horizontal-relative:text;mso-position-vertical:absolute;mso-position-vertical-relative:text;mso-width-percent:0;mso-height-percent:0;mso-width-relative:margin;mso-height-relative:margin;v-text-anchor:middle" o:gfxdata="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" fillcolor="white [3201]" stroked="f" strokeweight="1pt">
               <v:textbox>
                 <w:txbxContent>
                   <w:p>
                     <w:pPr>
-                      <w:spacing w:line="360" w:lineRule="auto"/>
+                      <w:spacing w:after="0" w:line="360" w:lineRule="auto"/>
+                      <w:rPr>
+                        <w:b/>
+                      </w:rPr>
+                    </w:pPr>
+                    <w:r>
+                      <w:pict>
+                        <v:shape id="Picture 13" o:spid="_x0000_i1028" type="#_x0000_t75" style="width:16.15pt;height:19.6pt;visibility:visible">
+                          <v:imagedata r:id="rId3" o:title="icons8_phone_20px"/>
+                        </v:shape>
+                      </w:pict>
+                    </w:r>
+                  </w:p>
+                  <w:p>
+                    <w:pPr>
+                      <w:spacing w:after="0" w:line="360" w:lineRule="auto"/>
                       <w:rPr>
                         <w:b/>
                       </w:rPr>
@@ -3815,43 +5776,64 @@
                     <w:r>
                       <w:rPr>
                         <w:b/>
+                        <w:noProof/>
+                        <w:lang w:val="en-US"/>
                       </w:rPr>
-                      <w:t>Location:</w:t>
-                    </w:r>
-                    <w:r>
-                      <w:rPr>
-                        <w:b/>
-                      </w:rPr>
-                      <w:t xml:space="preserve">  </w:t>
-                    </w:r>
-                    <w:r>
-                      <w:rPr>
-                        <w:b/>
-                      </w:rPr>
-                      <w:br/>
-                    </w:r>
-                    <w:proofErr w:type="spellStart"/>
-                    <w:r>
-                      <w:rPr>
-                        <w:b/>
-                      </w:rPr>
-                      <w:t>Website</w:t>
-                    </w:r>
-                    <w:proofErr w:type="spellEnd"/>
-                    <w:r>
-                      <w:rPr>
-                        <w:b/>
-                      </w:rPr>
-                      <w:t xml:space="preserve">: </w:t>
-                    </w:r>
-                    <w:r>
-                      <w:rPr>
-                        <w:b/>
-                      </w:rPr>
-                      <w:t xml:space="preserve"> </w:t>
+                      <w:drawing>
+                        <wp:inline distT="0" distB="0" distL="0" distR="0">
+                          <wp:extent cx="246888" cy="246888"/>
+                          <wp:effectExtent l="0" t="0" r="1270" b="1270"/>
+                          <wp:docPr id="15" name="Picture 15" descr="C:\Users\SENGOUA NATHAN\AppData\Local\Temp\icons8_gmail_logo_20px_1.png"/>
+                          <wp:cNvGraphicFramePr>
+                            <a:graphicFrameLocks xmlns:a="http://schemas.openxmlformats.org/drawingml/2006/main" noChangeAspect="1"/>
+                          </wp:cNvGraphicFramePr>
+                          <a:graphic xmlns:a="http://schemas.openxmlformats.org/drawingml/2006/main">
+                            <a:graphicData uri="http://schemas.openxmlformats.org/drawingml/2006/picture">
+                              <pic:pic xmlns:pic="http://schemas.openxmlformats.org/drawingml/2006/picture">
+                                <pic:nvPicPr>
+                                  <pic:cNvPr id="0" name="Picture 22" descr="C:\Users\SENGOUA NATHAN\AppData\Local\Temp\icons8_gmail_logo_20px_1.png"/>
+                                  <pic:cNvPicPr>
+                                    <a:picLocks noChangeAspect="1" noChangeArrowheads="1"/>
+                                  </pic:cNvPicPr>
+                                </pic:nvPicPr>
+                                <pic:blipFill>
+                                  <a:blip r:embed="rId4">
+                                    <a:extLst>
+                                      <a:ext uri="{28A0092B-C50C-407E-A947-70E740481C1C}">
+                                        <a14:useLocalDpi xmlns:a14="http://schemas.microsoft.com/office/drawing/2010/main" val="0"/>
+                                      </a:ext>
+                                    </a:extLst>
+                                  </a:blip>
+                                  <a:srcRect/>
+                                  <a:stretch>
+                                    <a:fillRect/>
+                                  </a:stretch>
+                                </pic:blipFill>
+                                <pic:spPr bwMode="auto">
+                                  <a:xfrm>
+                                    <a:off x="0" y="0"/>
+                                    <a:ext cx="246888" cy="246888"/>
+                                  </a:xfrm>
+                                  <a:prstGeom prst="rect">
+                                    <a:avLst/>
+                                  </a:prstGeom>
+                                  <a:noFill/>
+                                  <a:ln>
+                                    <a:noFill/>
+                                  </a:ln>
+                                </pic:spPr>
+                              </pic:pic>
+                            </a:graphicData>
+                          </a:graphic>
+                        </wp:inline>
+                      </w:drawing>
                     </w:r>
                   </w:p>
-                  <w:p/>
+                  <w:p>
+                    <w:pPr>
+                      <w:spacing w:after="0"/>
+                    </w:pPr>
+                  </w:p>
                 </w:txbxContent>
               </v:textbox>
             </v:rect>
@@ -3862,131 +5844,7 @@
     <w:r>
       <w:rPr>
         <w:noProof/>
-      </w:rPr>
-      <mc:AlternateContent>
-        <mc:Choice Requires="wps">
-          <w:drawing>
-            <wp:anchor distT="0" distB="0" distL="114300" distR="114300" simplePos="0" relativeHeight="251660288" behindDoc="0" locked="0" layoutInCell="1" allowOverlap="1">
-              <wp:simplePos x="0" y="0"/>
-              <wp:positionH relativeFrom="column">
-                <wp:posOffset>-457200</wp:posOffset>
-              </wp:positionH>
-              <wp:positionV relativeFrom="paragraph">
-                <wp:posOffset>-105410</wp:posOffset>
-              </wp:positionV>
-              <wp:extent cx="3200400" cy="552450"/>
-              <wp:effectExtent l="0" t="0" r="19050" b="19050"/>
-              <wp:wrapNone/>
-              <wp:docPr id="11" name="Rectangle 11"/>
-              <wp:cNvGraphicFramePr/>
-              <a:graphic xmlns:a="http://schemas.openxmlformats.org/drawingml/2006/main">
-                <a:graphicData uri="http://schemas.microsoft.com/office/word/2010/wordprocessingShape">
-                  <wps:wsp>
-                    <wps:cNvSpPr/>
-                    <wps:spPr>
-                      <a:xfrm>
-                        <a:off x="0" y="0"/>
-                        <a:ext cx="3200400" cy="552450"/>
-                      </a:xfrm>
-                      <a:prstGeom prst="rect">
-                        <a:avLst/>
-                      </a:prstGeom>
-                    </wps:spPr>
-                    <wps:style>
-                      <a:lnRef idx="2">
-                        <a:schemeClr val="accent1"/>
-                      </a:lnRef>
-                      <a:fillRef idx="1">
-                        <a:schemeClr val="lt1"/>
-                      </a:fillRef>
-                      <a:effectRef idx="0">
-                        <a:schemeClr val="accent1"/>
-                      </a:effectRef>
-                      <a:fontRef idx="minor">
-                        <a:schemeClr val="dk1"/>
-                      </a:fontRef>
-                    </wps:style>
-                    <wps:txbx>
-                      <w:txbxContent>
-                        <w:p>
-                          <w:pPr>
-                            <w:spacing w:line="360" w:lineRule="auto"/>
-                            <w:rPr>
-                              <w:b/>
-                            </w:rPr>
-                          </w:pPr>
-                          <w:r>
-                            <w:rPr>
-                              <w:b/>
-                            </w:rPr>
-                            <w:t xml:space="preserve">Tel:  </w:t>
-                          </w:r>
-                          <w:r>
-                            <w:rPr>
-                              <w:b/>
-                            </w:rPr>
-                            <w:br/>
-                            <w:t xml:space="preserve">EMAIL: </w:t>
-                          </w:r>
-                        </w:p>
-                        <w:p/>
-                      </w:txbxContent>
-                    </wps:txbx>
-                    <wps:bodyPr rot="0" spcFirstLastPara="0" vertOverflow="overflow" horzOverflow="overflow" vert="horz" wrap="square" lIns="91440" tIns="45720" rIns="91440" bIns="45720" numCol="1" spcCol="0" rtlCol="0" fromWordArt="0" anchor="ctr" anchorCtr="0" forceAA="0" compatLnSpc="1">
-                      <a:prstTxWarp prst="textNoShape">
-                        <a:avLst/>
-                      </a:prstTxWarp>
-                      <a:noAutofit/>
-                    </wps:bodyPr>
-                  </wps:wsp>
-                </a:graphicData>
-              </a:graphic>
-              <wp14:sizeRelH relativeFrom="margin">
-                <wp14:pctWidth>0</wp14:pctWidth>
-              </wp14:sizeRelH>
-              <wp14:sizeRelV relativeFrom="margin">
-                <wp14:pctHeight>0</wp14:pctHeight>
-              </wp14:sizeRelV>
-            </wp:anchor>
-          </w:drawing>
-        </mc:Choice>
-        <mc:Fallback>
-          <w:pict>
-            <v:rect id="Rectangle 11" o:spid="_x0000_s1031" style="position:absolute;margin-left:-36pt;margin-top:-8.3pt;width:252pt;height:43.5pt;z-index:251660288;visibility:visible;mso-wrap-style:square;mso-width-percent:0;mso-height-percent:0;mso-wrap-distance-left:9pt;mso-wrap-distance-top:0;mso-wrap-distance-right:9pt;mso-wrap-distance-bottom:0;mso-position-horizontal:absolute;mso-position-horizontal-relative:text;mso-position-vertical:absolute;mso-position-vertical-relative:text;mso-width-percent:0;mso-height-percent:0;mso-width-relative:margin;mso-height-relative:margin;v-text-anchor:middle" o:gfxdata="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" fillcolor="white [3201]" strokecolor="#5b9bd5 [3204]" strokeweight="1pt">
-              <v:textbox>
-                <w:txbxContent>
-                  <w:p>
-                    <w:pPr>
-                      <w:spacing w:line="360" w:lineRule="auto"/>
-                      <w:rPr>
-                        <w:b/>
-                      </w:rPr>
-                    </w:pPr>
-                    <w:r>
-                      <w:rPr>
-                        <w:b/>
-                      </w:rPr>
-                      <w:t xml:space="preserve">Tel:  </w:t>
-                    </w:r>
-                    <w:r>
-                      <w:rPr>
-                        <w:b/>
-                      </w:rPr>
-                      <w:br/>
-                      <w:t xml:space="preserve">EMAIL: </w:t>
-                    </w:r>
-                  </w:p>
-                  <w:p/>
-                </w:txbxContent>
-              </v:textbox>
-            </v:rect>
-          </w:pict>
-        </mc:Fallback>
-      </mc:AlternateContent>
-    </w:r>
-    <w:r>
-      <w:rPr>
-        <w:noProof/>
+        <w:lang w:val="en-US"/>
       </w:rPr>
       <mc:AlternateContent>
         <mc:Choice Requires="wps">
@@ -4054,7 +5912,7 @@
         </mc:Choice>
         <mc:Fallback>
           <w:pict>
-            <v:line w14:anchorId="33D566F8" id="Straight Connector 10" o:spid="_x0000_s1026" style="position:absolute;z-index:251659264;visibility:visible;mso-wrap-style:square;mso-width-percent:0;mso-height-percent:0;mso-wrap-distance-left:9pt;mso-wrap-distance-top:0;mso-wrap-distance-right:9pt;mso-wrap-distance-bottom:0;mso-position-horizontal:center;mso-position-horizontal-relative:margin;mso-position-vertical:absolute;mso-position-vertical-relative:text;mso-width-percent:0;mso-height-percent:0;mso-width-relative:margin;mso-height-relative:margin" from="0,-15pt" to="540pt,-15pt" o:gfxdata="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" strokecolor="#bdd6ee [1300]" strokeweight="3pt">
+            <v:line w14:anchorId="6264CD80" id="Straight Connector 10" o:spid="_x0000_s1026" style="position:absolute;z-index:251659264;visibility:visible;mso-wrap-style:square;mso-width-percent:0;mso-height-percent:0;mso-wrap-distance-left:9pt;mso-wrap-distance-top:0;mso-wrap-distance-right:9pt;mso-wrap-distance-bottom:0;mso-position-horizontal:center;mso-position-horizontal-relative:margin;mso-position-vertical:absolute;mso-position-vertical-relative:text;mso-width-percent:0;mso-height-percent:0;mso-width-relative:margin;mso-height-relative:margin" from="0,-15pt" to="540pt,-15pt" o:gfxdata="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" strokecolor="#bdd6ee [1300]" strokeweight="3pt">
               <v:stroke joinstyle="miter"/>
               <w10:wrap anchorx="margin"/>
             </v:line>
@@ -4062,6 +5920,16 @@
         </mc:Fallback>
       </mc:AlternateContent>
     </w:r>
+  </w:p>
+</w:ftr>
+</file>
+
+<file path=word/footer3.xml><?xml version="1.0" encoding="utf-8"?>
+<w:ftr xmlns:wpc="http://schemas.microsoft.com/office/word/2010/wordprocessingCanvas" xmlns:cx="http://schemas.microsoft.com/office/drawing/2014/chartex" xmlns:cx1="http://schemas.microsoft.com/office/drawing/2015/9/8/chartex" xmlns:mc="http://schemas.openxmlformats.org/markup-compatibility/2006" xmlns:o="urn:schemas-microsoft-com:office:office" xmlns:r="http://schemas.openxmlformats.org/officeDocument/2006/relationships" xmlns:m="http://schemas.openxmlformats.org/officeDocument/2006/math" xmlns:v="urn:schemas-microsoft-com:vml" xmlns:wp14="http://schemas.microsoft.com/office/word/2010/wordprocessingDrawing" xmlns:wp="http://schemas.openxmlformats.org/drawingml/2006/wordprocessingDrawing" xmlns:w10="urn:schemas-microsoft-com:office:word" xmlns:w="http://schemas.openxmlformats.org/wordprocessingml/2006/main" xmlns:w14="http://schemas.microsoft.com/office/word/2010/wordml" xmlns:w15="http://schemas.microsoft.com/office/word/2012/wordml" xmlns:w16se="http://schemas.microsoft.com/office/word/2015/wordml/symex" xmlns:wpg="http://schemas.microsoft.com/office/word/2010/wordprocessingGroup" xmlns:wpi="http://schemas.microsoft.com/office/word/2010/wordprocessingInk" xmlns:wne="http://schemas.microsoft.com/office/word/2006/wordml" xmlns:wps="http://schemas.microsoft.com/office/word/2010/wordprocessingShape" mc:Ignorable="w14 w15 w16se wp14">
+  <w:p>
+    <w:pPr>
+      <w:pStyle w:val="Footer"/>
+    </w:pPr>
   </w:p>
 </w:ftr>
 </file>
@@ -4094,9 +5962,143 @@
 <file path=word/header1.xml><?xml version="1.0" encoding="utf-8"?>
 <w:hdr xmlns:wpc="http://schemas.microsoft.com/office/word/2010/wordprocessingCanvas" xmlns:cx="http://schemas.microsoft.com/office/drawing/2014/chartex" xmlns:cx1="http://schemas.microsoft.com/office/drawing/2015/9/8/chartex" xmlns:mc="http://schemas.openxmlformats.org/markup-compatibility/2006" xmlns:o="urn:schemas-microsoft-com:office:office" xmlns:r="http://schemas.openxmlformats.org/officeDocument/2006/relationships" xmlns:m="http://schemas.openxmlformats.org/officeDocument/2006/math" xmlns:v="urn:schemas-microsoft-com:vml" xmlns:wp14="http://schemas.microsoft.com/office/word/2010/wordprocessingDrawing" xmlns:wp="http://schemas.openxmlformats.org/drawingml/2006/wordprocessingDrawing" xmlns:w10="urn:schemas-microsoft-com:office:word" xmlns:w="http://schemas.openxmlformats.org/wordprocessingml/2006/main" xmlns:w14="http://schemas.microsoft.com/office/word/2010/wordml" xmlns:w15="http://schemas.microsoft.com/office/word/2012/wordml" xmlns:w16se="http://schemas.microsoft.com/office/word/2015/wordml/symex" xmlns:wpg="http://schemas.microsoft.com/office/word/2010/wordprocessingGroup" xmlns:wpi="http://schemas.microsoft.com/office/word/2010/wordprocessingInk" xmlns:wne="http://schemas.microsoft.com/office/word/2006/wordml" xmlns:wps="http://schemas.microsoft.com/office/word/2010/wordprocessingShape" mc:Ignorable="w14 w15 w16se wp14">
   <w:p>
+    <w:pPr>
+      <w:pStyle w:val="Header"/>
+    </w:pPr>
     <w:r>
       <w:rPr>
         <w:noProof/>
+        <w:lang w:val="en-US"/>
+      </w:rPr>
+      <w:pict>
+        <v:shapetype id="_x0000_t75" coordsize="21600,21600" o:spt="75" o:preferrelative="t" path="m@4@5l@4@11@9@11@9@5xe" filled="f" stroked="f">
+          <v:stroke joinstyle="miter"/>
+          <v:formulas>
+            <v:f eqn="if lineDrawn pixelLineWidth 0"/>
+            <v:f eqn="sum @0 1 0"/>
+            <v:f eqn="sum 0 0 @1"/>
+            <v:f eqn="prod @2 1 2"/>
+            <v:f eqn="prod @3 21600 pixelWidth"/>
+            <v:f eqn="prod @3 21600 pixelHeight"/>
+            <v:f eqn="sum @0 0 1"/>
+            <v:f eqn="prod @6 1 2"/>
+            <v:f eqn="prod @7 21600 pixelWidth"/>
+            <v:f eqn="sum @8 21600 0"/>
+            <v:f eqn="prod @7 21600 pixelHeight"/>
+            <v:f eqn="sum @10 21600 0"/>
+          </v:formulas>
+          <v:path o:extrusionok="f" gradientshapeok="t" o:connecttype="rect"/>
+          <o:lock v:ext="edit" aspectratio="t"/>
+        </v:shapetype>
+        <v:shape id="WordPictureWatermark780592891" o:spid="_x0000_s2060" type="#_x0000_t75" style="position:absolute;margin-left:0;margin-top:0;width:404.95pt;height:404.95pt;z-index:-251628544;mso-position-horizontal:center;mso-position-horizontal-relative:margin;mso-position-vertical:center;mso-position-vertical-relative:margin" o:allowincell="f">
+          <v:imagedata r:id="rId1" o:title="2" gain="19661f" blacklevel="22938f"/>
+          <w10:wrap anchorx="margin" anchory="margin"/>
+        </v:shape>
+      </w:pict>
+    </w:r>
+  </w:p>
+</w:hdr>
+</file>
+
+<file path=word/header2.xml><?xml version="1.0" encoding="utf-8"?>
+<w:hdr xmlns:wpc="http://schemas.microsoft.com/office/word/2010/wordprocessingCanvas" xmlns:cx="http://schemas.microsoft.com/office/drawing/2014/chartex" xmlns:cx1="http://schemas.microsoft.com/office/drawing/2015/9/8/chartex" xmlns:mc="http://schemas.openxmlformats.org/markup-compatibility/2006" xmlns:o="urn:schemas-microsoft-com:office:office" xmlns:r="http://schemas.openxmlformats.org/officeDocument/2006/relationships" xmlns:m="http://schemas.openxmlformats.org/officeDocument/2006/math" xmlns:v="urn:schemas-microsoft-com:vml" xmlns:wp14="http://schemas.microsoft.com/office/word/2010/wordprocessingDrawing" xmlns:wp="http://schemas.openxmlformats.org/drawingml/2006/wordprocessingDrawing" xmlns:w10="urn:schemas-microsoft-com:office:word" xmlns:w="http://schemas.openxmlformats.org/wordprocessingml/2006/main" xmlns:w14="http://schemas.microsoft.com/office/word/2010/wordml" xmlns:w15="http://schemas.microsoft.com/office/word/2012/wordml" xmlns:w16se="http://schemas.microsoft.com/office/word/2015/wordml/symex" xmlns:wpg="http://schemas.microsoft.com/office/word/2010/wordprocessingGroup" xmlns:wpi="http://schemas.microsoft.com/office/word/2010/wordprocessingInk" xmlns:wne="http://schemas.microsoft.com/office/word/2006/wordml" xmlns:wps="http://schemas.microsoft.com/office/word/2010/wordprocessingShape" mc:Ignorable="w14 w15 w16se wp14">
+  <w:p>
+    <w:r>
+      <w:rPr>
+        <w:noProof/>
+        <w:lang w:val="en-US"/>
+      </w:rPr>
+      <w:pict>
+        <v:shapetype id="_x0000_t75" coordsize="21600,21600" o:spt="75" o:preferrelative="t" path="m@4@5l@4@11@9@11@9@5xe" filled="f" stroked="f">
+          <v:stroke joinstyle="miter"/>
+          <v:formulas>
+            <v:f eqn="if lineDrawn pixelLineWidth 0"/>
+            <v:f eqn="sum @0 1 0"/>
+            <v:f eqn="sum 0 0 @1"/>
+            <v:f eqn="prod @2 1 2"/>
+            <v:f eqn="prod @3 21600 pixelWidth"/>
+            <v:f eqn="prod @3 21600 pixelHeight"/>
+            <v:f eqn="sum @0 0 1"/>
+            <v:f eqn="prod @6 1 2"/>
+            <v:f eqn="prod @7 21600 pixelWidth"/>
+            <v:f eqn="sum @8 21600 0"/>
+            <v:f eqn="prod @7 21600 pixelHeight"/>
+            <v:f eqn="sum @10 21600 0"/>
+          </v:formulas>
+          <v:path o:extrusionok="f" gradientshapeok="t" o:connecttype="rect"/>
+          <o:lock v:ext="edit" aspectratio="t"/>
+        </v:shapetype>
+        <v:shape id="WordPictureWatermark780592892" o:spid="_x0000_s2061" type="#_x0000_t75" style="position:absolute;margin-left:0;margin-top:0;width:404.95pt;height:404.95pt;z-index:-251627520;mso-position-horizontal:center;mso-position-horizontal-relative:margin;mso-position-vertical:center;mso-position-vertical-relative:margin" o:allowincell="f">
+          <v:imagedata r:id="rId1" o:title="2" gain="19661f" blacklevel="22938f"/>
+          <w10:wrap anchorx="margin" anchory="margin"/>
+        </v:shape>
+      </w:pict>
+    </w:r>
+    <w:r>
+      <w:rPr>
+        <w:noProof/>
+        <w:lang w:val="en-US"/>
+      </w:rPr>
+      <w:drawing>
+        <wp:anchor distT="0" distB="0" distL="114300" distR="114300" simplePos="0" relativeHeight="251675648" behindDoc="0" locked="0" layoutInCell="1" allowOverlap="1" wp14:anchorId="7EF64126" wp14:editId="482E3F32">
+          <wp:simplePos x="0" y="0"/>
+          <wp:positionH relativeFrom="column">
+            <wp:posOffset>-428625</wp:posOffset>
+          </wp:positionH>
+          <wp:positionV relativeFrom="paragraph">
+            <wp:posOffset>-457200</wp:posOffset>
+          </wp:positionV>
+          <wp:extent cx="1933575" cy="1809750"/>
+          <wp:effectExtent l="0" t="0" r="0" b="0"/>
+          <wp:wrapSquare wrapText="bothSides"/>
+          <wp:docPr id="17" name="Picture 17"/>
+          <wp:cNvGraphicFramePr>
+            <a:graphicFrameLocks xmlns:a="http://schemas.openxmlformats.org/drawingml/2006/main" noChangeAspect="1"/>
+          </wp:cNvGraphicFramePr>
+          <a:graphic xmlns:a="http://schemas.openxmlformats.org/drawingml/2006/main">
+            <a:graphicData uri="http://schemas.openxmlformats.org/drawingml/2006/picture">
+              <pic:pic xmlns:pic="http://schemas.openxmlformats.org/drawingml/2006/picture">
+                <pic:nvPicPr>
+                  <pic:cNvPr id="1" name="W4_110858.png"/>
+                  <pic:cNvPicPr/>
+                </pic:nvPicPr>
+                <pic:blipFill>
+                  <a:blip r:embed="rId2" cstate="print">
+                    <a:extLst>
+                      <a:ext uri="{28A0092B-C50C-407E-A947-70E740481C1C}">
+                        <a14:useLocalDpi xmlns:a14="http://schemas.microsoft.com/office/drawing/2010/main" val="0"/>
+                      </a:ext>
+                    </a:extLst>
+                  </a:blip>
+                  <a:stretch>
+                    <a:fillRect/>
+                  </a:stretch>
+                </pic:blipFill>
+                <pic:spPr>
+                  <a:xfrm>
+                    <a:off x="0" y="0"/>
+                    <a:ext cx="1933575" cy="1809750"/>
+                  </a:xfrm>
+                  <a:prstGeom prst="rect">
+                    <a:avLst/>
+                  </a:prstGeom>
+                </pic:spPr>
+              </pic:pic>
+            </a:graphicData>
+          </a:graphic>
+          <wp14:sizeRelH relativeFrom="margin">
+            <wp14:pctWidth>0</wp14:pctWidth>
+          </wp14:sizeRelH>
+          <wp14:sizeRelV relativeFrom="margin">
+            <wp14:pctHeight>0</wp14:pctHeight>
+          </wp14:sizeRelV>
+        </wp:anchor>
+      </w:drawing>
+    </w:r>
+    <w:r>
+      <w:rPr>
+        <w:noProof/>
+        <w:lang w:val="en-US"/>
       </w:rPr>
       <mc:AlternateContent>
         <mc:Choice Requires="wps">
@@ -4104,12 +6106,12 @@
             <wp:anchor distT="0" distB="0" distL="114300" distR="114300" simplePos="0" relativeHeight="251667456" behindDoc="0" locked="0" layoutInCell="1" allowOverlap="1" wp14:anchorId="2D8EB7B2" wp14:editId="5729F058">
               <wp:simplePos x="0" y="0"/>
               <wp:positionH relativeFrom="margin">
-                <wp:posOffset>1428750</wp:posOffset>
+                <wp:posOffset>1295400</wp:posOffset>
               </wp:positionH>
               <wp:positionV relativeFrom="margin">
                 <wp:posOffset>-1571625</wp:posOffset>
               </wp:positionV>
-              <wp:extent cx="5124450" cy="600075"/>
+              <wp:extent cx="5295900" cy="600075"/>
               <wp:effectExtent l="0" t="0" r="0" b="9525"/>
               <wp:wrapNone/>
               <wp:docPr id="5" name="Text Box 5"/>
@@ -4121,7 +6123,7 @@
                     <wps:spPr>
                       <a:xfrm>
                         <a:off x="0" y="0"/>
-                        <a:ext cx="5124450" cy="600075"/>
+                        <a:ext cx="5295900" cy="600075"/>
                       </a:xfrm>
                       <a:prstGeom prst="rect">
                         <a:avLst/>
@@ -4153,7 +6155,16 @@
                               <w:color w:val="020393"/>
                               <w:sz w:val="72"/>
                             </w:rPr>
-                            <w:t>WASSERMAN GROUP</w:t>
+                            <w:t>GROUP</w:t>
+                          </w:r>
+                          <w:r>
+                            <w:rPr>
+                              <w:rFonts w:ascii="Times New Roman" w:hAnsi="Times New Roman" w:cs="Times New Roman"/>
+                              <w:b/>
+                              <w:color w:val="020393"/>
+                              <w:sz w:val="72"/>
+                            </w:rPr>
+                            <w:t>E WASSERMAN</w:t>
                           </w:r>
                         </w:p>
                       </w:txbxContent>
@@ -4182,7 +6193,7 @@
               <v:stroke joinstyle="miter"/>
               <v:path gradientshapeok="t" o:connecttype="rect"/>
             </v:shapetype>
-            <v:shape id="Text Box 5" o:spid="_x0000_s1026" type="#_x0000_t202" style="position:absolute;margin-left:112.5pt;margin-top:-123.75pt;width:403.5pt;height:47.25pt;z-index:251667456;visibility:visible;mso-wrap-style:square;mso-width-percent:0;mso-height-percent:0;mso-wrap-distance-left:9pt;mso-wrap-distance-top:0;mso-wrap-distance-right:9pt;mso-wrap-distance-bottom:0;mso-position-horizontal:absolute;mso-position-horizontal-relative:margin;mso-position-vertical:absolute;mso-position-vertical-relative:margin;mso-width-percent:0;mso-height-percent:0;mso-width-relative:margin;mso-height-relative:margin;v-text-anchor:middle" o:gfxdata="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" fillcolor="white [3201]" stroked="f" strokeweight=".5pt">
+            <v:shape id="Text Box 5" o:spid="_x0000_s1026" type="#_x0000_t202" style="position:absolute;margin-left:102pt;margin-top:-123.75pt;width:417pt;height:47.25pt;z-index:251667456;visibility:visible;mso-wrap-style:square;mso-width-percent:0;mso-height-percent:0;mso-wrap-distance-left:9pt;mso-wrap-distance-top:0;mso-wrap-distance-right:9pt;mso-wrap-distance-bottom:0;mso-position-horizontal:absolute;mso-position-horizontal-relative:margin;mso-position-vertical:absolute;mso-position-vertical-relative:margin;mso-width-percent:0;mso-height-percent:0;mso-width-relative:margin;mso-height-relative:margin;v-text-anchor:middle" o:gfxdata="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" fillcolor="white [3201]" stroked="f" strokeweight=".5pt">
               <v:textbox>
                 <w:txbxContent>
                   <w:p>
@@ -4203,7 +6214,16 @@
                         <w:color w:val="020393"/>
                         <w:sz w:val="72"/>
                       </w:rPr>
-                      <w:t>WASSERMAN GROUP</w:t>
+                      <w:t>GROUP</w:t>
+                    </w:r>
+                    <w:r>
+                      <w:rPr>
+                        <w:rFonts w:ascii="Times New Roman" w:hAnsi="Times New Roman" w:cs="Times New Roman"/>
+                        <w:b/>
+                        <w:color w:val="020393"/>
+                        <w:sz w:val="72"/>
+                      </w:rPr>
+                      <w:t>E WASSERMAN</w:t>
                     </w:r>
                   </w:p>
                 </w:txbxContent>
@@ -4217,6 +6237,7 @@
     <w:r>
       <w:rPr>
         <w:noProof/>
+        <w:lang w:val="en-US"/>
       </w:rPr>
       <mc:AlternateContent>
         <mc:Choice Requires="wps">
@@ -4284,7 +6305,7 @@
         </mc:Choice>
         <mc:Fallback>
           <w:pict>
-            <v:line w14:anchorId="46F26AD9" id="Straight Connector 2" o:spid="_x0000_s1026" style="position:absolute;z-index:251664384;visibility:visible;mso-wrap-style:square;mso-width-percent:0;mso-height-percent:0;mso-wrap-distance-left:9pt;mso-wrap-distance-top:0;mso-wrap-distance-right:9pt;mso-wrap-distance-bottom:0;mso-position-horizontal:absolute;mso-position-horizontal-relative:margin;mso-position-vertical:absolute;mso-position-vertical-relative:text;mso-width-percent:0;mso-height-percent:0;mso-width-relative:margin;mso-height-relative:margin" from="-36.75pt,96.75pt" to="503.25pt,96.75pt" o:gfxdata="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" strokecolor="#bdd6ee [1300]" strokeweight="3pt">
+            <v:line w14:anchorId="266B3763" id="Straight Connector 2" o:spid="_x0000_s1026" style="position:absolute;z-index:251664384;visibility:visible;mso-wrap-style:square;mso-width-percent:0;mso-height-percent:0;mso-wrap-distance-left:9pt;mso-wrap-distance-top:0;mso-wrap-distance-right:9pt;mso-wrap-distance-bottom:0;mso-position-horizontal:absolute;mso-position-horizontal-relative:margin;mso-position-vertical:absolute;mso-position-vertical-relative:text;mso-width-percent:0;mso-height-percent:0;mso-width-relative:margin;mso-height-relative:margin" from="-36.75pt,96.75pt" to="503.25pt,96.75pt" o:gfxdata="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" strokecolor="#bdd6ee [1300]" strokeweight="3pt">
               <v:stroke joinstyle="miter"/>
               <w10:wrap anchorx="margin"/>
             </v:line>
@@ -4295,6 +6316,7 @@
     <w:r>
       <w:rPr>
         <w:noProof/>
+        <w:lang w:val="en-US"/>
       </w:rPr>
       <mc:AlternateContent>
         <mc:Choice Requires="wps">
@@ -4383,80 +6405,336 @@
         </mc:Fallback>
       </mc:AlternateContent>
     </w:r>
+  </w:p>
+  <w:p>
+    <w:pPr>
+      <w:pStyle w:val="Header"/>
+    </w:pPr>
     <w:r>
       <w:rPr>
         <w:noProof/>
+        <w:lang w:val="en-US"/>
       </w:rPr>
-      <w:drawing>
-        <wp:anchor distT="0" distB="0" distL="114300" distR="114300" simplePos="0" relativeHeight="251665408" behindDoc="0" locked="0" layoutInCell="1" allowOverlap="1" wp14:anchorId="7EF64126" wp14:editId="482E3F32">
-          <wp:simplePos x="0" y="0"/>
-          <wp:positionH relativeFrom="column">
-            <wp:posOffset>-438150</wp:posOffset>
-          </wp:positionH>
-          <wp:positionV relativeFrom="paragraph">
-            <wp:posOffset>-219075</wp:posOffset>
-          </wp:positionV>
-          <wp:extent cx="1609725" cy="1381125"/>
-          <wp:effectExtent l="0" t="0" r="0" b="0"/>
-          <wp:wrapSquare wrapText="bothSides"/>
-          <wp:docPr id="17" name="Picture 17"/>
-          <wp:cNvGraphicFramePr>
-            <a:graphicFrameLocks xmlns:a="http://schemas.openxmlformats.org/drawingml/2006/main" noChangeAspect="1"/>
-          </wp:cNvGraphicFramePr>
-          <a:graphic xmlns:a="http://schemas.openxmlformats.org/drawingml/2006/main">
-            <a:graphicData uri="http://schemas.openxmlformats.org/drawingml/2006/picture">
-              <pic:pic xmlns:pic="http://schemas.openxmlformats.org/drawingml/2006/picture">
-                <pic:nvPicPr>
-                  <pic:cNvPr id="1" name="W4_110858.png"/>
-                  <pic:cNvPicPr/>
-                </pic:nvPicPr>
-                <pic:blipFill>
-                  <a:blip r:embed="rId1" cstate="print">
-                    <a:extLst>
-                      <a:ext uri="{28A0092B-C50C-407E-A947-70E740481C1C}">
-                        <a14:useLocalDpi xmlns:a14="http://schemas.microsoft.com/office/drawing/2010/main" val="0"/>
-                      </a:ext>
-                    </a:extLst>
-                  </a:blip>
-                  <a:stretch>
-                    <a:fillRect/>
-                  </a:stretch>
-                </pic:blipFill>
-                <pic:spPr>
-                  <a:xfrm>
-                    <a:off x="0" y="0"/>
-                    <a:ext cx="1609725" cy="1381125"/>
-                  </a:xfrm>
-                  <a:prstGeom prst="rect">
-                    <a:avLst/>
-                  </a:prstGeom>
-                </pic:spPr>
-              </pic:pic>
-            </a:graphicData>
-          </a:graphic>
-          <wp14:sizeRelH relativeFrom="margin">
-            <wp14:pctWidth>0</wp14:pctWidth>
-          </wp14:sizeRelH>
-          <wp14:sizeRelV relativeFrom="margin">
-            <wp14:pctHeight>0</wp14:pctHeight>
-          </wp14:sizeRelV>
-        </wp:anchor>
-      </w:drawing>
+      <mc:AlternateContent>
+        <mc:Choice Requires="wps">
+          <w:drawing>
+            <wp:anchor distT="0" distB="0" distL="114300" distR="114300" simplePos="0" relativeHeight="251669504" behindDoc="0" locked="0" layoutInCell="1" allowOverlap="1" wp14:anchorId="74238DE5" wp14:editId="13077AF6">
+              <wp:simplePos x="0" y="0"/>
+              <wp:positionH relativeFrom="column">
+                <wp:posOffset>1447800</wp:posOffset>
+              </wp:positionH>
+              <wp:positionV relativeFrom="paragraph">
+                <wp:posOffset>428625</wp:posOffset>
+              </wp:positionV>
+              <wp:extent cx="5143500" cy="400050"/>
+              <wp:effectExtent l="0" t="0" r="0" b="0"/>
+              <wp:wrapNone/>
+              <wp:docPr id="7" name="Rounded Rectangle 7"/>
+              <wp:cNvGraphicFramePr/>
+              <a:graphic xmlns:a="http://schemas.openxmlformats.org/drawingml/2006/main">
+                <a:graphicData uri="http://schemas.microsoft.com/office/word/2010/wordprocessingShape">
+                  <wps:wsp>
+                    <wps:cNvSpPr/>
+                    <wps:spPr>
+                      <a:xfrm>
+                        <a:off x="0" y="0"/>
+                        <a:ext cx="5143500" cy="400050"/>
+                      </a:xfrm>
+                      <a:prstGeom prst="roundRect">
+                        <a:avLst>
+                          <a:gd name="adj" fmla="val 33810"/>
+                        </a:avLst>
+                      </a:prstGeom>
+                      <a:ln>
+                        <a:noFill/>
+                      </a:ln>
+                    </wps:spPr>
+                    <wps:style>
+                      <a:lnRef idx="2">
+                        <a:schemeClr val="accent6"/>
+                      </a:lnRef>
+                      <a:fillRef idx="1">
+                        <a:schemeClr val="lt1"/>
+                      </a:fillRef>
+                      <a:effectRef idx="0">
+                        <a:schemeClr val="accent6"/>
+                      </a:effectRef>
+                      <a:fontRef idx="minor">
+                        <a:schemeClr val="dk1"/>
+                      </a:fontRef>
+                    </wps:style>
+                    <wps:txbx>
+                      <w:txbxContent>
+                        <w:p>
+                          <w:pPr>
+                            <w:jc w:val="center"/>
+                            <w:rPr>
+                              <w:rFonts w:ascii="Viner Hand ITC" w:hAnsi="Viner Hand ITC" w:cs="Times New Roman"/>
+                              <w:b/>
+                              <w:color w:val="000000" w:themeColor="text1"/>
+                              <w:sz w:val="24"/>
+                            </w:rPr>
+                          </w:pPr>
+                          <w:r>
+                            <w:rPr>
+                              <w:rFonts w:ascii="Viner Hand ITC" w:hAnsi="Viner Hand ITC" w:cs="Times New Roman"/>
+                              <w:b/>
+                              <w:color w:val="000000" w:themeColor="text1"/>
+                              <w:sz w:val="24"/>
+                            </w:rPr>
+                            <w:t>Au cœur de la terre, pour un avenir durable</w:t>
+                          </w:r>
+                        </w:p>
+                      </w:txbxContent>
+                    </wps:txbx>
+                    <wps:bodyPr rot="0" spcFirstLastPara="0" vertOverflow="overflow" horzOverflow="overflow" vert="horz" wrap="square" lIns="91440" tIns="45720" rIns="91440" bIns="45720" numCol="1" spcCol="0" rtlCol="0" fromWordArt="0" anchor="ctr" anchorCtr="0" forceAA="0" compatLnSpc="1">
+                      <a:prstTxWarp prst="textNoShape">
+                        <a:avLst/>
+                      </a:prstTxWarp>
+                      <a:noAutofit/>
+                    </wps:bodyPr>
+                  </wps:wsp>
+                </a:graphicData>
+              </a:graphic>
+              <wp14:sizeRelH relativeFrom="margin">
+                <wp14:pctWidth>0</wp14:pctWidth>
+              </wp14:sizeRelH>
+              <wp14:sizeRelV relativeFrom="margin">
+                <wp14:pctHeight>0</wp14:pctHeight>
+              </wp14:sizeRelV>
+            </wp:anchor>
+          </w:drawing>
+        </mc:Choice>
+        <mc:Fallback>
+          <w:pict>
+            <v:roundrect w14:anchorId="74238DE5" id="Rounded Rectangle 7" o:spid="_x0000_s1028" style="position:absolute;margin-left:114pt;margin-top:33.75pt;width:405pt;height:31.5pt;z-index:251669504;visibility:visible;mso-wrap-style:square;mso-width-percent:0;mso-height-percent:0;mso-wrap-distance-left:9pt;mso-wrap-distance-top:0;mso-wrap-distance-right:9pt;mso-wrap-distance-bottom:0;mso-position-horizontal:absolute;mso-position-horizontal-relative:text;mso-position-vertical:absolute;mso-position-vertical-relative:text;mso-width-percent:0;mso-height-percent:0;mso-width-relative:margin;mso-height-relative:margin;v-text-anchor:middle" arcsize="22158f" o:gfxdata="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" fillcolor="white [3201]" stroked="f" strokeweight="1pt">
+              <v:stroke joinstyle="miter"/>
+              <v:textbox>
+                <w:txbxContent>
+                  <w:p>
+                    <w:pPr>
+                      <w:jc w:val="center"/>
+                      <w:rPr>
+                        <w:rFonts w:ascii="Viner Hand ITC" w:hAnsi="Viner Hand ITC" w:cs="Times New Roman"/>
+                        <w:b/>
+                        <w:color w:val="000000" w:themeColor="text1"/>
+                        <w:sz w:val="24"/>
+                      </w:rPr>
+                    </w:pPr>
+                    <w:r>
+                      <w:rPr>
+                        <w:rFonts w:ascii="Viner Hand ITC" w:hAnsi="Viner Hand ITC" w:cs="Times New Roman"/>
+                        <w:b/>
+                        <w:color w:val="000000" w:themeColor="text1"/>
+                        <w:sz w:val="24"/>
+                      </w:rPr>
+                      <w:t>Au cœur de la terre, pour un avenir durable</w:t>
+                    </w:r>
+                  </w:p>
+                </w:txbxContent>
+              </v:textbox>
+            </v:roundrect>
+          </w:pict>
+        </mc:Fallback>
+      </mc:AlternateContent>
     </w:r>
     <w:r>
       <w:rPr>
         <w:noProof/>
+        <w:lang w:val="en-US"/>
+      </w:rPr>
+      <mc:AlternateContent>
+        <mc:Choice Requires="wps">
+          <w:drawing>
+            <wp:anchor distT="0" distB="0" distL="114300" distR="114300" simplePos="0" relativeHeight="251670528" behindDoc="0" locked="0" layoutInCell="1" allowOverlap="1" wp14:anchorId="110FD549" wp14:editId="2775FACF">
+              <wp:simplePos x="0" y="0"/>
+              <wp:positionH relativeFrom="column">
+                <wp:posOffset>2035175</wp:posOffset>
+              </wp:positionH>
+              <wp:positionV relativeFrom="paragraph">
+                <wp:posOffset>264477</wp:posOffset>
+              </wp:positionV>
+              <wp:extent cx="74297" cy="742635"/>
+              <wp:effectExtent l="0" t="0" r="0" b="0"/>
+              <wp:wrapNone/>
+              <wp:docPr id="8" name="Isosceles Triangle 8"/>
+              <wp:cNvGraphicFramePr/>
+              <a:graphic xmlns:a="http://schemas.openxmlformats.org/drawingml/2006/main">
+                <a:graphicData uri="http://schemas.microsoft.com/office/word/2010/wordprocessingShape">
+                  <wps:wsp>
+                    <wps:cNvSpPr/>
+                    <wps:spPr>
+                      <a:xfrm rot="16200000">
+                        <a:off x="0" y="0"/>
+                        <a:ext cx="74297" cy="742635"/>
+                      </a:xfrm>
+                      <a:prstGeom prst="triangle">
+                        <a:avLst/>
+                      </a:prstGeom>
+                      <a:solidFill>
+                        <a:schemeClr val="tx1">
+                          <a:lumMod val="65000"/>
+                          <a:lumOff val="35000"/>
+                        </a:schemeClr>
+                      </a:solidFill>
+                      <a:ln>
+                        <a:noFill/>
+                      </a:ln>
+                    </wps:spPr>
+                    <wps:style>
+                      <a:lnRef idx="2">
+                        <a:schemeClr val="accent1">
+                          <a:shade val="50000"/>
+                        </a:schemeClr>
+                      </a:lnRef>
+                      <a:fillRef idx="1">
+                        <a:schemeClr val="accent1"/>
+                      </a:fillRef>
+                      <a:effectRef idx="0">
+                        <a:schemeClr val="accent1"/>
+                      </a:effectRef>
+                      <a:fontRef idx="minor">
+                        <a:schemeClr val="lt1"/>
+                      </a:fontRef>
+                    </wps:style>
+                    <wps:bodyPr rot="0" spcFirstLastPara="0" vertOverflow="overflow" horzOverflow="overflow" vert="horz" wrap="square" lIns="91440" tIns="45720" rIns="91440" bIns="45720" numCol="1" spcCol="0" rtlCol="0" fromWordArt="0" anchor="ctr" anchorCtr="0" forceAA="0" compatLnSpc="1">
+                      <a:prstTxWarp prst="textNoShape">
+                        <a:avLst/>
+                      </a:prstTxWarp>
+                      <a:noAutofit/>
+                    </wps:bodyPr>
+                  </wps:wsp>
+                </a:graphicData>
+              </a:graphic>
+              <wp14:sizeRelH relativeFrom="margin">
+                <wp14:pctWidth>0</wp14:pctWidth>
+              </wp14:sizeRelH>
+              <wp14:sizeRelV relativeFrom="margin">
+                <wp14:pctHeight>0</wp14:pctHeight>
+              </wp14:sizeRelV>
+            </wp:anchor>
+          </w:drawing>
+        </mc:Choice>
+        <mc:Fallback>
+          <w:pict>
+            <v:shapetype w14:anchorId="165FA4C5" id="_x0000_t5" coordsize="21600,21600" o:spt="5" adj="10800" path="m@0,l,21600r21600,xe">
+              <v:stroke joinstyle="miter"/>
+              <v:formulas>
+                <v:f eqn="val #0"/>
+                <v:f eqn="prod #0 1 2"/>
+                <v:f eqn="sum @1 10800 0"/>
+              </v:formulas>
+              <v:path gradientshapeok="t" o:connecttype="custom" o:connectlocs="@0,0;@1,10800;0,21600;10800,21600;21600,21600;@2,10800" textboxrect="0,10800,10800,18000;5400,10800,16200,18000;10800,10800,21600,18000;0,7200,7200,21600;7200,7200,14400,21600;14400,7200,21600,21600"/>
+              <v:handles>
+                <v:h position="#0,topLeft" xrange="0,21600"/>
+              </v:handles>
+            </v:shapetype>
+            <v:shape id="Isosceles Triangle 8" o:spid="_x0000_s1026" type="#_x0000_t5" style="position:absolute;margin-left:160.25pt;margin-top:20.8pt;width:5.85pt;height:58.5pt;rotation:-90;z-index:251670528;visibility:visible;mso-wrap-style:square;mso-width-percent:0;mso-height-percent:0;mso-wrap-distance-left:9pt;mso-wrap-distance-top:0;mso-wrap-distance-right:9pt;mso-wrap-distance-bottom:0;mso-position-horizontal:absolute;mso-position-horizontal-relative:text;mso-position-vertical:absolute;mso-position-vertical-relative:text;mso-width-percent:0;mso-height-percent:0;mso-width-relative:margin;mso-height-relative:margin;v-text-anchor:middle" o:gfxdata="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" fillcolor="#5a5a5a [2109]" stroked="f" strokeweight="1pt"/>
+          </w:pict>
+        </mc:Fallback>
+      </mc:AlternateContent>
+    </w:r>
+    <w:r>
+      <w:rPr>
+        <w:noProof/>
+        <w:lang w:val="en-US"/>
+      </w:rPr>
+      <mc:AlternateContent>
+        <mc:Choice Requires="wps">
+          <w:drawing>
+            <wp:anchor distT="0" distB="0" distL="114300" distR="114300" simplePos="0" relativeHeight="251677696" behindDoc="0" locked="0" layoutInCell="1" allowOverlap="1" wp14:anchorId="431C768B" wp14:editId="35FC9B3F">
+              <wp:simplePos x="0" y="0"/>
+              <wp:positionH relativeFrom="margin">
+                <wp:posOffset>5981064</wp:posOffset>
+              </wp:positionH>
+              <wp:positionV relativeFrom="paragraph">
+                <wp:posOffset>275272</wp:posOffset>
+              </wp:positionV>
+              <wp:extent cx="74295" cy="721360"/>
+              <wp:effectExtent l="318" t="0" r="0" b="2223"/>
+              <wp:wrapNone/>
+              <wp:docPr id="1" name="Isosceles Triangle 1"/>
+              <wp:cNvGraphicFramePr/>
+              <a:graphic xmlns:a="http://schemas.openxmlformats.org/drawingml/2006/main">
+                <a:graphicData uri="http://schemas.microsoft.com/office/word/2010/wordprocessingShape">
+                  <wps:wsp>
+                    <wps:cNvSpPr/>
+                    <wps:spPr>
+                      <a:xfrm rot="5400000" flipH="1">
+                        <a:off x="0" y="0"/>
+                        <a:ext cx="74295" cy="721360"/>
+                      </a:xfrm>
+                      <a:prstGeom prst="triangle">
+                        <a:avLst/>
+                      </a:prstGeom>
+                      <a:solidFill>
+                        <a:schemeClr val="tx1">
+                          <a:lumMod val="65000"/>
+                          <a:lumOff val="35000"/>
+                        </a:schemeClr>
+                      </a:solidFill>
+                      <a:ln>
+                        <a:noFill/>
+                      </a:ln>
+                    </wps:spPr>
+                    <wps:style>
+                      <a:lnRef idx="2">
+                        <a:schemeClr val="accent1">
+                          <a:shade val="50000"/>
+                        </a:schemeClr>
+                      </a:lnRef>
+                      <a:fillRef idx="1">
+                        <a:schemeClr val="accent1"/>
+                      </a:fillRef>
+                      <a:effectRef idx="0">
+                        <a:schemeClr val="accent1"/>
+                      </a:effectRef>
+                      <a:fontRef idx="minor">
+                        <a:schemeClr val="lt1"/>
+                      </a:fontRef>
+                    </wps:style>
+                    <wps:bodyPr rot="0" spcFirstLastPara="0" vertOverflow="overflow" horzOverflow="overflow" vert="horz" wrap="square" lIns="91440" tIns="45720" rIns="91440" bIns="45720" numCol="1" spcCol="0" rtlCol="0" fromWordArt="0" anchor="ctr" anchorCtr="0" forceAA="0" compatLnSpc="1">
+                      <a:prstTxWarp prst="textNoShape">
+                        <a:avLst/>
+                      </a:prstTxWarp>
+                      <a:noAutofit/>
+                    </wps:bodyPr>
+                  </wps:wsp>
+                </a:graphicData>
+              </a:graphic>
+              <wp14:sizeRelH relativeFrom="margin">
+                <wp14:pctWidth>0</wp14:pctWidth>
+              </wp14:sizeRelH>
+              <wp14:sizeRelV relativeFrom="margin">
+                <wp14:pctHeight>0</wp14:pctHeight>
+              </wp14:sizeRelV>
+            </wp:anchor>
+          </w:drawing>
+        </mc:Choice>
+        <mc:Fallback>
+          <w:pict>
+            <v:shape w14:anchorId="57AC9B0F" id="Isosceles Triangle 1" o:spid="_x0000_s1026" type="#_x0000_t5" style="position:absolute;margin-left:470.95pt;margin-top:21.65pt;width:5.85pt;height:56.8pt;rotation:-90;flip:x;z-index:251677696;visibility:visible;mso-wrap-style:square;mso-width-percent:0;mso-height-percent:0;mso-wrap-distance-left:9pt;mso-wrap-distance-top:0;mso-wrap-distance-right:9pt;mso-wrap-distance-bottom:0;mso-position-horizontal:absolute;mso-position-horizontal-relative:margin;mso-position-vertical:absolute;mso-position-vertical-relative:text;mso-width-percent:0;mso-height-percent:0;mso-width-relative:margin;mso-height-relative:margin;v-text-anchor:middle" o:gfxdata="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" fillcolor="#5a5a5a [2109]" stroked="f" strokeweight="1pt">
+              <w10:wrap anchorx="margin"/>
+            </v:shape>
+          </w:pict>
+        </mc:Fallback>
+      </mc:AlternateContent>
+    </w:r>
+    <w:r>
+      <w:rPr>
+        <w:noProof/>
+        <w:lang w:val="en-US"/>
       </w:rPr>
       <mc:AlternateContent>
         <mc:Choice Requires="wps">
           <w:drawing>
             <wp:anchor distT="0" distB="0" distL="114300" distR="114300" simplePos="0" relativeHeight="251668480" behindDoc="0" locked="0" layoutInCell="1" allowOverlap="1" wp14:anchorId="2104F115" wp14:editId="55A17191">
               <wp:simplePos x="0" y="0"/>
-              <wp:positionH relativeFrom="column">
-                <wp:posOffset>1266825</wp:posOffset>
+              <wp:positionH relativeFrom="margin">
+                <wp:posOffset>1352550</wp:posOffset>
               </wp:positionH>
               <wp:positionV relativeFrom="paragraph">
-                <wp:posOffset>295275</wp:posOffset>
+                <wp:posOffset>28575</wp:posOffset>
               </wp:positionV>
               <wp:extent cx="5133975" cy="438150"/>
               <wp:effectExtent l="0" t="0" r="9525" b="0"/>
@@ -4537,7 +6815,7 @@
         </mc:Choice>
         <mc:Fallback>
           <w:pict>
-            <v:rect w14:anchorId="2104F115" id="Rectangle 6" o:spid="_x0000_s1028" style="position:absolute;margin-left:99.75pt;margin-top:23.25pt;width:404.25pt;height:34.5pt;z-index:251668480;visibility:visible;mso-wrap-style:square;mso-width-percent:0;mso-height-percent:0;mso-wrap-distance-left:9pt;mso-wrap-distance-top:0;mso-wrap-distance-right:9pt;mso-wrap-distance-bottom:0;mso-position-horizontal:absolute;mso-position-horizontal-relative:text;mso-position-vertical:absolute;mso-position-vertical-relative:text;mso-width-percent:0;mso-height-percent:0;mso-width-relative:margin;mso-height-relative:margin;v-text-anchor:middle" o:gfxdata="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" fillcolor="white [3201]" stroked="f" strokeweight="1pt">
+            <v:rect w14:anchorId="2104F115" id="Rectangle 6" o:spid="_x0000_s1029" style="position:absolute;margin-left:106.5pt;margin-top:2.25pt;width:404.25pt;height:34.5pt;z-index:251668480;visibility:visible;mso-wrap-style:square;mso-width-percent:0;mso-height-percent:0;mso-wrap-distance-left:9pt;mso-wrap-distance-top:0;mso-wrap-distance-right:9pt;mso-wrap-distance-bottom:0;mso-position-horizontal:absolute;mso-position-horizontal-relative:margin;mso-position-vertical:absolute;mso-position-vertical-relative:text;mso-width-percent:0;mso-height-percent:0;mso-width-relative:margin;mso-height-relative:margin;v-text-anchor:middle" o:gfxdata="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" fillcolor="white [3201]" stroked="f" strokeweight="1pt">
               <v:textbox>
                 <w:txbxContent>
                   <w:p>
@@ -4562,327 +6840,85 @@
                   </w:p>
                 </w:txbxContent>
               </v:textbox>
+              <w10:wrap anchorx="margin"/>
             </v:rect>
           </w:pict>
         </mc:Fallback>
       </mc:AlternateContent>
     </w:r>
-    <w:r>
-      <w:rPr>
-        <w:noProof/>
-      </w:rPr>
-      <mc:AlternateContent>
-        <mc:Choice Requires="wps">
-          <w:drawing>
-            <wp:anchor distT="0" distB="0" distL="114300" distR="114300" simplePos="0" relativeHeight="251669504" behindDoc="0" locked="0" layoutInCell="1" allowOverlap="1" wp14:anchorId="74238DE5" wp14:editId="13077AF6">
-              <wp:simplePos x="0" y="0"/>
-              <wp:positionH relativeFrom="column">
-                <wp:posOffset>1266825</wp:posOffset>
-              </wp:positionH>
-              <wp:positionV relativeFrom="paragraph">
-                <wp:posOffset>714375</wp:posOffset>
-              </wp:positionV>
-              <wp:extent cx="5048250" cy="400050"/>
-              <wp:effectExtent l="0" t="0" r="0" b="0"/>
-              <wp:wrapNone/>
-              <wp:docPr id="7" name="Rounded Rectangle 7"/>
-              <wp:cNvGraphicFramePr/>
-              <a:graphic xmlns:a="http://schemas.openxmlformats.org/drawingml/2006/main">
-                <a:graphicData uri="http://schemas.microsoft.com/office/word/2010/wordprocessingShape">
-                  <wps:wsp>
-                    <wps:cNvSpPr/>
-                    <wps:spPr>
-                      <a:xfrm>
-                        <a:off x="0" y="0"/>
-                        <a:ext cx="5048250" cy="400050"/>
-                      </a:xfrm>
-                      <a:prstGeom prst="roundRect">
-                        <a:avLst>
-                          <a:gd name="adj" fmla="val 33810"/>
-                        </a:avLst>
-                      </a:prstGeom>
-                      <a:ln>
-                        <a:noFill/>
-                      </a:ln>
-                    </wps:spPr>
-                    <wps:style>
-                      <a:lnRef idx="2">
-                        <a:schemeClr val="accent6"/>
-                      </a:lnRef>
-                      <a:fillRef idx="1">
-                        <a:schemeClr val="lt1"/>
-                      </a:fillRef>
-                      <a:effectRef idx="0">
-                        <a:schemeClr val="accent6"/>
-                      </a:effectRef>
-                      <a:fontRef idx="minor">
-                        <a:schemeClr val="dk1"/>
-                      </a:fontRef>
-                    </wps:style>
-                    <wps:txbx>
-                      <w:txbxContent>
-                        <w:p>
-                          <w:pPr>
-                            <w:jc w:val="center"/>
-                            <w:rPr>
-                              <w:rFonts w:ascii="Viner Hand ITC" w:hAnsi="Viner Hand ITC" w:cs="Times New Roman"/>
-                              <w:b/>
-                              <w:color w:val="000000" w:themeColor="text1"/>
-                              <w:sz w:val="24"/>
-                            </w:rPr>
-                          </w:pPr>
-                          <w:r>
-                            <w:rPr>
-                              <w:rFonts w:ascii="Viner Hand ITC" w:hAnsi="Viner Hand ITC" w:cs="Times New Roman"/>
-                              <w:b/>
-                              <w:color w:val="000000" w:themeColor="text1"/>
-                              <w:sz w:val="24"/>
-                            </w:rPr>
-                            <w:t>Au cœur de la terre, pour un avenir durable</w:t>
-                          </w:r>
-                        </w:p>
-                      </w:txbxContent>
-                    </wps:txbx>
-                    <wps:bodyPr rot="0" spcFirstLastPara="0" vertOverflow="overflow" horzOverflow="overflow" vert="horz" wrap="square" lIns="91440" tIns="45720" rIns="91440" bIns="45720" numCol="1" spcCol="0" rtlCol="0" fromWordArt="0" anchor="ctr" anchorCtr="0" forceAA="0" compatLnSpc="1">
-                      <a:prstTxWarp prst="textNoShape">
-                        <a:avLst/>
-                      </a:prstTxWarp>
-                      <a:noAutofit/>
-                    </wps:bodyPr>
-                  </wps:wsp>
-                </a:graphicData>
-              </a:graphic>
-              <wp14:sizeRelH relativeFrom="margin">
-                <wp14:pctWidth>0</wp14:pctWidth>
-              </wp14:sizeRelH>
-              <wp14:sizeRelV relativeFrom="margin">
-                <wp14:pctHeight>0</wp14:pctHeight>
-              </wp14:sizeRelV>
-            </wp:anchor>
-          </w:drawing>
-        </mc:Choice>
-        <mc:Fallback>
-          <w:pict>
-            <v:roundrect w14:anchorId="74238DE5" id="Rounded Rectangle 7" o:spid="_x0000_s1029" style="position:absolute;margin-left:99.75pt;margin-top:56.25pt;width:397.5pt;height:31.5pt;z-index:251669504;visibility:visible;mso-wrap-style:square;mso-width-percent:0;mso-height-percent:0;mso-wrap-distance-left:9pt;mso-wrap-distance-top:0;mso-wrap-distance-right:9pt;mso-wrap-distance-bottom:0;mso-position-horizontal:absolute;mso-position-horizontal-relative:text;mso-position-vertical:absolute;mso-position-vertical-relative:text;mso-width-percent:0;mso-height-percent:0;mso-width-relative:margin;mso-height-relative:margin;v-text-anchor:middle" arcsize="22158f" o:gfxdata="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" fillcolor="white [3201]" stroked="f" strokeweight="1pt">
-              <v:stroke joinstyle="miter"/>
-              <v:textbox>
-                <w:txbxContent>
-                  <w:p>
-                    <w:pPr>
-                      <w:jc w:val="center"/>
-                      <w:rPr>
-                        <w:rFonts w:ascii="Viner Hand ITC" w:hAnsi="Viner Hand ITC" w:cs="Times New Roman"/>
-                        <w:b/>
-                        <w:color w:val="000000" w:themeColor="text1"/>
-                        <w:sz w:val="24"/>
-                      </w:rPr>
-                    </w:pPr>
-                    <w:r>
-                      <w:rPr>
-                        <w:rFonts w:ascii="Viner Hand ITC" w:hAnsi="Viner Hand ITC" w:cs="Times New Roman"/>
-                        <w:b/>
-                        <w:color w:val="000000" w:themeColor="text1"/>
-                        <w:sz w:val="24"/>
-                      </w:rPr>
-                      <w:t>Au cœur de la terre, pour un avenir durable</w:t>
-                    </w:r>
-                  </w:p>
-                </w:txbxContent>
-              </v:textbox>
-            </v:roundrect>
-          </w:pict>
-        </mc:Fallback>
-      </mc:AlternateContent>
-    </w:r>
-    <w:r>
-      <w:rPr>
-        <w:noProof/>
-      </w:rPr>
-      <mc:AlternateContent>
-        <mc:Choice Requires="wps">
-          <w:drawing>
-            <wp:anchor distT="0" distB="0" distL="114300" distR="114300" simplePos="0" relativeHeight="251670528" behindDoc="0" locked="0" layoutInCell="1" allowOverlap="1" wp14:anchorId="110FD549" wp14:editId="2775FACF">
-              <wp:simplePos x="0" y="0"/>
-              <wp:positionH relativeFrom="column">
-                <wp:posOffset>1682750</wp:posOffset>
-              </wp:positionH>
-              <wp:positionV relativeFrom="paragraph">
-                <wp:posOffset>457200</wp:posOffset>
-              </wp:positionV>
-              <wp:extent cx="91440" cy="914400"/>
-              <wp:effectExtent l="0" t="0" r="0" b="0"/>
-              <wp:wrapNone/>
-              <wp:docPr id="8" name="Isosceles Triangle 8"/>
-              <wp:cNvGraphicFramePr/>
-              <a:graphic xmlns:a="http://schemas.openxmlformats.org/drawingml/2006/main">
-                <a:graphicData uri="http://schemas.microsoft.com/office/word/2010/wordprocessingShape">
-                  <wps:wsp>
-                    <wps:cNvSpPr/>
-                    <wps:spPr>
-                      <a:xfrm rot="16200000">
-                        <a:off x="0" y="0"/>
-                        <a:ext cx="91440" cy="914400"/>
-                      </a:xfrm>
-                      <a:prstGeom prst="triangle">
-                        <a:avLst/>
-                      </a:prstGeom>
-                      <a:solidFill>
-                        <a:schemeClr val="tx1">
-                          <a:lumMod val="65000"/>
-                          <a:lumOff val="35000"/>
-                        </a:schemeClr>
-                      </a:solidFill>
-                      <a:ln>
-                        <a:noFill/>
-                      </a:ln>
-                    </wps:spPr>
-                    <wps:style>
-                      <a:lnRef idx="2">
-                        <a:schemeClr val="accent1">
-                          <a:shade val="50000"/>
-                        </a:schemeClr>
-                      </a:lnRef>
-                      <a:fillRef idx="1">
-                        <a:schemeClr val="accent1"/>
-                      </a:fillRef>
-                      <a:effectRef idx="0">
-                        <a:schemeClr val="accent1"/>
-                      </a:effectRef>
-                      <a:fontRef idx="minor">
-                        <a:schemeClr val="lt1"/>
-                      </a:fontRef>
-                    </wps:style>
-                    <wps:bodyPr rot="0" spcFirstLastPara="0" vertOverflow="overflow" horzOverflow="overflow" vert="horz" wrap="square" lIns="91440" tIns="45720" rIns="91440" bIns="45720" numCol="1" spcCol="0" rtlCol="0" fromWordArt="0" anchor="ctr" anchorCtr="0" forceAA="0" compatLnSpc="1">
-                      <a:prstTxWarp prst="textNoShape">
-                        <a:avLst/>
-                      </a:prstTxWarp>
-                      <a:noAutofit/>
-                    </wps:bodyPr>
-                  </wps:wsp>
-                </a:graphicData>
-              </a:graphic>
-              <wp14:sizeRelH relativeFrom="margin">
-                <wp14:pctWidth>0</wp14:pctWidth>
-              </wp14:sizeRelH>
-              <wp14:sizeRelV relativeFrom="margin">
-                <wp14:pctHeight>0</wp14:pctHeight>
-              </wp14:sizeRelV>
-            </wp:anchor>
-          </w:drawing>
-        </mc:Choice>
-        <mc:Fallback>
-          <w:pict>
-            <v:shapetype w14:anchorId="5E45B4AD" id="_x0000_t5" coordsize="21600,21600" o:spt="5" adj="10800" path="m@0,l,21600r21600,xe">
-              <v:stroke joinstyle="miter"/>
-              <v:formulas>
-                <v:f eqn="val #0"/>
-                <v:f eqn="prod #0 1 2"/>
-                <v:f eqn="sum @1 10800 0"/>
-              </v:formulas>
-              <v:path gradientshapeok="t" o:connecttype="custom" o:connectlocs="@0,0;@1,10800;0,21600;10800,21600;21600,21600;@2,10800" textboxrect="0,10800,10800,18000;5400,10800,16200,18000;10800,10800,21600,18000;0,7200,7200,21600;7200,7200,14400,21600;14400,7200,21600,21600"/>
-              <v:handles>
-                <v:h position="#0,topLeft" xrange="0,21600"/>
-              </v:handles>
-            </v:shapetype>
-            <v:shape id="Isosceles Triangle 8" o:spid="_x0000_s1026" type="#_x0000_t5" style="position:absolute;margin-left:132.5pt;margin-top:36pt;width:7.2pt;height:1in;rotation:-90;z-index:251670528;visibility:visible;mso-wrap-style:square;mso-width-percent:0;mso-height-percent:0;mso-wrap-distance-left:9pt;mso-wrap-distance-top:0;mso-wrap-distance-right:9pt;mso-wrap-distance-bottom:0;mso-position-horizontal:absolute;mso-position-horizontal-relative:text;mso-position-vertical:absolute;mso-position-vertical-relative:text;mso-width-percent:0;mso-height-percent:0;mso-width-relative:margin;mso-height-relative:margin;v-text-anchor:middle" o:gfxdata="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" fillcolor="#5a5a5a [2109]" stroked="f" strokeweight="1pt"/>
-          </w:pict>
-        </mc:Fallback>
-      </mc:AlternateContent>
-    </w:r>
-    <w:r>
-      <w:rPr>
-        <w:noProof/>
-      </w:rPr>
-      <mc:AlternateContent>
-        <mc:Choice Requires="wps">
-          <w:drawing>
-            <wp:anchor distT="0" distB="0" distL="114300" distR="114300" simplePos="0" relativeHeight="251671552" behindDoc="0" locked="0" layoutInCell="1" allowOverlap="1" wp14:anchorId="27B898EF" wp14:editId="6FCFC6F0">
-              <wp:simplePos x="0" y="0"/>
-              <wp:positionH relativeFrom="column">
-                <wp:posOffset>5816600</wp:posOffset>
-              </wp:positionH>
-              <wp:positionV relativeFrom="paragraph">
-                <wp:posOffset>480695</wp:posOffset>
-              </wp:positionV>
-              <wp:extent cx="91440" cy="914400"/>
-              <wp:effectExtent l="7620" t="0" r="0" b="0"/>
-              <wp:wrapNone/>
-              <wp:docPr id="9" name="Isosceles Triangle 9"/>
-              <wp:cNvGraphicFramePr/>
-              <a:graphic xmlns:a="http://schemas.openxmlformats.org/drawingml/2006/main">
-                <a:graphicData uri="http://schemas.microsoft.com/office/word/2010/wordprocessingShape">
-                  <wps:wsp>
-                    <wps:cNvSpPr/>
-                    <wps:spPr>
-                      <a:xfrm rot="5400000" flipH="1">
-                        <a:off x="0" y="0"/>
-                        <a:ext cx="91440" cy="914400"/>
-                      </a:xfrm>
-                      <a:prstGeom prst="triangle">
-                        <a:avLst/>
-                      </a:prstGeom>
-                      <a:solidFill>
-                        <a:schemeClr val="tx1">
-                          <a:lumMod val="65000"/>
-                          <a:lumOff val="35000"/>
-                        </a:schemeClr>
-                      </a:solidFill>
-                      <a:ln>
-                        <a:noFill/>
-                      </a:ln>
-                    </wps:spPr>
-                    <wps:style>
-                      <a:lnRef idx="2">
-                        <a:schemeClr val="accent1">
-                          <a:shade val="50000"/>
-                        </a:schemeClr>
-                      </a:lnRef>
-                      <a:fillRef idx="1">
-                        <a:schemeClr val="accent1"/>
-                      </a:fillRef>
-                      <a:effectRef idx="0">
-                        <a:schemeClr val="accent1"/>
-                      </a:effectRef>
-                      <a:fontRef idx="minor">
-                        <a:schemeClr val="lt1"/>
-                      </a:fontRef>
-                    </wps:style>
-                    <wps:bodyPr rot="0" spcFirstLastPara="0" vertOverflow="overflow" horzOverflow="overflow" vert="horz" wrap="square" lIns="91440" tIns="45720" rIns="91440" bIns="45720" numCol="1" spcCol="0" rtlCol="0" fromWordArt="0" anchor="ctr" anchorCtr="0" forceAA="0" compatLnSpc="1">
-                      <a:prstTxWarp prst="textNoShape">
-                        <a:avLst/>
-                      </a:prstTxWarp>
-                      <a:noAutofit/>
-                    </wps:bodyPr>
-                  </wps:wsp>
-                </a:graphicData>
-              </a:graphic>
-              <wp14:sizeRelH relativeFrom="margin">
-                <wp14:pctWidth>0</wp14:pctWidth>
-              </wp14:sizeRelH>
-              <wp14:sizeRelV relativeFrom="margin">
-                <wp14:pctHeight>0</wp14:pctHeight>
-              </wp14:sizeRelV>
-            </wp:anchor>
-          </w:drawing>
-        </mc:Choice>
-        <mc:Fallback>
-          <w:pict>
-            <v:shape w14:anchorId="3B3B388E" id="Isosceles Triangle 9" o:spid="_x0000_s1026" type="#_x0000_t5" style="position:absolute;margin-left:458pt;margin-top:37.85pt;width:7.2pt;height:1in;rotation:-90;flip:x;z-index:251671552;visibility:visible;mso-wrap-style:square;mso-width-percent:0;mso-height-percent:0;mso-wrap-distance-left:9pt;mso-wrap-distance-top:0;mso-wrap-distance-right:9pt;mso-wrap-distance-bottom:0;mso-position-horizontal:absolute;mso-position-horizontal-relative:text;mso-position-vertical:absolute;mso-position-vertical-relative:text;mso-width-percent:0;mso-height-percent:0;mso-width-relative:margin;mso-height-relative:margin;v-text-anchor:middle" o:gfxdata="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" fillcolor="#5a5a5a [2109]" stroked="f" strokeweight="1pt"/>
-          </w:pict>
-        </mc:Fallback>
-      </mc:AlternateContent>
-    </w:r>
   </w:p>
+</w:hdr>
+</file>
+
+<file path=word/header3.xml><?xml version="1.0" encoding="utf-8"?>
+<w:hdr xmlns:wpc="http://schemas.microsoft.com/office/word/2010/wordprocessingCanvas" xmlns:cx="http://schemas.microsoft.com/office/drawing/2014/chartex" xmlns:cx1="http://schemas.microsoft.com/office/drawing/2015/9/8/chartex" xmlns:mc="http://schemas.openxmlformats.org/markup-compatibility/2006" xmlns:o="urn:schemas-microsoft-com:office:office" xmlns:r="http://schemas.openxmlformats.org/officeDocument/2006/relationships" xmlns:m="http://schemas.openxmlformats.org/officeDocument/2006/math" xmlns:v="urn:schemas-microsoft-com:vml" xmlns:wp14="http://schemas.microsoft.com/office/word/2010/wordprocessingDrawing" xmlns:wp="http://schemas.openxmlformats.org/drawingml/2006/wordprocessingDrawing" xmlns:w10="urn:schemas-microsoft-com:office:word" xmlns:w="http://schemas.openxmlformats.org/wordprocessingml/2006/main" xmlns:w14="http://schemas.microsoft.com/office/word/2010/wordml" xmlns:w15="http://schemas.microsoft.com/office/word/2012/wordml" xmlns:w16se="http://schemas.microsoft.com/office/word/2015/wordml/symex" xmlns:wpg="http://schemas.microsoft.com/office/word/2010/wordprocessingGroup" xmlns:wpi="http://schemas.microsoft.com/office/word/2010/wordprocessingInk" xmlns:wne="http://schemas.microsoft.com/office/word/2006/wordml" xmlns:wps="http://schemas.microsoft.com/office/word/2010/wordprocessingShape" mc:Ignorable="w14 w15 w16se wp14">
   <w:p>
     <w:pPr>
       <w:pStyle w:val="Header"/>
     </w:pPr>
+    <w:r>
+      <w:rPr>
+        <w:noProof/>
+        <w:lang w:val="en-US"/>
+      </w:rPr>
+      <w:pict>
+        <v:shapetype id="_x0000_t75" coordsize="21600,21600" o:spt="75" o:preferrelative="t" path="m@4@5l@4@11@9@11@9@5xe" filled="f" stroked="f">
+          <v:stroke joinstyle="miter"/>
+          <v:formulas>
+            <v:f eqn="if lineDrawn pixelLineWidth 0"/>
+            <v:f eqn="sum @0 1 0"/>
+            <v:f eqn="sum 0 0 @1"/>
+            <v:f eqn="prod @2 1 2"/>
+            <v:f eqn="prod @3 21600 pixelWidth"/>
+            <v:f eqn="prod @3 21600 pixelHeight"/>
+            <v:f eqn="sum @0 0 1"/>
+            <v:f eqn="prod @6 1 2"/>
+            <v:f eqn="prod @7 21600 pixelWidth"/>
+            <v:f eqn="sum @8 21600 0"/>
+            <v:f eqn="prod @7 21600 pixelHeight"/>
+            <v:f eqn="sum @10 21600 0"/>
+          </v:formulas>
+          <v:path o:extrusionok="f" gradientshapeok="t" o:connecttype="rect"/>
+          <o:lock v:ext="edit" aspectratio="t"/>
+        </v:shapetype>
+        <v:shape id="WordPictureWatermark780592890" o:spid="_x0000_s2059" type="#_x0000_t75" style="position:absolute;margin-left:0;margin-top:0;width:404.95pt;height:404.95pt;z-index:-251629568;mso-position-horizontal:center;mso-position-horizontal-relative:margin;mso-position-vertical:center;mso-position-vertical-relative:margin" o:allowincell="f">
+          <v:imagedata r:id="rId1" o:title="2" gain="19661f" blacklevel="22938f"/>
+          <w10:wrap anchorx="margin" anchory="margin"/>
+        </v:shape>
+      </w:pict>
+    </w:r>
   </w:p>
 </w:hdr>
 </file>
 
 <file path=word/numbering.xml><?xml version="1.0" encoding="utf-8"?>
 <w:numbering xmlns:wpc="http://schemas.microsoft.com/office/word/2010/wordprocessingCanvas" xmlns:cx="http://schemas.microsoft.com/office/drawing/2014/chartex" xmlns:cx1="http://schemas.microsoft.com/office/drawing/2015/9/8/chartex" xmlns:mc="http://schemas.openxmlformats.org/markup-compatibility/2006" xmlns:o="urn:schemas-microsoft-com:office:office" xmlns:r="http://schemas.openxmlformats.org/officeDocument/2006/relationships" xmlns:m="http://schemas.openxmlformats.org/officeDocument/2006/math" xmlns:v="urn:schemas-microsoft-com:vml" xmlns:wp14="http://schemas.microsoft.com/office/word/2010/wordprocessingDrawing" xmlns:wp="http://schemas.openxmlformats.org/drawingml/2006/wordprocessingDrawing" xmlns:w10="urn:schemas-microsoft-com:office:word" xmlns:w="http://schemas.openxmlformats.org/wordprocessingml/2006/main" xmlns:w14="http://schemas.microsoft.com/office/word/2010/wordml" xmlns:w15="http://schemas.microsoft.com/office/word/2012/wordml" xmlns:w16se="http://schemas.microsoft.com/office/word/2015/wordml/symex" xmlns:wpg="http://schemas.microsoft.com/office/word/2010/wordprocessingGroup" xmlns:wpi="http://schemas.microsoft.com/office/word/2010/wordprocessingInk" xmlns:wne="http://schemas.microsoft.com/office/word/2006/wordml" xmlns:wps="http://schemas.microsoft.com/office/word/2010/wordprocessingShape" mc:Ignorable="w14 w15 w16se wp14">
+  <w:numPicBullet w:numPicBulletId="0">
+    <w:pict>
+      <v:shapetype id="_x0000_t75" coordsize="21600,21600" o:spt="75" o:preferrelative="t" path="m@4@5l@4@11@9@11@9@5xe" filled="f" stroked="f">
+        <v:stroke joinstyle="miter"/>
+        <v:formulas>
+          <v:f eqn="if lineDrawn pixelLineWidth 0"/>
+          <v:f eqn="sum @0 1 0"/>
+          <v:f eqn="sum 0 0 @1"/>
+          <v:f eqn="prod @2 1 2"/>
+          <v:f eqn="prod @3 21600 pixelWidth"/>
+          <v:f eqn="prod @3 21600 pixelHeight"/>
+          <v:f eqn="sum @0 0 1"/>
+          <v:f eqn="prod @6 1 2"/>
+          <v:f eqn="prod @7 21600 pixelWidth"/>
+          <v:f eqn="sum @8 21600 0"/>
+          <v:f eqn="prod @7 21600 pixelHeight"/>
+          <v:f eqn="sum @10 21600 0"/>
+        </v:formulas>
+        <v:path o:extrusionok="f" gradientshapeok="t" o:connecttype="rect"/>
+        <o:lock v:ext="edit" aspectratio="t"/>
+      </v:shapetype>
+      <v:shape id="_x0000_i1092" type="#_x0000_t75" style="width:15pt;height:15pt;visibility:visible" o:bullet="t">
+        <v:imagedata r:id="rId1" o:title="icons8_phone_20px"/>
+      </v:shape>
+    </w:pict>
+  </w:numPicBullet>
   <w:abstractNum w:abstractNumId="0" w15:restartNumberingAfterBreak="0">
     <w:nsid w:val="362617A0"/>
     <w:multiLevelType w:val="multilevel"/>
@@ -5735,8 +7771,30 @@
   <w:style w:type="paragraph" w:default="1" w:styleId="Normal">
     <w:name w:val="Normal"/>
     <w:qFormat/>
+    <w:rsid w:val="007361BA"/>
     <w:rPr>
       <w:lang w:val="fr-CM"/>
+    </w:rPr>
+  </w:style>
+  <w:style w:type="paragraph" w:styleId="Heading1">
+    <w:name w:val="heading 1"/>
+    <w:basedOn w:val="Normal"/>
+    <w:next w:val="Normal"/>
+    <w:link w:val="Heading1Char"/>
+    <w:uiPriority w:val="9"/>
+    <w:qFormat/>
+    <w:rsid w:val="00E221E1"/>
+    <w:pPr>
+      <w:keepNext/>
+      <w:keepLines/>
+      <w:spacing w:before="240" w:after="0"/>
+      <w:outlineLvl w:val="0"/>
+    </w:pPr>
+    <w:rPr>
+      <w:rFonts w:asciiTheme="majorHAnsi" w:eastAsiaTheme="majorEastAsia" w:hAnsiTheme="majorHAnsi" w:cstheme="majorBidi"/>
+      <w:color w:val="2E74B5" w:themeColor="accent1" w:themeShade="BF"/>
+      <w:sz w:val="32"/>
+      <w:szCs w:val="32"/>
     </w:rPr>
   </w:style>
   <w:style w:type="paragraph" w:styleId="Heading3">
@@ -5882,6 +7940,35 @@
     <w:rPr>
       <w:i/>
       <w:iCs/>
+    </w:rPr>
+  </w:style>
+  <w:style w:type="character" w:customStyle="1" w:styleId="Heading1Char">
+    <w:name w:val="Heading 1 Char"/>
+    <w:basedOn w:val="DefaultParagraphFont"/>
+    <w:link w:val="Heading1"/>
+    <w:uiPriority w:val="9"/>
+    <w:rsid w:val="00E221E1"/>
+    <w:rPr>
+      <w:rFonts w:asciiTheme="majorHAnsi" w:eastAsiaTheme="majorEastAsia" w:hAnsiTheme="majorHAnsi" w:cstheme="majorBidi"/>
+      <w:color w:val="2E74B5" w:themeColor="accent1" w:themeShade="BF"/>
+      <w:sz w:val="32"/>
+      <w:szCs w:val="32"/>
+      <w:lang w:val="fr-CM"/>
+    </w:rPr>
+  </w:style>
+  <w:style w:type="paragraph" w:styleId="TOCHeading">
+    <w:name w:val="TOC Heading"/>
+    <w:basedOn w:val="Heading1"/>
+    <w:next w:val="Normal"/>
+    <w:uiPriority w:val="39"/>
+    <w:unhideWhenUsed/>
+    <w:qFormat/>
+    <w:rsid w:val="00E221E1"/>
+    <w:pPr>
+      <w:outlineLvl w:val="9"/>
+    </w:pPr>
+    <w:rPr>
+      <w:lang w:val="en-US"/>
     </w:rPr>
   </w:style>
 </w:styles>
@@ -6153,7 +8240,7 @@
 </file>
 
 <file path=customXml/itemProps1.xml><?xml version="1.0" encoding="utf-8"?>
-<ds:datastoreItem xmlns:ds="http://schemas.openxmlformats.org/officeDocument/2006/customXml" ds:itemID="{81D62362-A315-42E9-AFD2-AB35A1C9146A}">
+<ds:datastoreItem xmlns:ds="http://schemas.openxmlformats.org/officeDocument/2006/customXml" ds:itemID="{E8874984-E4D7-43A0-AF5B-30B0B13BA3EC}">
   <ds:schemaRefs>
     <ds:schemaRef ds:uri="http://schemas.openxmlformats.org/officeDocument/2006/bibliography"/>
   </ds:schemaRefs>
